--- a/memoria/Plantilla_TFG_ETSISI_UPM__2_.docx
+++ b/memoria/Plantilla_TFG_ETSISI_UPM__2_.docx
@@ -90,7 +90,7 @@
           </mc:Choice>
           <mc:Fallback>
             <w:pict>
-              <v:shape w14:anchorId="2CDACA8C" id="Graphic 1" o:spid="_x0000_s1026" style="position:absolute;margin-left:0;margin-top:0;width:595.3pt;height:841.9pt;z-index:-15971840;visibility:visible;mso-wrap-style:square;mso-wrap-distance-left:0;mso-wrap-distance-top:0;mso-wrap-distance-right:0;mso-wrap-distance-bottom:0;mso-position-horizontal:absolute;mso-position-horizontal-relative:page;mso-position-vertical:absolute;mso-position-vertical-relative:page;v-text-anchor:top" coordsize="7560309,10692130" o:gfxdata="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" path="m7560005,l,,,10692003r7560005,l7560005,xe" fillcolor="#1f81bf" stroked="f">
+              <v:shape w14:anchorId="50BF407D" id="Graphic 1" o:spid="_x0000_s1026" style="position:absolute;margin-left:0;margin-top:0;width:595.3pt;height:841.9pt;z-index:-15971840;visibility:visible;mso-wrap-style:square;mso-wrap-distance-left:0;mso-wrap-distance-top:0;mso-wrap-distance-right:0;mso-wrap-distance-bottom:0;mso-position-horizontal:absolute;mso-position-horizontal-relative:page;mso-position-vertical:absolute;mso-position-vertical-relative:page;v-text-anchor:top" coordsize="7560309,10692130" o:gfxdata="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" path="m7560005,l,,,10692003r7560005,l7560005,xe" fillcolor="#1f81bf" stroked="f">
                 <v:path arrowok="t"/>
                 <w10:wrap anchorx="page" anchory="page"/>
               </v:shape>
@@ -198,7 +198,7 @@
           </mc:Choice>
           <mc:Fallback>
             <w:pict>
-              <v:group w14:anchorId="6072AAA2" id="Group 2" o:spid="_x0000_s1026" style="width:343.75pt;height:132.25pt;mso-position-horizontal-relative:char;mso-position-vertical-relative:line" coordsize="43656,16795" o:gfxdata="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">
+              <v:group w14:anchorId="2603D4BA" id="Group 2" o:spid="_x0000_s1026" style="width:343.75pt;height:132.25pt;mso-position-horizontal-relative:char;mso-position-vertical-relative:line" coordsize="43656,16795" o:gfxdata="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">
                 <v:shapetype id="_x0000_t75" coordsize="21600,21600" o:spt="75" o:preferrelative="t" path="m@4@5l@4@11@9@11@9@5xe" filled="f" stroked="f">
                   <v:stroke joinstyle="miter"/>
                   <v:formulas>
@@ -240,7 +240,6 @@
           <w:sz w:val="49"/>
         </w:rPr>
       </w:pPr>
-      <w:proofErr w:type="spellStart"/>
       <w:r>
         <w:rPr>
           <w:b/>
@@ -291,7 +290,6 @@
         </w:rPr>
         <w:t>ulo</w:t>
       </w:r>
-      <w:proofErr w:type="spellEnd"/>
       <w:r>
         <w:rPr>
           <w:b/>
@@ -645,7 +643,6 @@
         </w:rPr>
         <w:t>´</w:t>
       </w:r>
-      <w:proofErr w:type="spellStart"/>
       <w:r>
         <w:rPr>
           <w:smallCaps/>
@@ -654,7 +651,6 @@
         </w:rPr>
         <w:t>cnica</w:t>
       </w:r>
-      <w:proofErr w:type="spellEnd"/>
       <w:r>
         <w:rPr>
           <w:spacing w:val="-1"/>
@@ -725,7 +721,6 @@
         </w:rPr>
         <w:t>´</w:t>
       </w:r>
-      <w:proofErr w:type="spellStart"/>
       <w:r>
         <w:rPr>
           <w:smallCaps/>
@@ -734,7 +729,6 @@
         </w:rPr>
         <w:t>cnica</w:t>
       </w:r>
-      <w:proofErr w:type="spellEnd"/>
       <w:r>
         <w:rPr>
           <w:spacing w:val="-13"/>
@@ -776,7 +770,6 @@
         </w:rPr>
         <w:t xml:space="preserve"> </w:t>
       </w:r>
-      <w:proofErr w:type="spellStart"/>
       <w:r>
         <w:rPr>
           <w:spacing w:val="14"/>
@@ -800,7 +793,6 @@
         </w:rPr>
         <w:t>r</w:t>
       </w:r>
-      <w:proofErr w:type="spellEnd"/>
       <w:r>
         <w:rPr>
           <w:spacing w:val="-109"/>
@@ -809,7 +801,6 @@
         </w:rPr>
         <w:t>´</w:t>
       </w:r>
-      <w:proofErr w:type="spellStart"/>
       <w:r>
         <w:rPr>
           <w:smallCaps/>
@@ -826,7 +817,6 @@
         </w:rPr>
         <w:t>a</w:t>
       </w:r>
-      <w:proofErr w:type="spellEnd"/>
       <w:r>
         <w:rPr>
           <w:spacing w:val="-13"/>
@@ -997,7 +987,6 @@
           <w:sz w:val="28"/>
         </w:rPr>
       </w:pPr>
-      <w:proofErr w:type="spellStart"/>
       <w:r>
         <w:rPr>
           <w:b/>
@@ -1043,7 +1032,6 @@
         </w:rPr>
         <w:t>ulo</w:t>
       </w:r>
-      <w:proofErr w:type="spellEnd"/>
       <w:r>
         <w:rPr>
           <w:b/>
@@ -1080,37 +1068,12 @@
         </w:rPr>
         <w:t xml:space="preserve">proyecto </w:t>
       </w:r>
-      <w:proofErr w:type="spellStart"/>
       <w:r>
         <w:rPr>
           <w:w w:val="115"/>
           <w:sz w:val="28"/>
         </w:rPr>
-        <w:t>Proyecto</w:t>
-      </w:r>
-      <w:proofErr w:type="spellEnd"/>
-      <w:r>
-        <w:rPr>
-          <w:w w:val="115"/>
-          <w:sz w:val="28"/>
-        </w:rPr>
-        <w:t xml:space="preserve"> Fin de Grado </w:t>
-      </w:r>
-      <w:proofErr w:type="spellStart"/>
-      <w:r>
-        <w:rPr>
-          <w:w w:val="115"/>
-          <w:sz w:val="28"/>
-        </w:rPr>
-        <w:t>Grado</w:t>
-      </w:r>
-      <w:proofErr w:type="spellEnd"/>
-      <w:r>
-        <w:rPr>
-          <w:w w:val="115"/>
-          <w:sz w:val="28"/>
-        </w:rPr>
-        <w:t xml:space="preserve"> en </w:t>
+        <w:t xml:space="preserve">Proyecto Fin de Grado Grado en </w:t>
       </w:r>
       <w:r>
         <w:rPr>
@@ -1133,7 +1096,6 @@
         </w:rPr>
         <w:t xml:space="preserve">Curso </w:t>
       </w:r>
-      <w:proofErr w:type="spellStart"/>
       <w:r>
         <w:rPr>
           <w:spacing w:val="14"/>
@@ -1176,7 +1138,6 @@
         </w:rPr>
         <w:t>ico</w:t>
       </w:r>
-      <w:proofErr w:type="spellEnd"/>
       <w:r>
         <w:rPr>
           <w:spacing w:val="-1"/>
@@ -1353,7 +1314,6 @@
         </w:rPr>
         <w:t xml:space="preserve"> </w:t>
       </w:r>
-      <w:proofErr w:type="spellStart"/>
       <w:r>
         <w:rPr>
           <w:i/>
@@ -1363,7 +1323,6 @@
         </w:rPr>
         <w:t>aqui</w:t>
       </w:r>
-      <w:proofErr w:type="spellEnd"/>
     </w:p>
     <w:p>
       <w:pPr>
@@ -2525,7 +2484,6 @@
               </w:rPr>
               <w:t xml:space="preserve"> </w:t>
             </w:r>
-            <w:proofErr w:type="gramStart"/>
             <w:r>
               <w:rPr>
                 <w:w w:val="105"/>
@@ -2579,7 +2537,6 @@
               </w:rPr>
               <w:t>.</w:t>
             </w:r>
-            <w:proofErr w:type="gramEnd"/>
           </w:p>
           <w:p>
             <w:pPr>
@@ -2592,7 +2549,6 @@
               </w:rPr>
             </w:pPr>
             <w:hyperlink w:anchor="_bookmark2" w:history="1">
-              <w:proofErr w:type="spellStart"/>
               <w:r>
                 <w:rPr>
                   <w:w w:val="110"/>
@@ -2600,7 +2556,6 @@
                 </w:rPr>
                 <w:t>Abstract</w:t>
               </w:r>
-              <w:proofErr w:type="spellEnd"/>
             </w:hyperlink>
             <w:r>
               <w:rPr>
@@ -3060,7 +3015,6 @@
               </w:rPr>
               <w:t xml:space="preserve"> </w:t>
             </w:r>
-            <w:proofErr w:type="gramStart"/>
             <w:r>
               <w:rPr>
                 <w:w w:val="110"/>
@@ -3113,7 +3067,6 @@
               </w:rPr>
               <w:t>.</w:t>
             </w:r>
-            <w:proofErr w:type="gramEnd"/>
             <w:r>
               <w:rPr>
                 <w:spacing w:val="49"/>
@@ -3218,7 +3171,6 @@
                 </w:rPr>
                 <w:t xml:space="preserve"> </w:t>
               </w:r>
-              <w:proofErr w:type="spellStart"/>
               <w:r>
                 <w:rPr>
                   <w:b/>
@@ -3291,7 +3243,6 @@
                 </w:rPr>
                 <w:t>n</w:t>
               </w:r>
-              <w:proofErr w:type="spellEnd"/>
             </w:hyperlink>
           </w:p>
         </w:tc>
@@ -3775,7 +3726,6 @@
               </w:rPr>
               <w:t xml:space="preserve"> </w:t>
             </w:r>
-            <w:proofErr w:type="gramStart"/>
             <w:r>
               <w:rPr>
                 <w:w w:val="110"/>
@@ -3829,7 +3779,6 @@
               </w:rPr>
               <w:t>.</w:t>
             </w:r>
-            <w:proofErr w:type="gramEnd"/>
           </w:p>
         </w:tc>
         <w:tc>
@@ -4306,7 +4255,6 @@
               </w:rPr>
               <w:t xml:space="preserve"> </w:t>
             </w:r>
-            <w:proofErr w:type="gramStart"/>
             <w:r>
               <w:rPr>
                 <w:w w:val="110"/>
@@ -4360,7 +4308,6 @@
               </w:rPr>
               <w:t>.</w:t>
             </w:r>
-            <w:proofErr w:type="gramEnd"/>
           </w:p>
         </w:tc>
         <w:tc>
@@ -4733,7 +4680,6 @@
               </w:rPr>
               <w:t xml:space="preserve"> </w:t>
             </w:r>
-            <w:proofErr w:type="gramStart"/>
             <w:r>
               <w:rPr>
                 <w:w w:val="110"/>
@@ -4787,7 +4733,6 @@
               </w:rPr>
               <w:t>.</w:t>
             </w:r>
-            <w:proofErr w:type="gramEnd"/>
           </w:p>
         </w:tc>
         <w:tc>
@@ -5483,7 +5428,6 @@
               </w:rPr>
               <w:t xml:space="preserve"> </w:t>
             </w:r>
-            <w:proofErr w:type="gramStart"/>
             <w:r>
               <w:rPr>
                 <w:w w:val="105"/>
@@ -5537,7 +5481,6 @@
               </w:rPr>
               <w:t>.</w:t>
             </w:r>
-            <w:proofErr w:type="gramEnd"/>
           </w:p>
         </w:tc>
         <w:tc>
@@ -5939,7 +5882,6 @@
               </w:rPr>
               <w:t xml:space="preserve"> </w:t>
             </w:r>
-            <w:proofErr w:type="gramStart"/>
             <w:r>
               <w:rPr>
                 <w:w w:val="110"/>
@@ -5992,7 +5934,6 @@
               </w:rPr>
               <w:t>.</w:t>
             </w:r>
-            <w:proofErr w:type="gramEnd"/>
             <w:r>
               <w:rPr>
                 <w:spacing w:val="45"/>
@@ -7006,7 +6947,6 @@
               </w:rPr>
               <w:t xml:space="preserve"> </w:t>
             </w:r>
-            <w:proofErr w:type="gramStart"/>
             <w:r>
               <w:rPr>
                 <w:w w:val="105"/>
@@ -7059,7 +6999,6 @@
               </w:rPr>
               <w:t>.</w:t>
             </w:r>
-            <w:proofErr w:type="gramEnd"/>
             <w:r>
               <w:rPr>
                 <w:spacing w:val="53"/>
@@ -7511,7 +7450,6 @@
                 </w:rPr>
                 <w:t xml:space="preserve"> </w:t>
               </w:r>
-              <w:proofErr w:type="spellStart"/>
               <w:r>
                 <w:rPr>
                   <w:w w:val="110"/>
@@ -7519,7 +7457,6 @@
                 </w:rPr>
                 <w:t>Lineas</w:t>
               </w:r>
-              <w:proofErr w:type="spellEnd"/>
               <w:r>
                 <w:rPr>
                   <w:spacing w:val="15"/>
@@ -7904,7 +7841,6 @@
               </w:rPr>
               <w:t xml:space="preserve"> </w:t>
             </w:r>
-            <w:proofErr w:type="gramStart"/>
             <w:r>
               <w:rPr>
                 <w:w w:val="110"/>
@@ -7957,7 +7893,6 @@
               </w:rPr>
               <w:t>.</w:t>
             </w:r>
-            <w:proofErr w:type="gramEnd"/>
             <w:r>
               <w:rPr>
                 <w:spacing w:val="47"/>
@@ -8018,7 +7953,6 @@
               </w:rPr>
             </w:pPr>
             <w:hyperlink w:anchor="_bookmark17" w:history="1">
-              <w:proofErr w:type="spellStart"/>
               <w:r>
                 <w:rPr>
                   <w:b/>
@@ -8028,7 +7962,6 @@
                 </w:rPr>
                 <w:t>Bibliograf´ıa</w:t>
               </w:r>
-              <w:proofErr w:type="spellEnd"/>
             </w:hyperlink>
           </w:p>
         </w:tc>
@@ -8213,7 +8146,6 @@
       <w:bookmarkStart w:id="7" w:name="_bookmark3"/>
       <w:bookmarkEnd w:id="6"/>
       <w:bookmarkEnd w:id="7"/>
-      <w:proofErr w:type="spellStart"/>
       <w:r>
         <w:rPr>
           <w:spacing w:val="16"/>
@@ -8270,24 +8202,6 @@
         </w:rPr>
         <w:t>n</w:t>
       </w:r>
-      <w:proofErr w:type="spellEnd"/>
-    </w:p>
-    <w:p>
-      <w:pPr>
-        <w:pStyle w:val="Textoindependiente"/>
-        <w:spacing w:before="214"/>
-        <w:rPr>
-          <w:b/>
-          <w:sz w:val="49"/>
-        </w:rPr>
-      </w:pPr>
-    </w:p>
-    <w:p>
-      <w:pPr>
-        <w:rPr>
-          <w:sz w:val="20"/>
-        </w:rPr>
-      </w:pPr>
       <w:bookmarkStart w:id="8" w:name="Contexto"/>
       <w:bookmarkStart w:id="9" w:name="_bookmark4"/>
       <w:bookmarkEnd w:id="8"/>
@@ -8350,14 +8264,12 @@
         <w:jc w:val="both"/>
         <w:rPr>
           <w:bCs/>
-          <w:sz w:val="24"/>
           <w:szCs w:val="24"/>
         </w:rPr>
       </w:pPr>
       <w:r>
         <w:rPr>
           <w:bCs/>
-          <w:sz w:val="24"/>
           <w:szCs w:val="24"/>
         </w:rPr>
         <w:t>En la última década, el sector de la educación superior ha experimentado un crecimiento exponencial en la generación de datos. Las universidades, y específicamente las escuelas de ingeniería como la ETSISI, gestionan diariamente miles de registros académicos que abarcan desde matriculaciones y actas de evaluación hasta expedientes de movilidad y planes de estudio. Sin embargo, la mera acumulación de estos datos no garantiza una mejora en la calidad educativa si no se dispone de las herramientas adecuadas para interpretarlos.</w:t>
@@ -8372,7 +8284,6 @@
         <w:jc w:val="both"/>
         <w:rPr>
           <w:bCs/>
-          <w:sz w:val="24"/>
           <w:szCs w:val="24"/>
         </w:rPr>
       </w:pPr>
@@ -8386,14 +8297,12 @@
         <w:jc w:val="both"/>
         <w:rPr>
           <w:bCs/>
-          <w:sz w:val="24"/>
           <w:szCs w:val="24"/>
         </w:rPr>
       </w:pPr>
       <w:r>
         <w:rPr>
           <w:bCs/>
-          <w:sz w:val="24"/>
           <w:szCs w:val="24"/>
         </w:rPr>
         <w:t>Tradicionalmente, el análisis del rendimiento académico se ha realizado mediante informes estáticos o hojas de cálculo desconectadas, generadas manualmente al final de cada curso. Este enfoque presenta limitaciones significativas: la falta de inmediatez, la dificultad para cruzar variables (por ejemplo, relacionar el plan de estudios con la tasa de éxito) y la imposibilidad de detectar patrones complejos, como los "cuellos de botella" en asignaturas críticas o la eficiencia real de las matrículas.</w:t>
@@ -8408,7 +8317,6 @@
         <w:jc w:val="both"/>
         <w:rPr>
           <w:bCs/>
-          <w:sz w:val="24"/>
           <w:szCs w:val="24"/>
         </w:rPr>
       </w:pPr>
@@ -8422,14 +8330,12 @@
         <w:jc w:val="both"/>
         <w:rPr>
           <w:bCs/>
-          <w:sz w:val="24"/>
           <w:szCs w:val="24"/>
         </w:rPr>
       </w:pPr>
       <w:r>
         <w:rPr>
           <w:bCs/>
-          <w:sz w:val="24"/>
           <w:szCs w:val="24"/>
         </w:rPr>
         <w:t>En el ámbito de la ETSISI, la toma de decisiones estratégicas —como la modificación de guías docentes, la asignación de recursos o la detección de alumnos en riesgo— requiere pasar de un modelo reactivo a uno proactivo basado en datos (</w:t>
@@ -8439,71 +8345,13 @@
           <w:bCs/>
           <w:i/>
           <w:iCs/>
-          <w:sz w:val="24"/>
           <w:szCs w:val="24"/>
         </w:rPr>
-        <w:t>Data-</w:t>
-      </w:r>
-      <w:proofErr w:type="spellStart"/>
+        <w:t>Data-Driven Decision Making</w:t>
+      </w:r>
       <w:r>
         <w:rPr>
           <w:bCs/>
-          <w:i/>
-          <w:iCs/>
-          <w:sz w:val="24"/>
-          <w:szCs w:val="24"/>
-        </w:rPr>
-        <w:t>Driven</w:t>
-      </w:r>
-      <w:proofErr w:type="spellEnd"/>
-      <w:r>
-        <w:rPr>
-          <w:bCs/>
-          <w:i/>
-          <w:iCs/>
-          <w:sz w:val="24"/>
-          <w:szCs w:val="24"/>
-        </w:rPr>
-        <w:t xml:space="preserve"> </w:t>
-      </w:r>
-      <w:proofErr w:type="spellStart"/>
-      <w:r>
-        <w:rPr>
-          <w:bCs/>
-          <w:i/>
-          <w:iCs/>
-          <w:sz w:val="24"/>
-          <w:szCs w:val="24"/>
-        </w:rPr>
-        <w:t>Decision</w:t>
-      </w:r>
-      <w:proofErr w:type="spellEnd"/>
-      <w:r>
-        <w:rPr>
-          <w:bCs/>
-          <w:i/>
-          <w:iCs/>
-          <w:sz w:val="24"/>
-          <w:szCs w:val="24"/>
-        </w:rPr>
-        <w:t xml:space="preserve"> </w:t>
-      </w:r>
-      <w:proofErr w:type="spellStart"/>
-      <w:r>
-        <w:rPr>
-          <w:bCs/>
-          <w:i/>
-          <w:iCs/>
-          <w:sz w:val="24"/>
-          <w:szCs w:val="24"/>
-        </w:rPr>
-        <w:t>Making</w:t>
-      </w:r>
-      <w:proofErr w:type="spellEnd"/>
-      <w:r>
-        <w:rPr>
-          <w:bCs/>
-          <w:sz w:val="24"/>
           <w:szCs w:val="24"/>
         </w:rPr>
         <w:t>).</w:t>
@@ -8518,7 +8366,6 @@
         <w:jc w:val="both"/>
         <w:rPr>
           <w:bCs/>
-          <w:sz w:val="24"/>
           <w:szCs w:val="24"/>
         </w:rPr>
       </w:pPr>
@@ -8532,14 +8379,12 @@
         <w:jc w:val="both"/>
         <w:rPr>
           <w:bCs/>
-          <w:sz w:val="24"/>
           <w:szCs w:val="24"/>
         </w:rPr>
       </w:pPr>
       <w:r>
         <w:rPr>
           <w:bCs/>
-          <w:sz w:val="24"/>
           <w:szCs w:val="24"/>
         </w:rPr>
         <w:t xml:space="preserve">El problema actual no es la falta de información, sino su fragmentación. Los datos suelen residir en sistemas transaccionales o ficheros planos (CSV, Excel) que no están optimizados para la consulta analítica. Consultar indicadores indirectos, como </w:t>
@@ -8549,7 +8394,6 @@
           <w:bCs/>
           <w:i/>
           <w:iCs/>
-          <w:sz w:val="24"/>
           <w:szCs w:val="24"/>
         </w:rPr>
         <w:t>qué asignaturas de primer curso condicionan el abandono en tercero</w:t>
@@ -8557,7 +8401,6 @@
       <w:r>
         <w:rPr>
           <w:bCs/>
-          <w:sz w:val="24"/>
           <w:szCs w:val="24"/>
         </w:rPr>
         <w:t>, requiere un esfuerzo de procesamiento manual que no es viable en el día a día de la gestión académica.</w:t>
@@ -8572,7 +8415,6 @@
         <w:jc w:val="both"/>
         <w:rPr>
           <w:bCs/>
-          <w:sz w:val="24"/>
           <w:szCs w:val="24"/>
         </w:rPr>
       </w:pPr>
@@ -8586,45 +8428,15 @@
         <w:jc w:val="both"/>
         <w:rPr>
           <w:bCs/>
-          <w:sz w:val="24"/>
           <w:szCs w:val="24"/>
         </w:rPr>
       </w:pPr>
       <w:r>
         <w:rPr>
           <w:bCs/>
-          <w:sz w:val="24"/>
           <w:szCs w:val="24"/>
         </w:rPr>
-        <w:t>Este Trabajo de Fin de Grado nace para cubrir esta brecha tecnológica mediante el diseño e implementación de una solución integral de Inteligencia de Negocio (</w:t>
-      </w:r>
-      <w:proofErr w:type="gramStart"/>
-      <w:r>
-        <w:rPr>
-          <w:bCs/>
-          <w:sz w:val="24"/>
-          <w:szCs w:val="24"/>
-        </w:rPr>
-        <w:t xml:space="preserve">Business </w:t>
-      </w:r>
-      <w:proofErr w:type="spellStart"/>
-      <w:r>
-        <w:rPr>
-          <w:bCs/>
-          <w:sz w:val="24"/>
-          <w:szCs w:val="24"/>
-        </w:rPr>
-        <w:t>Intelligence</w:t>
-      </w:r>
-      <w:proofErr w:type="spellEnd"/>
-      <w:proofErr w:type="gramEnd"/>
-      <w:r>
-        <w:rPr>
-          <w:bCs/>
-          <w:sz w:val="24"/>
-          <w:szCs w:val="24"/>
-        </w:rPr>
-        <w:t>).</w:t>
+        <w:t>Este Trabajo de Fin de Grado nace para cubrir esta brecha tecnológica mediante el diseño e implementación de una solución integral de Inteligencia de Negocio (Business Intelligence).</w:t>
       </w:r>
     </w:p>
     <w:p>
@@ -8636,31 +8448,27 @@
         <w:jc w:val="both"/>
         <w:rPr>
           <w:bCs/>
-          <w:sz w:val="24"/>
           <w:szCs w:val="24"/>
         </w:rPr>
       </w:pPr>
     </w:p>
     <w:p>
       <w:pPr>
-        <w:tabs>
-          <w:tab w:val="left" w:pos="1620"/>
-        </w:tabs>
-        <w:spacing w:before="1"/>
-        <w:jc w:val="both"/>
+        <w:pStyle w:val="Prrafodelista"/>
         <w:rPr>
           <w:bCs/>
-          <w:sz w:val="24"/>
           <w:szCs w:val="24"/>
         </w:rPr>
       </w:pPr>
       <w:r>
+        <w:t>El proyecto se contextualiza</w:t>
+      </w:r>
+      <w:r>
         <w:rPr>
           <w:bCs/>
-          <w:sz w:val="24"/>
           <w:szCs w:val="24"/>
         </w:rPr>
-        <w:t>El proyecto se contextualiza en el desarrollo de una arquitectura de datos moderna que abarca todo el ciclo de vida del dato:</w:t>
+        <w:t xml:space="preserve"> en el desarrollo de una arquitectura de datos moderna que abarca todo el ciclo de vida del dato:</w:t>
       </w:r>
     </w:p>
     <w:p>
@@ -8676,35 +8484,28 @@
         <w:jc w:val="both"/>
         <w:rPr>
           <w:bCs/>
-          <w:sz w:val="24"/>
           <w:szCs w:val="24"/>
         </w:rPr>
       </w:pPr>
       <w:r>
         <w:rPr>
           <w:bCs/>
-          <w:sz w:val="24"/>
           <w:szCs w:val="24"/>
         </w:rPr>
-        <w:lastRenderedPageBreak/>
         <w:t xml:space="preserve">Ingesta y Normalización (ETL): Uso de herramienta </w:t>
       </w:r>
-      <w:proofErr w:type="spellStart"/>
       <w:r>
         <w:rPr>
           <w:bCs/>
           <w:i/>
           <w:iCs/>
-          <w:sz w:val="24"/>
           <w:szCs w:val="24"/>
         </w:rPr>
         <w:t>Talend</w:t>
       </w:r>
-      <w:proofErr w:type="spellEnd"/>
       <w:r>
         <w:rPr>
           <w:bCs/>
-          <w:sz w:val="24"/>
           <w:szCs w:val="24"/>
         </w:rPr>
         <w:t xml:space="preserve"> para limpiar inconsistencias históricas y unificar formatos.</w:t>
@@ -8723,14 +8524,12 @@
         <w:jc w:val="both"/>
         <w:rPr>
           <w:bCs/>
-          <w:sz w:val="24"/>
           <w:szCs w:val="24"/>
         </w:rPr>
       </w:pPr>
       <w:r>
         <w:rPr>
           <w:bCs/>
-          <w:sz w:val="24"/>
           <w:szCs w:val="24"/>
         </w:rPr>
         <w:t>Almacenamiento Estructurado: Creación de un repositorio centralizado (</w:t>
@@ -8740,27 +8539,23 @@
           <w:bCs/>
           <w:i/>
           <w:iCs/>
-          <w:sz w:val="24"/>
           <w:szCs w:val="24"/>
         </w:rPr>
         <w:t xml:space="preserve">Data </w:t>
       </w:r>
-      <w:proofErr w:type="gramStart"/>
       <w:r>
         <w:rPr>
           <w:bCs/>
           <w:i/>
           <w:iCs/>
-          <w:sz w:val="24"/>
           <w:szCs w:val="24"/>
         </w:rPr>
+        <w:lastRenderedPageBreak/>
         <w:t>Mart</w:t>
       </w:r>
-      <w:proofErr w:type="gramEnd"/>
       <w:r>
         <w:rPr>
           <w:bCs/>
-          <w:sz w:val="24"/>
           <w:szCs w:val="24"/>
         </w:rPr>
         <w:t xml:space="preserve"> en MySQL) que garantice la integridad de la información.</w:t>
@@ -8779,42 +8574,21 @@
         <w:jc w:val="both"/>
         <w:rPr>
           <w:bCs/>
-          <w:sz w:val="24"/>
           <w:szCs w:val="24"/>
         </w:rPr>
       </w:pPr>
       <w:r>
         <w:rPr>
           <w:bCs/>
-          <w:sz w:val="24"/>
           <w:szCs w:val="24"/>
         </w:rPr>
-        <w:t xml:space="preserve">Visualización Interactiva: Implementación de un </w:t>
-      </w:r>
-      <w:proofErr w:type="spellStart"/>
-      <w:r>
-        <w:rPr>
-          <w:bCs/>
-          <w:sz w:val="24"/>
-          <w:szCs w:val="24"/>
-        </w:rPr>
-        <w:t>Dashboard</w:t>
-      </w:r>
-      <w:proofErr w:type="spellEnd"/>
-      <w:r>
-        <w:rPr>
-          <w:bCs/>
-          <w:sz w:val="24"/>
-          <w:szCs w:val="24"/>
-        </w:rPr>
-        <w:t xml:space="preserve"> en </w:t>
+        <w:t xml:space="preserve">Visualización Interactiva: Implementación de un Dashboard en </w:t>
       </w:r>
       <w:r>
         <w:rPr>
           <w:bCs/>
           <w:i/>
           <w:iCs/>
-          <w:sz w:val="24"/>
           <w:szCs w:val="24"/>
         </w:rPr>
         <w:t>Power BI</w:t>
@@ -8822,7 +8596,6 @@
       <w:r>
         <w:rPr>
           <w:bCs/>
-          <w:sz w:val="24"/>
           <w:szCs w:val="24"/>
         </w:rPr>
         <w:t xml:space="preserve"> que democratice el acceso a la información.</w:t>
@@ -8838,7 +8611,6 @@
         <w:jc w:val="both"/>
         <w:rPr>
           <w:bCs/>
-          <w:sz w:val="24"/>
           <w:szCs w:val="24"/>
         </w:rPr>
       </w:pPr>
@@ -8852,48 +8624,16 @@
         <w:jc w:val="both"/>
         <w:rPr>
           <w:bCs/>
-          <w:sz w:val="24"/>
           <w:szCs w:val="24"/>
         </w:rPr>
       </w:pPr>
       <w:r>
         <w:rPr>
           <w:bCs/>
-          <w:sz w:val="24"/>
           <w:szCs w:val="24"/>
         </w:rPr>
-        <w:t>Esta herramienta permitirá a los coordinadores y responsables de la Escuela visualizar no solo los indicadores clave (</w:t>
-      </w:r>
-      <w:proofErr w:type="spellStart"/>
-      <w:r>
-        <w:rPr>
-          <w:bCs/>
-          <w:sz w:val="24"/>
-          <w:szCs w:val="24"/>
-        </w:rPr>
-        <w:t>KPIs</w:t>
-      </w:r>
-      <w:proofErr w:type="spellEnd"/>
-      <w:r>
-        <w:rPr>
-          <w:bCs/>
-          <w:sz w:val="24"/>
-          <w:szCs w:val="24"/>
-        </w:rPr>
-        <w:t>) tradicionales, como las tasas de rendimiento y éxito, sino también profundizar en métricas indirectas que expliquen el comportamiento académico de las titulaciones a lo largo del tiempo.</w:t>
-      </w:r>
-    </w:p>
-    <w:p>
-      <w:pPr>
-        <w:tabs>
-          <w:tab w:val="left" w:pos="1620"/>
-        </w:tabs>
-        <w:spacing w:before="1"/>
-        <w:rPr>
-          <w:bCs/>
-          <w:sz w:val="28"/>
-        </w:rPr>
-      </w:pPr>
+        <w:t>Esta herramienta permitirá a los coordinadores y responsables de la Escuela visualizar no solo los indicadores clave (KPIs) tradicionales, como las tasas de rendimiento y éxito, sino también profundizar en métricas indirectas que expliquen el comportamiento académico de las titulaciones a lo largo del tiempo.</w:t>
+      </w:r>
     </w:p>
     <w:p>
       <w:pPr>
@@ -8948,6 +8688,240 @@
     </w:p>
     <w:p>
       <w:pPr>
+        <w:tabs>
+          <w:tab w:val="left" w:pos="1620"/>
+        </w:tabs>
+        <w:rPr>
+          <w:b/>
+          <w:sz w:val="28"/>
+        </w:rPr>
+      </w:pPr>
+    </w:p>
+    <w:p>
+      <w:pPr>
+        <w:tabs>
+          <w:tab w:val="left" w:pos="1620"/>
+        </w:tabs>
+        <w:rPr>
+          <w:bCs/>
+          <w:szCs w:val="24"/>
+        </w:rPr>
+      </w:pPr>
+      <w:r>
+        <w:rPr>
+          <w:bCs/>
+          <w:szCs w:val="24"/>
+        </w:rPr>
+        <w:t>El objetivo principal de este proyecto es el diseño, desarrollo e implementación de una solución de Inteligencia de Negocio (Business Intelligence) para la ETSISI. Esta herramienta, materializada en un Cuadro de Mando (Dashboard) interactivo, debe centralizar, procesar y visualizar los datos académicos históricos y actuales, permitiendo a los responsables del centro monitorizar tanto los indicadores clave de rendimiento (KPIs) directos como los indicadores indirectos de las titulaciones.</w:t>
+      </w:r>
+    </w:p>
+    <w:p>
+      <w:pPr>
+        <w:tabs>
+          <w:tab w:val="left" w:pos="1620"/>
+        </w:tabs>
+        <w:rPr>
+          <w:bCs/>
+          <w:szCs w:val="24"/>
+        </w:rPr>
+      </w:pPr>
+    </w:p>
+    <w:p>
+      <w:pPr>
+        <w:tabs>
+          <w:tab w:val="left" w:pos="1620"/>
+        </w:tabs>
+        <w:rPr>
+          <w:bCs/>
+          <w:szCs w:val="24"/>
+        </w:rPr>
+      </w:pPr>
+      <w:r>
+        <w:rPr>
+          <w:bCs/>
+          <w:szCs w:val="24"/>
+        </w:rPr>
+        <w:t>Para alcanzar el objetivo general, se han definido los siguientes hitos técnicos:</w:t>
+      </w:r>
+    </w:p>
+    <w:p>
+      <w:pPr>
+        <w:numPr>
+          <w:ilvl w:val="0"/>
+          <w:numId w:val="7"/>
+        </w:numPr>
+        <w:tabs>
+          <w:tab w:val="left" w:pos="1620"/>
+        </w:tabs>
+        <w:rPr>
+          <w:bCs/>
+          <w:szCs w:val="24"/>
+        </w:rPr>
+      </w:pPr>
+      <w:r>
+        <w:rPr>
+          <w:bCs/>
+          <w:szCs w:val="24"/>
+        </w:rPr>
+        <w:t>Análisis y caracterización de las fuentes de datos: Estudiar la estructura y calidad de los ficheros de origen (actas, matriculaciones, planes de estudio) para identificar inconsistencias, duplicidades y necesidades de limpieza.</w:t>
+      </w:r>
+    </w:p>
+    <w:p>
+      <w:pPr>
+        <w:numPr>
+          <w:ilvl w:val="0"/>
+          <w:numId w:val="7"/>
+        </w:numPr>
+        <w:tabs>
+          <w:tab w:val="left" w:pos="1620"/>
+        </w:tabs>
+        <w:rPr>
+          <w:bCs/>
+          <w:szCs w:val="24"/>
+        </w:rPr>
+      </w:pPr>
+      <w:r>
+        <w:rPr>
+          <w:bCs/>
+          <w:szCs w:val="24"/>
+        </w:rPr>
+        <w:t>Implementación de procesos ETL (Extract, Transform, Load): Desarrollar flujos de trabajo automatizados utilizando Talend Open Studio para la extracción de datos, la gestión de nulos, la normalización de cadenas de texto (eliminación de tildes y caracteres especiales) y la integración de diferentes orígenes.</w:t>
+      </w:r>
+    </w:p>
+    <w:p>
+      <w:pPr>
+        <w:numPr>
+          <w:ilvl w:val="0"/>
+          <w:numId w:val="7"/>
+        </w:numPr>
+        <w:tabs>
+          <w:tab w:val="left" w:pos="1620"/>
+        </w:tabs>
+        <w:rPr>
+          <w:bCs/>
+          <w:szCs w:val="24"/>
+        </w:rPr>
+      </w:pPr>
+      <w:r>
+        <w:rPr>
+          <w:bCs/>
+          <w:szCs w:val="24"/>
+        </w:rPr>
+        <w:t>Diseño del Almacén de Datos (Data Mart): Modelar y construir una base de datos relacional en MySQL optimizada para consultas analíticas (modelo en estrella o copo de nieve), garantizando la integridad referencial y la eficiencia en la lectura de datos históricos.</w:t>
+      </w:r>
+    </w:p>
+    <w:p>
+      <w:pPr>
+        <w:numPr>
+          <w:ilvl w:val="0"/>
+          <w:numId w:val="7"/>
+        </w:numPr>
+        <w:tabs>
+          <w:tab w:val="left" w:pos="1620"/>
+        </w:tabs>
+        <w:rPr>
+          <w:bCs/>
+          <w:szCs w:val="24"/>
+        </w:rPr>
+      </w:pPr>
+      <w:r>
+        <w:rPr>
+          <w:bCs/>
+          <w:szCs w:val="24"/>
+        </w:rPr>
+        <w:t>Desarrollo del sistema de visualización: Construir un Dashboard interactivo en Microsoft Power BI que integre:</w:t>
+      </w:r>
+    </w:p>
+    <w:p>
+      <w:pPr>
+        <w:numPr>
+          <w:ilvl w:val="1"/>
+          <w:numId w:val="7"/>
+        </w:numPr>
+        <w:tabs>
+          <w:tab w:val="left" w:pos="1620"/>
+        </w:tabs>
+        <w:rPr>
+          <w:bCs/>
+          <w:szCs w:val="24"/>
+        </w:rPr>
+      </w:pPr>
+      <w:r>
+        <w:rPr>
+          <w:bCs/>
+          <w:szCs w:val="24"/>
+        </w:rPr>
+        <w:t>KPIs Directos: Tasas de rendimiento, éxito y evaluación por curso académico.</w:t>
+      </w:r>
+    </w:p>
+    <w:p>
+      <w:pPr>
+        <w:numPr>
+          <w:ilvl w:val="1"/>
+          <w:numId w:val="7"/>
+        </w:numPr>
+        <w:tabs>
+          <w:tab w:val="left" w:pos="1620"/>
+        </w:tabs>
+        <w:rPr>
+          <w:bCs/>
+          <w:szCs w:val="24"/>
+        </w:rPr>
+      </w:pPr>
+      <w:r>
+        <w:rPr>
+          <w:bCs/>
+          <w:szCs w:val="24"/>
+        </w:rPr>
+        <w:t>Indicadores Indirectos: Detección de asignaturas con alta tasa de fracaso ("asignaturas hueso"), evolución de cohortes y comparativas entre planes de estudio.</w:t>
+      </w:r>
+    </w:p>
+    <w:p>
+      <w:pPr>
+        <w:numPr>
+          <w:ilvl w:val="0"/>
+          <w:numId w:val="7"/>
+        </w:numPr>
+        <w:tabs>
+          <w:tab w:val="left" w:pos="1620"/>
+        </w:tabs>
+        <w:rPr>
+          <w:bCs/>
+          <w:szCs w:val="24"/>
+        </w:rPr>
+      </w:pPr>
+      <w:r>
+        <w:rPr>
+          <w:bCs/>
+          <w:szCs w:val="24"/>
+        </w:rPr>
+        <w:t>Validación y despliegue: Verificar la consistencia de los datos mostrados frente a los registros originales y asegurar la usabilidad de la herramienta para perfiles no técnicos mediante una interfaz intuitiva y navegación jerárquica.</w:t>
+      </w:r>
+    </w:p>
+    <w:p>
+      <w:pPr>
+        <w:tabs>
+          <w:tab w:val="left" w:pos="1620"/>
+        </w:tabs>
+        <w:rPr>
+          <w:b/>
+          <w:sz w:val="28"/>
+        </w:rPr>
+      </w:pPr>
+    </w:p>
+    <w:p>
+      <w:pPr>
+        <w:tabs>
+          <w:tab w:val="left" w:pos="1620"/>
+        </w:tabs>
+        <w:rPr>
+          <w:b/>
+          <w:sz w:val="28"/>
+        </w:rPr>
+      </w:pPr>
+    </w:p>
+    <w:p>
+      <w:pPr>
         <w:pStyle w:val="Prrafodelista"/>
         <w:numPr>
           <w:ilvl w:val="1"/>
@@ -8974,11 +8948,96 @@
     </w:p>
     <w:p>
       <w:pPr>
-        <w:pStyle w:val="Prrafodelista"/>
         <w:tabs>
           <w:tab w:val="left" w:pos="1620"/>
         </w:tabs>
-        <w:ind w:firstLine="0"/>
+        <w:rPr>
+          <w:b/>
+          <w:sz w:val="28"/>
+        </w:rPr>
+      </w:pPr>
+    </w:p>
+    <w:p>
+      <w:pPr>
+        <w:tabs>
+          <w:tab w:val="left" w:pos="1620"/>
+        </w:tabs>
+        <w:rPr>
+          <w:bCs/>
+          <w:szCs w:val="24"/>
+        </w:rPr>
+      </w:pPr>
+      <w:r>
+        <w:rPr>
+          <w:bCs/>
+          <w:szCs w:val="24"/>
+        </w:rPr>
+        <w:t>La motivación principal de este proyecto surge de la necesidad de transformar la gestión de la información académica en la Escuela Técnica Superior de Ingeniería de Sistemas Informáticos (ETSISI). En un entorno donde el volumen de datos crece curso tras curso, los métodos tradicionales de análisis —basados en hojas de cálculo aisladas y procesos manuales— se han vuelto ineficientes y propensos a errores humanos.</w:t>
+      </w:r>
+    </w:p>
+    <w:p>
+      <w:pPr>
+        <w:tabs>
+          <w:tab w:val="left" w:pos="1620"/>
+        </w:tabs>
+        <w:rPr>
+          <w:bCs/>
+          <w:szCs w:val="24"/>
+        </w:rPr>
+      </w:pPr>
+    </w:p>
+    <w:p>
+      <w:pPr>
+        <w:tabs>
+          <w:tab w:val="left" w:pos="1620"/>
+        </w:tabs>
+        <w:rPr>
+          <w:bCs/>
+          <w:szCs w:val="24"/>
+        </w:rPr>
+      </w:pPr>
+      <w:r>
+        <w:rPr>
+          <w:bCs/>
+          <w:szCs w:val="24"/>
+        </w:rPr>
+        <w:t>Este Trabajo de Fin de Grado se fundamenta en tres pilares motivacionales:</w:t>
+      </w:r>
+    </w:p>
+    <w:p>
+      <w:pPr>
+        <w:tabs>
+          <w:tab w:val="left" w:pos="1620"/>
+        </w:tabs>
+        <w:rPr>
+          <w:bCs/>
+          <w:szCs w:val="24"/>
+        </w:rPr>
+      </w:pPr>
+    </w:p>
+    <w:p>
+      <w:r>
+        <w:t>La necesidad de automatización: Actualmente, la obtención de indicadores requiere un esfuerzo considerable de recopilación y limpieza manual. Existe una clara oportunidad de aplicar técnicas de ingeniería (ETL) para automatizar este flujo, liberando tiempo valioso para el análisis y la toma de decisiones.</w:t>
+      </w:r>
+    </w:p>
+    <w:p>
+      <w:r>
+        <w:t>Valorización de los datos ocultos: Más allá de las notas finales, los sistemas de gestión almacenan información valiosa que a menudo se ignora. La motivación técnica reside en descubrir y visualizar indicadores indirectos, como la correlación entre asignaturas llave y el abandono, o la detección de patrones de rendimiento en asignaturas específicas, que no son visibles en los informes estándar.</w:t>
+      </w:r>
+    </w:p>
+    <w:p>
+      <w:r>
+        <w:t xml:space="preserve">Aplicación de Business Intelligence en un entorno real: Este proyecto permite aplicar conocimientos avanzados de Ingeniería de Datos (Talend), Bases de Datos (MySQL) y Visualización (Power BI) para crear un producto tangible que aporte valor real a la institución, mejorando la transparencia y la calidad </w:t>
+      </w:r>
+      <w:r>
+        <w:t>docente.</w:t>
+      </w:r>
+    </w:p>
+    <w:p>
+      <w:pPr>
+        <w:tabs>
+          <w:tab w:val="left" w:pos="1620"/>
+        </w:tabs>
         <w:rPr>
           <w:b/>
           <w:sz w:val="28"/>
@@ -9051,7 +9110,86 @@
     </w:p>
     <w:p>
       <w:pPr>
-        <w:pStyle w:val="Prrafodelista"/>
+        <w:rPr>
+          <w:b/>
+          <w:sz w:val="28"/>
+        </w:rPr>
+      </w:pPr>
+    </w:p>
+    <w:p>
+      <w:pPr>
+        <w:rPr>
+          <w:b/>
+          <w:sz w:val="28"/>
+        </w:rPr>
+      </w:pPr>
+    </w:p>
+    <w:p>
+      <w:pPr>
+        <w:rPr>
+          <w:b/>
+          <w:sz w:val="28"/>
+        </w:rPr>
+      </w:pPr>
+    </w:p>
+    <w:p>
+      <w:pPr>
+        <w:rPr>
+          <w:b/>
+          <w:sz w:val="28"/>
+        </w:rPr>
+      </w:pPr>
+    </w:p>
+    <w:p>
+      <w:pPr>
+        <w:rPr>
+          <w:b/>
+          <w:sz w:val="28"/>
+        </w:rPr>
+      </w:pPr>
+    </w:p>
+    <w:p>
+      <w:pPr>
+        <w:rPr>
+          <w:b/>
+          <w:sz w:val="28"/>
+        </w:rPr>
+      </w:pPr>
+    </w:p>
+    <w:p>
+      <w:pPr>
+        <w:rPr>
+          <w:b/>
+          <w:sz w:val="28"/>
+        </w:rPr>
+      </w:pPr>
+    </w:p>
+    <w:p>
+      <w:pPr>
+        <w:rPr>
+          <w:b/>
+          <w:sz w:val="28"/>
+        </w:rPr>
+      </w:pPr>
+    </w:p>
+    <w:p>
+      <w:pPr>
+        <w:rPr>
+          <w:b/>
+          <w:sz w:val="28"/>
+        </w:rPr>
+      </w:pPr>
+    </w:p>
+    <w:p>
+      <w:pPr>
+        <w:rPr>
+          <w:b/>
+          <w:sz w:val="28"/>
+        </w:rPr>
+      </w:pPr>
+    </w:p>
+    <w:p>
+      <w:pPr>
         <w:rPr>
           <w:b/>
           <w:sz w:val="28"/>
@@ -9069,93 +9207,1513 @@
     <w:p>
       <w:pPr>
         <w:pStyle w:val="Ttulo1"/>
-        <w:spacing w:before="426"/>
-      </w:pPr>
-      <w:bookmarkStart w:id="14" w:name="Estado_del_arte"/>
-      <w:bookmarkStart w:id="15" w:name="_bookmark7"/>
-      <w:bookmarkEnd w:id="14"/>
-      <w:bookmarkEnd w:id="15"/>
-      <w:r>
-        <w:rPr>
+      </w:pPr>
+      <w:r>
+        <w:lastRenderedPageBreak/>
+        <w:t>Estado del arte</w:t>
+      </w:r>
+    </w:p>
+    <w:p>
+      <w:pPr>
+        <w:rPr>
+          <w:b/>
+          <w:bCs/>
           <w:w w:val="120"/>
+          <w:szCs w:val="24"/>
+          <w:lang w:eastAsia="zh-CN"/>
+        </w:rPr>
+      </w:pPr>
+      <w:r>
+        <w:rPr>
+          <w:b/>
+          <w:bCs/>
+          <w:w w:val="120"/>
+          <w:szCs w:val="24"/>
+          <w:lang w:eastAsia="zh-CN"/>
+        </w:rPr>
+        <w:t>2.1. Evolución de los Sistemas de Apoyo a la Decisión (DSS) y Business Intelligence</w:t>
+      </w:r>
+    </w:p>
+    <w:p>
+      <w:pPr>
+        <w:jc w:val="both"/>
+        <w:rPr>
+          <w:w w:val="120"/>
+          <w:lang w:eastAsia="zh-CN"/>
+        </w:rPr>
+      </w:pPr>
+      <w:r>
+        <w:rPr>
+          <w:w w:val="120"/>
+          <w:lang w:eastAsia="zh-CN"/>
+        </w:rPr>
+        <w:t xml:space="preserve">La </w:t>
+      </w:r>
+      <w:r>
+        <w:rPr>
+          <w:lang w:eastAsia="zh-CN"/>
+        </w:rPr>
+        <w:t>gestión de la información en las organizaciones ha sufrido una transformación radical en las</w:t>
+      </w:r>
+      <w:r>
+        <w:rPr>
+          <w:w w:val="120"/>
+          <w:lang w:eastAsia="zh-CN"/>
+        </w:rPr>
+        <w:t xml:space="preserve"> últimas décadas, pasando de la escasez de datos a la sobreabundancia, fenómeno conocido como "Big Data". Históricamente, los sistemas de información se centraban en el procesamiento de transacciones (OLTP - </w:t>
+      </w:r>
+      <w:r>
+        <w:rPr>
+          <w:i/>
+          <w:iCs/>
+          <w:w w:val="120"/>
+          <w:lang w:eastAsia="zh-CN"/>
+        </w:rPr>
+        <w:t>Online Transaction Processing</w:t>
+      </w:r>
+      <w:r>
+        <w:rPr>
+          <w:w w:val="120"/>
+          <w:lang w:eastAsia="zh-CN"/>
+        </w:rPr>
+        <w:t>), diseñados para la operativa diaria (altas</w:t>
+      </w:r>
+      <w:r>
+        <w:rPr>
+          <w:lang w:eastAsia="zh-CN"/>
+        </w:rPr>
+        <w:t>,</w:t>
+      </w:r>
+      <w:r>
+        <w:rPr>
+          <w:w w:val="120"/>
+          <w:lang w:eastAsia="zh-CN"/>
+        </w:rPr>
+        <w:t xml:space="preserve"> bajas, facturación). Sin embargo, a partir de los años 90, surgió la necesidad de separar la operativa del análisis, dando lugar a los sistemas OLAP (</w:t>
+      </w:r>
+      <w:r>
+        <w:rPr>
+          <w:i/>
+          <w:iCs/>
+          <w:w w:val="120"/>
+          <w:lang w:eastAsia="zh-CN"/>
+        </w:rPr>
+        <w:t>Online Analytical Processing</w:t>
+      </w:r>
+      <w:r>
+        <w:rPr>
+          <w:w w:val="120"/>
+          <w:lang w:eastAsia="zh-CN"/>
+        </w:rPr>
+        <w:t>) y al concepto moderno de Business Intelligence (BI).</w:t>
+      </w:r>
+    </w:p>
+    <w:p>
+      <w:pPr>
+        <w:jc w:val="both"/>
+        <w:rPr>
+          <w:w w:val="120"/>
+          <w:lang w:eastAsia="zh-CN"/>
+        </w:rPr>
+      </w:pPr>
+      <w:r>
+        <w:rPr>
+          <w:w w:val="120"/>
+          <w:lang w:eastAsia="zh-CN"/>
+        </w:rPr>
+        <w:t>Según la consultora Gartner, el BI ha atravesado tres olas distintivas. La primera ola (BI Tradicional) estaba dominada por el departamento de IT, generando reportes estáticos y complejos. La segunda ola (BI de Autoservicio), liderada por herramientas como Microsoft Power BI y Tableau, democratizó el acceso a los datos, permitiendo que usuarios no técnicos pudieran generar sus propios análisis. Actualmente, nos encontramos en la transición hacia una tercera ola (Augmented Analytics), donde la Inteligencia Artificial y el Procesamiento de Lenguaje Natural (NLP) asisten al usuario en la interpretación automática de los hallazgos.</w:t>
+      </w:r>
+    </w:p>
+    <w:p>
+      <w:pPr>
+        <w:jc w:val="both"/>
+        <w:rPr>
+          <w:rFonts w:eastAsia="宋体"/>
+          <w:w w:val="120"/>
+          <w:lang w:eastAsia="zh-CN"/>
+        </w:rPr>
+      </w:pPr>
+      <w:r>
+        <w:rPr>
+          <w:w w:val="120"/>
+          <w:lang w:eastAsia="zh-CN"/>
+        </w:rPr>
+        <w:t>En el contexto universitario, la aplicación de estas tecnologías es crítica. Las instituciones educativas generan terabytes de información administrativa y académica que, sin el tratamiento adecuado, permanecen como "datos oscuros" (Dark Data) —información recolectada pero no utilizada para la toma de decisiones.</w:t>
+      </w:r>
+    </w:p>
+    <w:p>
+      <w:pPr>
+        <w:jc w:val="both"/>
+        <w:rPr>
+          <w:rFonts w:eastAsia="宋体"/>
+          <w:w w:val="120"/>
+          <w:lang w:eastAsia="zh-CN"/>
+        </w:rPr>
+      </w:pPr>
+    </w:p>
+    <w:p>
+      <w:pPr>
+        <w:rPr>
+          <w:b/>
+          <w:bCs/>
+          <w:w w:val="120"/>
+          <w:lang w:eastAsia="zh-CN"/>
+        </w:rPr>
+      </w:pPr>
+      <w:r>
+        <w:rPr>
+          <w:b/>
+          <w:bCs/>
+          <w:w w:val="120"/>
+          <w:lang w:eastAsia="zh-CN"/>
+        </w:rPr>
+        <w:t>2.2. Ingeniería de Datos y Procesos de Integración (ETL)</w:t>
+      </w:r>
+    </w:p>
+    <w:p>
+      <w:pPr>
+        <w:rPr>
+          <w:rFonts w:eastAsia="宋体"/>
+          <w:w w:val="120"/>
+          <w:lang w:eastAsia="zh-CN"/>
+        </w:rPr>
+      </w:pPr>
+      <w:r>
+        <w:rPr>
+          <w:w w:val="120"/>
+          <w:lang w:eastAsia="zh-CN"/>
+        </w:rPr>
+        <w:t>La base de cualquier sistema de inteligencia de negocios fiable reside en la calidad de sus datos. Aquí es donde entra en juego la Ingeniería de Datos y, específicamente, los procesos de Extracción, Transformación y Carga (ETL).</w:t>
+      </w:r>
+    </w:p>
+    <w:p>
+      <w:pPr>
+        <w:rPr>
+          <w:rFonts w:eastAsia="宋体"/>
+          <w:w w:val="120"/>
+          <w:lang w:eastAsia="zh-CN"/>
+        </w:rPr>
+      </w:pPr>
+    </w:p>
+    <w:p>
+      <w:pPr>
+        <w:rPr>
+          <w:b/>
+          <w:bCs/>
+          <w:w w:val="120"/>
+          <w:lang w:eastAsia="zh-CN"/>
+        </w:rPr>
+      </w:pPr>
+      <w:r>
+        <w:rPr>
+          <w:b/>
+          <w:bCs/>
+          <w:w w:val="120"/>
+          <w:lang w:eastAsia="zh-CN"/>
+        </w:rPr>
+        <w:t>2.2.1. El Paradigma ETL Tradicional</w:t>
+      </w:r>
+    </w:p>
+    <w:p>
+      <w:pPr>
+        <w:rPr>
+          <w:w w:val="120"/>
+          <w:lang w:eastAsia="zh-CN"/>
+        </w:rPr>
+      </w:pPr>
+      <w:r>
+        <w:rPr>
+          <w:w w:val="120"/>
+          <w:lang w:eastAsia="zh-CN"/>
+        </w:rPr>
+        <w:t>El enfoque clásico de ETL, consolidado por teóricos como Ralph Kimball y Bill Inmon, establece que los datos deben ser extraídos de fuentes heterogéneas (en el caso de este TFG: archivos planos, actas, sistemas de gestión académica), transformados en un área intermedia (Staging Area) para asegurar su calidad y consistencia, y finalmente cargados en un almacén de datos (Data Warehouse).</w:t>
+      </w:r>
+    </w:p>
+    <w:p>
+      <w:pPr>
+        <w:rPr>
+          <w:w w:val="120"/>
+          <w:lang w:eastAsia="zh-CN"/>
+        </w:rPr>
+      </w:pPr>
+      <w:r>
+        <w:rPr>
+          <w:w w:val="120"/>
+          <w:lang w:eastAsia="zh-CN"/>
         </w:rPr>
         <w:lastRenderedPageBreak/>
-        <w:t>Estado</w:t>
-      </w:r>
-      <w:r>
-        <w:rPr>
-          <w:spacing w:val="39"/>
+        <w:t xml:space="preserve">Herramientas como </w:t>
+      </w:r>
+      <w:r>
+        <w:rPr>
+          <w:b/>
+          <w:bCs/>
           <w:w w:val="120"/>
-        </w:rPr>
-        <w:t xml:space="preserve"> </w:t>
+          <w:lang w:eastAsia="zh-CN"/>
+        </w:rPr>
+        <w:t>Talend Open Studio</w:t>
       </w:r>
       <w:r>
         <w:rPr>
           <w:w w:val="120"/>
-        </w:rPr>
-        <w:t>del</w:t>
-      </w:r>
-      <w:r>
-        <w:rPr>
-          <w:spacing w:val="40"/>
+          <w:lang w:eastAsia="zh-CN"/>
+        </w:rPr>
+        <w:t xml:space="preserve"> han sido fundamentales en esta etapa. Talend, basada en el ecosistema Java/Eclipse, permite una orquestación visual de los flujos de datos, facilitando tareas complejas como:</w:t>
+      </w:r>
+    </w:p>
+    <w:p>
+      <w:pPr>
+        <w:numPr>
+          <w:ilvl w:val="0"/>
+          <w:numId w:val="8"/>
+        </w:numPr>
+        <w:rPr>
           <w:w w:val="120"/>
-        </w:rPr>
-        <w:t xml:space="preserve"> </w:t>
-      </w:r>
-      <w:r>
-        <w:rPr>
-          <w:spacing w:val="-4"/>
+          <w:lang w:eastAsia="zh-CN"/>
+        </w:rPr>
+      </w:pPr>
+      <w:r>
+        <w:rPr>
+          <w:b/>
+          <w:bCs/>
           <w:w w:val="120"/>
-        </w:rPr>
-        <w:t>arte</w:t>
-      </w:r>
-    </w:p>
-    <w:p>
-      <w:pPr>
-        <w:pStyle w:val="Textoindependiente"/>
-        <w:spacing w:before="214"/>
+          <w:lang w:eastAsia="zh-CN"/>
+        </w:rPr>
+        <w:t>Limpieza de Datos (Data Cleansing):</w:t>
+      </w:r>
+      <w:r>
+        <w:rPr>
+          <w:w w:val="120"/>
+          <w:lang w:eastAsia="zh-CN"/>
+        </w:rPr>
+        <w:t xml:space="preserve"> Eliminación de duplicados, corrección de errores tipográficos y gestión de valores nulos (NULLs), un problema recurrente en las bases de datos académicas históricas.</w:t>
+      </w:r>
+    </w:p>
+    <w:p>
+      <w:pPr>
+        <w:numPr>
+          <w:ilvl w:val="0"/>
+          <w:numId w:val="8"/>
+        </w:numPr>
+        <w:rPr>
+          <w:w w:val="120"/>
+          <w:lang w:eastAsia="zh-CN"/>
+        </w:rPr>
+      </w:pPr>
+      <w:r>
         <w:rPr>
           <w:b/>
-          <w:sz w:val="49"/>
-        </w:rPr>
-      </w:pPr>
-    </w:p>
-    <w:p>
-      <w:pPr>
-        <w:ind w:left="1094"/>
+          <w:bCs/>
+          <w:w w:val="120"/>
+          <w:lang w:eastAsia="zh-CN"/>
+        </w:rPr>
+        <w:t>Normalización:</w:t>
+      </w:r>
+      <w:r>
+        <w:rPr>
+          <w:w w:val="120"/>
+          <w:lang w:eastAsia="zh-CN"/>
+        </w:rPr>
+        <w:t xml:space="preserve"> Estandarización de formatos (fechas, cadenas de texto con tildes/ñ) para asegurar la integridad referencial.</w:t>
+      </w:r>
+    </w:p>
+    <w:p>
+      <w:pPr>
+        <w:rPr>
+          <w:b/>
+          <w:bCs/>
+          <w:w w:val="120"/>
+          <w:lang w:eastAsia="zh-CN"/>
+        </w:rPr>
+      </w:pPr>
+      <w:r>
+        <w:rPr>
+          <w:b/>
+          <w:bCs/>
+          <w:w w:val="120"/>
+          <w:lang w:eastAsia="zh-CN"/>
+        </w:rPr>
+        <w:t>2.2.2. La Evolución hacia ELT y Data Fabric</w:t>
+      </w:r>
+    </w:p>
+    <w:p>
+      <w:pPr>
+        <w:rPr>
+          <w:w w:val="120"/>
+          <w:lang w:eastAsia="zh-CN"/>
+        </w:rPr>
+      </w:pPr>
+      <w:r>
+        <w:rPr>
+          <w:w w:val="120"/>
+          <w:lang w:eastAsia="zh-CN"/>
+        </w:rPr>
+        <w:t xml:space="preserve">Con el advenimiento de la computación en la nube y el almacenamiento barato, ha surgido una variante moderna: el </w:t>
+      </w:r>
+      <w:r>
+        <w:rPr>
+          <w:b/>
+          <w:bCs/>
+          <w:w w:val="120"/>
+          <w:lang w:eastAsia="zh-CN"/>
+        </w:rPr>
+        <w:t>ELT (Extract, Load, Transform)</w:t>
+      </w:r>
+      <w:r>
+        <w:rPr>
+          <w:w w:val="120"/>
+          <w:lang w:eastAsia="zh-CN"/>
+        </w:rPr>
+        <w:t>. En este modelo, los datos se cargan en bruto en el destino y se transforman posteriormente utilizando la potencia del propio motor de base de datos. Aunque el ELT está ganando tracción en entornos de Big Data, el enfoque ETL tradicional sigue siendo el estándar de oro para proyectos donde la calidad del dato y la lógica de negocio compleja (como el cálculo de tasas de rendimiento académico) deben ser garantizadas antes de que el dato toque el almacén final.</w:t>
+      </w:r>
+    </w:p>
+    <w:p>
+      <w:pPr>
+        <w:rPr>
+          <w:b/>
+          <w:bCs/>
+          <w:w w:val="120"/>
+          <w:lang w:eastAsia="zh-CN"/>
+        </w:rPr>
+      </w:pPr>
+      <w:r>
+        <w:rPr>
+          <w:b/>
+          <w:bCs/>
+          <w:w w:val="120"/>
+          <w:lang w:eastAsia="zh-CN"/>
+        </w:rPr>
+        <w:t>2.3. Arquitecturas de Almacenamiento: Data Warehousing y Modelado Dimensional</w:t>
+      </w:r>
+    </w:p>
+    <w:p>
+      <w:pPr>
+        <w:rPr>
+          <w:w w:val="120"/>
+          <w:lang w:eastAsia="zh-CN"/>
+        </w:rPr>
+      </w:pPr>
+      <w:r>
+        <w:rPr>
+          <w:w w:val="120"/>
+          <w:lang w:eastAsia="zh-CN"/>
+        </w:rPr>
+        <w:t xml:space="preserve">Una vez procesados, los datos requieren una estructura optimizada para la lectura rápida y el análisis multidimensional. A diferencia de las bases de datos relacionales normalizadas (3NF) utilizadas en aplicaciones web, el Business Intelligence se apoya en el </w:t>
+      </w:r>
+      <w:r>
+        <w:rPr>
+          <w:b/>
+          <w:bCs/>
+          <w:w w:val="120"/>
+          <w:lang w:eastAsia="zh-CN"/>
+        </w:rPr>
+        <w:t>Modelado Dimensional</w:t>
+      </w:r>
+      <w:r>
+        <w:rPr>
+          <w:w w:val="120"/>
+          <w:lang w:eastAsia="zh-CN"/>
+        </w:rPr>
+        <w:t>.</w:t>
+      </w:r>
+    </w:p>
+    <w:p>
+      <w:pPr>
+        <w:rPr>
+          <w:b/>
+          <w:bCs/>
+          <w:w w:val="120"/>
+          <w:lang w:eastAsia="zh-CN"/>
+        </w:rPr>
+      </w:pPr>
+      <w:r>
+        <w:rPr>
+          <w:b/>
+          <w:bCs/>
+          <w:w w:val="120"/>
+          <w:lang w:eastAsia="zh-CN"/>
+        </w:rPr>
+        <w:t>2.3.1. El Esquema de Estrella (Star Schema)</w:t>
+      </w:r>
+    </w:p>
+    <w:p>
+      <w:pPr>
+        <w:rPr>
+          <w:w w:val="120"/>
+          <w:lang w:eastAsia="zh-CN"/>
+        </w:rPr>
+      </w:pPr>
+      <w:r>
+        <w:rPr>
+          <w:w w:val="120"/>
+          <w:lang w:eastAsia="zh-CN"/>
+        </w:rPr>
+        <w:t xml:space="preserve">Propuesto por Ralph Kimball, este modelo es el estándar de facto para la creación de </w:t>
+      </w:r>
+      <w:r>
+        <w:rPr>
+          <w:i/>
+          <w:iCs/>
+          <w:w w:val="120"/>
+          <w:lang w:eastAsia="zh-CN"/>
+        </w:rPr>
+        <w:t>Data Marts</w:t>
+      </w:r>
+      <w:r>
+        <w:rPr>
+          <w:w w:val="120"/>
+          <w:lang w:eastAsia="zh-CN"/>
+        </w:rPr>
+        <w:t xml:space="preserve"> departamentales. Se compone de dos tipos de tablas:</w:t>
+      </w:r>
+    </w:p>
+    <w:p>
+      <w:pPr>
+        <w:numPr>
+          <w:ilvl w:val="0"/>
+          <w:numId w:val="9"/>
+        </w:numPr>
+        <w:rPr>
+          <w:w w:val="120"/>
+          <w:lang w:eastAsia="zh-CN"/>
+        </w:rPr>
+      </w:pPr>
+      <w:r>
+        <w:rPr>
+          <w:b/>
+          <w:bCs/>
+          <w:w w:val="120"/>
+          <w:lang w:eastAsia="zh-CN"/>
+        </w:rPr>
+        <w:t>Tablas de Hechos (Facts):</w:t>
+      </w:r>
+      <w:r>
+        <w:rPr>
+          <w:w w:val="120"/>
+          <w:lang w:eastAsia="zh-CN"/>
+        </w:rPr>
+        <w:t xml:space="preserve"> Contienen las métricas numéricas y eventos (ej: una matriculación, una nota final, un crédito aprobado). Son tablas "estrechas" pero muy largas.</w:t>
+      </w:r>
+    </w:p>
+    <w:p>
+      <w:pPr>
+        <w:numPr>
+          <w:ilvl w:val="0"/>
+          <w:numId w:val="9"/>
+        </w:numPr>
+        <w:rPr>
+          <w:w w:val="120"/>
+          <w:lang w:eastAsia="zh-CN"/>
+        </w:rPr>
+      </w:pPr>
+      <w:r>
+        <w:rPr>
+          <w:b/>
+          <w:bCs/>
+          <w:w w:val="120"/>
+          <w:lang w:eastAsia="zh-CN"/>
+        </w:rPr>
+        <w:t>Tablas de Dimensiones (Dimensions):</w:t>
+      </w:r>
+      <w:r>
+        <w:rPr>
+          <w:w w:val="120"/>
+          <w:lang w:eastAsia="zh-CN"/>
+        </w:rPr>
+        <w:t xml:space="preserve"> Contienen los atributos descriptivos que dan contexto a los hechos (ej: Dimensión Alumno, Dimensión Asignatura, Dimensión Tiempo/Año Académico).</w:t>
+      </w:r>
+    </w:p>
+    <w:p>
+      <w:pPr>
+        <w:rPr>
+          <w:w w:val="120"/>
+          <w:lang w:eastAsia="zh-CN"/>
+        </w:rPr>
+      </w:pPr>
+      <w:r>
+        <w:rPr>
+          <w:w w:val="120"/>
+          <w:lang w:eastAsia="zh-CN"/>
+        </w:rPr>
+        <w:t xml:space="preserve">En el desarrollo de este TFG, la implementación de un esquema de estrella en </w:t>
+      </w:r>
+      <w:r>
+        <w:rPr>
+          <w:b/>
+          <w:bCs/>
+          <w:w w:val="120"/>
+          <w:lang w:eastAsia="zh-CN"/>
+        </w:rPr>
+        <w:t>MySQL</w:t>
+      </w:r>
+      <w:r>
+        <w:rPr>
+          <w:w w:val="120"/>
+          <w:lang w:eastAsia="zh-CN"/>
+        </w:rPr>
+        <w:t xml:space="preserve"> permite que las consultas analíticas de Power BI sean extremadamente eficientes, evitando los costosos "JOINS" de múltiples niveles que ralentizarían un sistema transaccional convencional.</w:t>
+      </w:r>
+    </w:p>
+    <w:p>
+      <w:pPr>
+        <w:rPr>
+          <w:b/>
+          <w:bCs/>
+          <w:w w:val="120"/>
+          <w:lang w:eastAsia="zh-CN"/>
+        </w:rPr>
+      </w:pPr>
+      <w:r>
+        <w:rPr>
+          <w:b/>
+          <w:bCs/>
+          <w:w w:val="120"/>
+          <w:lang w:eastAsia="zh-CN"/>
+        </w:rPr>
+        <w:t>2.3.2. Data Lakes y Lakehouses</w:t>
+      </w:r>
+    </w:p>
+    <w:p>
+      <w:pPr>
+        <w:rPr>
+          <w:w w:val="120"/>
+          <w:lang w:eastAsia="zh-CN"/>
+        </w:rPr>
+      </w:pPr>
+      <w:r>
+        <w:rPr>
+          <w:w w:val="120"/>
+          <w:lang w:eastAsia="zh-CN"/>
+        </w:rPr>
+        <w:t xml:space="preserve">Aunque fuera del alcance de un TFG introductorio, es importante </w:t>
+      </w:r>
+      <w:r>
+        <w:rPr>
+          <w:w w:val="120"/>
+          <w:lang w:eastAsia="zh-CN"/>
+        </w:rPr>
+        <w:lastRenderedPageBreak/>
+        <w:t xml:space="preserve">mencionar el estado del arte actual hacia los </w:t>
+      </w:r>
+      <w:r>
+        <w:rPr>
+          <w:b/>
+          <w:bCs/>
+          <w:w w:val="120"/>
+          <w:lang w:eastAsia="zh-CN"/>
+        </w:rPr>
+        <w:t>Data Lakes</w:t>
+      </w:r>
+      <w:r>
+        <w:rPr>
+          <w:w w:val="120"/>
+          <w:lang w:eastAsia="zh-CN"/>
+        </w:rPr>
+        <w:t xml:space="preserve"> (repositorios de datos en bruto, estructurados y no estructurados) y los </w:t>
+      </w:r>
+      <w:r>
+        <w:rPr>
+          <w:b/>
+          <w:bCs/>
+          <w:w w:val="120"/>
+          <w:lang w:eastAsia="zh-CN"/>
+        </w:rPr>
+        <w:t>Lakehouses</w:t>
+      </w:r>
+      <w:r>
+        <w:rPr>
+          <w:w w:val="120"/>
+          <w:lang w:eastAsia="zh-CN"/>
+        </w:rPr>
+        <w:t>, que intentan combinar la flexibilidad de los lagos de datos con la gestión y calidad de los Data Warehouses. Herramientas como Databricks o Snowflake lideran este segmento, aunque para volúmenes de datos estructurados académicos, un RDBMS como MySQL sigue siendo la opción más eficiente en coste-beneficio.</w:t>
+      </w:r>
+    </w:p>
+    <w:p>
+      <w:pPr>
+        <w:rPr>
+          <w:b/>
+          <w:bCs/>
+          <w:w w:val="120"/>
+          <w:lang w:eastAsia="zh-CN"/>
+        </w:rPr>
+      </w:pPr>
+      <w:r>
+        <w:rPr>
+          <w:b/>
+          <w:bCs/>
+          <w:w w:val="120"/>
+          <w:lang w:eastAsia="zh-CN"/>
+        </w:rPr>
+        <w:t>2.4. Visualización de Datos y Dashboards</w:t>
+      </w:r>
+    </w:p>
+    <w:p>
+      <w:pPr>
+        <w:rPr>
+          <w:w w:val="120"/>
+          <w:lang w:eastAsia="zh-CN"/>
+        </w:rPr>
+      </w:pPr>
+      <w:r>
+        <w:rPr>
+          <w:w w:val="120"/>
+          <w:lang w:eastAsia="zh-CN"/>
+        </w:rPr>
+        <w:t xml:space="preserve">La visualización de datos no es meramente estética; es una disciplina funcional basada en la psicología cognitiva y la percepción visual. Autores como </w:t>
+      </w:r>
+      <w:r>
+        <w:rPr>
+          <w:b/>
+          <w:bCs/>
+          <w:w w:val="120"/>
+          <w:lang w:eastAsia="zh-CN"/>
+        </w:rPr>
+        <w:t>Edward Tufte</w:t>
+      </w:r>
+      <w:r>
+        <w:rPr>
+          <w:w w:val="120"/>
+          <w:lang w:eastAsia="zh-CN"/>
+        </w:rPr>
+        <w:t xml:space="preserve"> y </w:t>
+      </w:r>
+      <w:r>
+        <w:rPr>
+          <w:b/>
+          <w:bCs/>
+          <w:w w:val="120"/>
+          <w:lang w:eastAsia="zh-CN"/>
+        </w:rPr>
+        <w:t>Stephen Few</w:t>
+      </w:r>
+      <w:r>
+        <w:rPr>
+          <w:w w:val="120"/>
+          <w:lang w:eastAsia="zh-CN"/>
+        </w:rPr>
+        <w:t xml:space="preserve"> han establecido los principios del diseño de dashboards efectivos, priorizando la claridad y la "ratio tinta-datos" (eliminar cualquier elemento visual que no aporte información).</w:t>
+      </w:r>
+    </w:p>
+    <w:p>
+      <w:pPr>
+        <w:rPr>
+          <w:b/>
+          <w:bCs/>
+          <w:w w:val="120"/>
+          <w:lang w:eastAsia="zh-CN"/>
+        </w:rPr>
+      </w:pPr>
+      <w:r>
+        <w:rPr>
+          <w:b/>
+          <w:bCs/>
+          <w:w w:val="120"/>
+          <w:lang w:eastAsia="zh-CN"/>
+        </w:rPr>
+        <w:t>2.4.1. Herramientas Modernas: El dominio de Power BI</w:t>
+      </w:r>
+    </w:p>
+    <w:p>
+      <w:pPr>
+        <w:rPr>
+          <w:w w:val="120"/>
+          <w:lang w:eastAsia="zh-CN"/>
+        </w:rPr>
+      </w:pPr>
+      <w:r>
+        <w:rPr>
+          <w:w w:val="120"/>
+          <w:lang w:eastAsia="zh-CN"/>
+        </w:rPr>
+        <w:t>En la actualidad, Microsoft Power BI se ha posicionado como líder indiscutible en el Cuadrante Mágico de Gartner para plataformas de análisis. Su éxito radica en su integración con el stack de Microsoft, su motor de cálculo en memoria (VertiPaq) y su lenguaje de fórmulas DAX (Data Analysis Expressions). DAX permite ir más allá de las sumas y promedios simples, habilitando cálculos de "Inteligencia de Tiempo" (comparativas año tras año, acumulados móviles) que son esenciales para analizar la evolución del rendimiento académico en una titulación.</w:t>
+      </w:r>
+    </w:p>
+    <w:p>
+      <w:pPr>
+        <w:rPr>
+          <w:b/>
+          <w:bCs/>
+          <w:w w:val="120"/>
+          <w:lang w:eastAsia="zh-CN"/>
+        </w:rPr>
+      </w:pPr>
+      <w:r>
+        <w:rPr>
+          <w:b/>
+          <w:bCs/>
+          <w:w w:val="120"/>
+          <w:lang w:eastAsia="zh-CN"/>
+        </w:rPr>
+        <w:t>2.4.2. Técnicas de Visualización Avanzada</w:t>
+      </w:r>
+    </w:p>
+    <w:p>
+      <w:pPr>
+        <w:rPr>
+          <w:w w:val="120"/>
+          <w:lang w:eastAsia="zh-CN"/>
+        </w:rPr>
+      </w:pPr>
+      <w:r>
+        <w:rPr>
+          <w:w w:val="120"/>
+          <w:lang w:eastAsia="zh-CN"/>
+        </w:rPr>
+        <w:t>El estado del arte actual se aleja de los gráficos de tarta (criticados por su baja legibilidad) hacia visualizaciones más ricas como:</w:t>
+      </w:r>
+    </w:p>
+    <w:p>
+      <w:pPr>
+        <w:numPr>
+          <w:ilvl w:val="0"/>
+          <w:numId w:val="10"/>
+        </w:numPr>
+        <w:rPr>
+          <w:w w:val="120"/>
+          <w:lang w:eastAsia="zh-CN"/>
+        </w:rPr>
+      </w:pPr>
+      <w:r>
+        <w:rPr>
+          <w:b/>
+          <w:bCs/>
+          <w:w w:val="120"/>
+          <w:lang w:eastAsia="zh-CN"/>
+        </w:rPr>
+        <w:t>Mapas de Calor (Heatmaps):</w:t>
+      </w:r>
+      <w:r>
+        <w:rPr>
+          <w:w w:val="120"/>
+          <w:lang w:eastAsia="zh-CN"/>
+        </w:rPr>
+        <w:t xml:space="preserve"> Utilizados en este proyecto para identificar "asignaturas hueso" mediante matrices de correlación colorimétrica.</w:t>
+      </w:r>
+    </w:p>
+    <w:p>
+      <w:pPr>
+        <w:numPr>
+          <w:ilvl w:val="0"/>
+          <w:numId w:val="10"/>
+        </w:numPr>
+        <w:rPr>
+          <w:w w:val="120"/>
+          <w:lang w:eastAsia="zh-CN"/>
+        </w:rPr>
+      </w:pPr>
+      <w:r>
+        <w:rPr>
+          <w:b/>
+          <w:bCs/>
+          <w:w w:val="120"/>
+          <w:lang w:eastAsia="zh-CN"/>
+        </w:rPr>
+        <w:t>Gráficos de Balas (Bullet Charts):</w:t>
+      </w:r>
+      <w:r>
+        <w:rPr>
+          <w:w w:val="120"/>
+          <w:lang w:eastAsia="zh-CN"/>
+        </w:rPr>
+        <w:t xml:space="preserve"> Para medir el progreso hacia un objetivo (KPIs) ocupando poco espacio.</w:t>
+      </w:r>
+    </w:p>
+    <w:p>
+      <w:pPr>
+        <w:numPr>
+          <w:ilvl w:val="0"/>
+          <w:numId w:val="10"/>
+        </w:numPr>
+        <w:rPr>
+          <w:w w:val="120"/>
+          <w:lang w:eastAsia="zh-CN"/>
+        </w:rPr>
+      </w:pPr>
+      <w:r>
+        <w:rPr>
+          <w:b/>
+          <w:bCs/>
+          <w:w w:val="120"/>
+          <w:lang w:eastAsia="zh-CN"/>
+        </w:rPr>
+        <w:t>Narrativa de Datos (Data Storytelling):</w:t>
+      </w:r>
+      <w:r>
+        <w:rPr>
+          <w:w w:val="120"/>
+          <w:lang w:eastAsia="zh-CN"/>
+        </w:rPr>
+        <w:t xml:space="preserve"> La capacidad del dashboard de guiar al usuario a través de una historia lógica, desde el resumen general (Overview) hasta el detalle granular.</w:t>
+      </w:r>
+    </w:p>
+    <w:p>
+      <w:pPr>
+        <w:rPr>
+          <w:b/>
+          <w:bCs/>
+          <w:w w:val="120"/>
+          <w:lang w:eastAsia="zh-CN"/>
+        </w:rPr>
+      </w:pPr>
+      <w:r>
+        <w:rPr>
+          <w:b/>
+          <w:bCs/>
+          <w:w w:val="120"/>
+          <w:lang w:eastAsia="zh-CN"/>
+        </w:rPr>
+        <w:t>2.5. Aplicación Vertical: Learning Analytics (Analítica de Aprendizaje)</w:t>
+      </w:r>
+    </w:p>
+    <w:p>
+      <w:pPr>
+        <w:rPr>
+          <w:w w:val="120"/>
+          <w:lang w:eastAsia="zh-CN"/>
+        </w:rPr>
+      </w:pPr>
+      <w:r>
+        <w:rPr>
+          <w:w w:val="120"/>
+          <w:lang w:eastAsia="zh-CN"/>
+        </w:rPr>
+        <w:t xml:space="preserve">Finalmente, este proyecto se enmarca dentro de la disciplina académica conocida como </w:t>
+      </w:r>
+      <w:r>
+        <w:rPr>
+          <w:b/>
+          <w:bCs/>
+          <w:w w:val="120"/>
+          <w:lang w:eastAsia="zh-CN"/>
+        </w:rPr>
+        <w:t>Learning Analytics</w:t>
+      </w:r>
+      <w:r>
+        <w:rPr>
+          <w:w w:val="120"/>
+          <w:lang w:eastAsia="zh-CN"/>
+        </w:rPr>
+        <w:t xml:space="preserve">. Según la </w:t>
+      </w:r>
+      <w:r>
+        <w:rPr>
+          <w:i/>
+          <w:iCs/>
+          <w:w w:val="120"/>
+          <w:lang w:eastAsia="zh-CN"/>
+        </w:rPr>
+        <w:t>Society for Learning Analytics Research (SoLAR)</w:t>
+      </w:r>
+      <w:r>
+        <w:rPr>
+          <w:w w:val="120"/>
+          <w:lang w:eastAsia="zh-CN"/>
+        </w:rPr>
+        <w:t>, se define como la medición, recopilación, análisis e informe de datos sobre los alumnos y sus contextos.</w:t>
+      </w:r>
+    </w:p>
+    <w:p>
+      <w:pPr>
+        <w:rPr>
+          <w:w w:val="120"/>
+          <w:lang w:eastAsia="zh-CN"/>
+        </w:rPr>
+      </w:pPr>
+      <w:r>
+        <w:rPr>
+          <w:w w:val="120"/>
+          <w:lang w:eastAsia="zh-CN"/>
+        </w:rPr>
+        <w:t>El Learning Analytics se clasifica en cuatro niveles de madurez analítica:</w:t>
+      </w:r>
+    </w:p>
+    <w:p>
+      <w:pPr>
+        <w:numPr>
+          <w:ilvl w:val="0"/>
+          <w:numId w:val="11"/>
+        </w:numPr>
+        <w:rPr>
+          <w:w w:val="120"/>
+          <w:lang w:eastAsia="zh-CN"/>
+        </w:rPr>
+      </w:pPr>
+      <w:r>
+        <w:rPr>
+          <w:b/>
+          <w:bCs/>
+          <w:w w:val="120"/>
+          <w:lang w:eastAsia="zh-CN"/>
+        </w:rPr>
+        <w:t>Analítica Descriptiva:</w:t>
+      </w:r>
+      <w:r>
+        <w:rPr>
+          <w:w w:val="120"/>
+          <w:lang w:eastAsia="zh-CN"/>
+        </w:rPr>
+        <w:t xml:space="preserve"> ¿Qué ha pasado? (Ej: Tasas de rendimiento histórico). Este es el foco principal del Dashboard desarrollado.</w:t>
+      </w:r>
+    </w:p>
+    <w:p>
+      <w:pPr>
+        <w:numPr>
+          <w:ilvl w:val="0"/>
+          <w:numId w:val="11"/>
+        </w:numPr>
+        <w:rPr>
+          <w:w w:val="120"/>
+          <w:lang w:eastAsia="zh-CN"/>
+        </w:rPr>
+      </w:pPr>
+      <w:r>
+        <w:rPr>
+          <w:b/>
+          <w:bCs/>
+          <w:w w:val="120"/>
+          <w:lang w:eastAsia="zh-CN"/>
+        </w:rPr>
+        <w:lastRenderedPageBreak/>
+        <w:t>Analítica Diagnóstica:</w:t>
+      </w:r>
+      <w:r>
+        <w:rPr>
+          <w:w w:val="120"/>
+          <w:lang w:eastAsia="zh-CN"/>
+        </w:rPr>
+        <w:t xml:space="preserve"> ¿Por qué ha pasado? (Ej: Correlación entre la nota de acceso y el éxito en primer curso).</w:t>
+      </w:r>
+    </w:p>
+    <w:p>
+      <w:pPr>
+        <w:numPr>
+          <w:ilvl w:val="0"/>
+          <w:numId w:val="11"/>
+        </w:numPr>
+        <w:rPr>
+          <w:w w:val="120"/>
+          <w:lang w:eastAsia="zh-CN"/>
+        </w:rPr>
+      </w:pPr>
+      <w:r>
+        <w:rPr>
+          <w:b/>
+          <w:bCs/>
+          <w:w w:val="120"/>
+          <w:lang w:eastAsia="zh-CN"/>
+        </w:rPr>
+        <w:t>Analítica Predictiva:</w:t>
+      </w:r>
+      <w:r>
+        <w:rPr>
+          <w:w w:val="120"/>
+          <w:lang w:eastAsia="zh-CN"/>
+        </w:rPr>
+        <w:t xml:space="preserve"> ¿Qué pasará? (Uso de Machine Learning para predecir el abandono).</w:t>
+      </w:r>
+    </w:p>
+    <w:p>
+      <w:pPr>
+        <w:numPr>
+          <w:ilvl w:val="0"/>
+          <w:numId w:val="11"/>
+        </w:numPr>
+        <w:rPr>
+          <w:w w:val="120"/>
+          <w:lang w:eastAsia="zh-CN"/>
+        </w:rPr>
+      </w:pPr>
+      <w:r>
+        <w:rPr>
+          <w:b/>
+          <w:bCs/>
+          <w:w w:val="120"/>
+          <w:lang w:eastAsia="zh-CN"/>
+        </w:rPr>
+        <w:t>Analítica Prescriptiva:</w:t>
+      </w:r>
+      <w:r>
+        <w:rPr>
+          <w:w w:val="120"/>
+          <w:lang w:eastAsia="zh-CN"/>
+        </w:rPr>
+        <w:t xml:space="preserve"> ¿Qué podemos hacer para que pase? (Sistemas de recomendación automática).</w:t>
+      </w:r>
+    </w:p>
+    <w:p>
+      <w:pPr>
+        <w:rPr>
+          <w:w w:val="120"/>
+          <w:lang w:eastAsia="zh-CN"/>
+        </w:rPr>
+      </w:pPr>
+      <w:r>
+        <w:rPr>
+          <w:w w:val="120"/>
+          <w:lang w:eastAsia="zh-CN"/>
+        </w:rPr>
+        <w:t xml:space="preserve">El presente TFG se sitúa en la intersección de la </w:t>
+      </w:r>
+      <w:r>
+        <w:rPr>
+          <w:b/>
+          <w:bCs/>
+          <w:w w:val="120"/>
+          <w:lang w:eastAsia="zh-CN"/>
+        </w:rPr>
+        <w:t>Analítica Descriptiva y Diagnóstica</w:t>
+      </w:r>
+      <w:r>
+        <w:rPr>
+          <w:w w:val="120"/>
+          <w:lang w:eastAsia="zh-CN"/>
+        </w:rPr>
+        <w:t>, proporcionando a la ETSISI una herramienta fundamental para comprender la realidad académica y sentar las bases para futuros desarrollos predictivos. La literatura científica demuestra que la implementación de dashboards institucionales correlaciona positivamente con la mejora en las tasas de retención y la eficiencia administrativa.</w:t>
+      </w:r>
+    </w:p>
+    <w:p>
+      <w:pPr>
+        <w:rPr>
+          <w:w w:val="120"/>
+          <w:lang w:eastAsia="zh-CN"/>
+        </w:rPr>
+      </w:pPr>
+    </w:p>
+    <w:p>
+      <w:pPr>
         <w:rPr>
           <w:sz w:val="20"/>
         </w:rPr>
       </w:pPr>
-      <w:r>
-        <w:rPr>
-          <w:w w:val="110"/>
+    </w:p>
+    <w:p>
+      <w:pPr>
+        <w:rPr>
           <w:sz w:val="20"/>
         </w:rPr>
-        <w:t>Por</w:t>
-      </w:r>
-      <w:r>
-        <w:rPr>
-          <w:spacing w:val="16"/>
-          <w:w w:val="110"/>
+      </w:pPr>
+    </w:p>
+    <w:p>
+      <w:pPr>
+        <w:rPr>
           <w:sz w:val="20"/>
         </w:rPr>
-        <w:t xml:space="preserve"> </w:t>
-      </w:r>
-      <w:r>
-        <w:rPr>
-          <w:spacing w:val="-2"/>
-          <w:w w:val="110"/>
-          <w:sz w:val="20"/>
-        </w:rPr>
-        <w:t>realizar</w:t>
-      </w:r>
-    </w:p>
-    <w:p>
-      <w:pPr>
-        <w:rPr>
-          <w:sz w:val="20"/>
-        </w:rPr>
+      </w:pPr>
+    </w:p>
+    <w:p>
+      <w:pPr>
+        <w:pStyle w:val="Ttulo1"/>
+      </w:pPr>
+      <w:r>
+        <w:t>3.Marco tecnológico</w:t>
+      </w:r>
+    </w:p>
+    <w:p>
+      <w:pPr>
+        <w:rPr>
+          <w:rFonts w:eastAsia="宋体"/>
+          <w:lang w:eastAsia="zh-CN"/>
+        </w:rPr>
+      </w:pPr>
+      <w:r>
+        <w:rPr>
+          <w:rFonts w:eastAsia="宋体"/>
+          <w:lang w:eastAsia="zh-CN"/>
+        </w:rPr>
+        <w:t>Para el desarrollo de este Trabajo de Fin de Grado, se ha diseñado una arquitectura tecnológica que cubre todo el ciclo de vida del dato: desde su extracción inicial hasta su visualización interactiva. La selección de las herramientas se ha basado en criterios de eficiencia, curva de aprendizaje, rendimiento y su estandarización actual en el mercado laboral del Business Intelligence. A continuación, se detallan las tecnologías empleadas en cada fase del proyecto.</w:t>
+      </w:r>
+    </w:p>
+    <w:p>
+      <w:pPr>
+        <w:rPr>
+          <w:rFonts w:eastAsia="宋体"/>
+          <w:b/>
+          <w:bCs/>
+          <w:lang w:eastAsia="zh-CN"/>
+        </w:rPr>
+      </w:pPr>
+      <w:r>
+        <w:rPr>
+          <w:rFonts w:eastAsia="宋体"/>
+          <w:b/>
+          <w:bCs/>
+          <w:lang w:eastAsia="zh-CN"/>
+        </w:rPr>
+        <w:t>3.1. Origen de Datos: Microsoft Excel y ficheros CSV</w:t>
+      </w:r>
+    </w:p>
+    <w:p>
+      <w:pPr>
+        <w:rPr>
+          <w:rFonts w:eastAsia="宋体"/>
+          <w:lang w:eastAsia="zh-CN"/>
+        </w:rPr>
+      </w:pPr>
+      <w:r>
+        <w:rPr>
+          <w:rFonts w:eastAsia="宋体"/>
+          <w:lang w:eastAsia="zh-CN"/>
+        </w:rPr>
+        <w:t>Los ficheros separados por comas (CSV) y las hojas de cálculo de Microsoft Excel han actuado como la fuente de datos primigenia del proyecto. En el contexto universitario, la información original (actas, listados de matriculados, planes de estudio) se exporta habitualmente en estos formatos planos desde los sistemas de gestión académica. En este trabajo, el uso de Excel se ha limitado a la exploración inicial y la comprensión de la estructura de las columnas antes de volcarlos al sistema de integración. La principal ventaja de estos formatos es su universalidad y ligereza, lo que permite una inspección rápida de los datos crudos (Raw Data) para identificar de antemano las inconsistencias, nulos o errores de formato que posteriormente se automatizarán.</w:t>
+      </w:r>
+    </w:p>
+    <w:p>
+      <w:pPr>
+        <w:rPr>
+          <w:rFonts w:eastAsia="宋体"/>
+          <w:b/>
+          <w:bCs/>
+          <w:lang w:eastAsia="zh-CN"/>
+        </w:rPr>
+      </w:pPr>
+      <w:r>
+        <w:rPr>
+          <w:rFonts w:eastAsia="宋体"/>
+          <w:b/>
+          <w:bCs/>
+          <w:lang w:eastAsia="zh-CN"/>
+        </w:rPr>
+        <w:t>3.2. Extracción, Transformación y Carga (ETL): Talend Open Studio</w:t>
+      </w:r>
+    </w:p>
+    <w:p>
+      <w:pPr>
+        <w:rPr>
+          <w:rFonts w:eastAsia="宋体"/>
+          <w:lang w:eastAsia="zh-CN"/>
+        </w:rPr>
+      </w:pPr>
+      <w:r>
+        <w:rPr>
+          <w:rFonts w:eastAsia="宋体"/>
+          <w:lang w:eastAsia="zh-CN"/>
+        </w:rPr>
+        <w:t xml:space="preserve">Para solucionar el problema de la fragmentación y la "suciedad" de los datos originales, se ha empleado </w:t>
+      </w:r>
+      <w:r>
+        <w:rPr>
+          <w:rFonts w:eastAsia="宋体"/>
+          <w:b/>
+          <w:bCs/>
+          <w:lang w:eastAsia="zh-CN"/>
+        </w:rPr>
+        <w:t>Talend Open Studio for Data Integration</w:t>
+      </w:r>
+      <w:r>
+        <w:rPr>
+          <w:rFonts w:eastAsia="宋体"/>
+          <w:lang w:eastAsia="zh-CN"/>
+        </w:rPr>
+        <w:t xml:space="preserve">. Esta herramienta de código abierto, basada en el ecosistema Eclipse y el lenguaje Java, ha sido el motor de la ingeniería de datos del proyecto. Se ha utilizado para construir los flujos que leen los CSV originales, estandarizan las cadenas de texto (eliminando tildes y caracteres especiales), gestionan los valores nulos (convirtiendo campos vacíos en ceros matemáticos cuando es necesario para los promedios) y unifican todos los registros </w:t>
+      </w:r>
+      <w:r>
+        <w:rPr>
+          <w:rFonts w:eastAsia="宋体"/>
+          <w:lang w:eastAsia="zh-CN"/>
+        </w:rPr>
+        <w:lastRenderedPageBreak/>
+        <w:t>históricos.</w:t>
+      </w:r>
+    </w:p>
+    <w:p>
+      <w:pPr>
+        <w:rPr>
+          <w:rFonts w:eastAsia="宋体"/>
+          <w:lang w:eastAsia="zh-CN"/>
+        </w:rPr>
+      </w:pPr>
+      <w:r>
+        <w:rPr>
+          <w:rFonts w:eastAsia="宋体"/>
+          <w:lang w:eastAsia="zh-CN"/>
+        </w:rPr>
+        <w:t xml:space="preserve">La gran ventaja de utilizar Talend frente a la programación manual de </w:t>
+      </w:r>
+      <w:r>
+        <w:rPr>
+          <w:rFonts w:eastAsia="宋体"/>
+          <w:i/>
+          <w:iCs/>
+          <w:lang w:eastAsia="zh-CN"/>
+        </w:rPr>
+        <w:t>scripts</w:t>
+      </w:r>
+      <w:r>
+        <w:rPr>
+          <w:rFonts w:eastAsia="宋体"/>
+          <w:lang w:eastAsia="zh-CN"/>
+        </w:rPr>
+        <w:t xml:space="preserve"> radica en su interfaz gráfica basada en componentes. Esto permite orquestar transformaciones de datos muy complejas de forma visual, asegurando que el proceso sea escalable, documentable y fácilmente mantenible si la Escuela decide añadir nuevas fuentes de datos en el futuro.</w:t>
+      </w:r>
+    </w:p>
+    <w:p>
+      <w:pPr>
+        <w:rPr>
+          <w:rFonts w:eastAsia="宋体"/>
+          <w:b/>
+          <w:bCs/>
+          <w:lang w:eastAsia="zh-CN"/>
+        </w:rPr>
+      </w:pPr>
+      <w:r>
+        <w:rPr>
+          <w:rFonts w:eastAsia="宋体"/>
+          <w:b/>
+          <w:bCs/>
+          <w:lang w:eastAsia="zh-CN"/>
+        </w:rPr>
+        <w:t>3.3. Almacenamiento y Modelado: MySQL</w:t>
+      </w:r>
+    </w:p>
+    <w:p>
+      <w:pPr>
+        <w:rPr>
+          <w:rFonts w:eastAsia="宋体"/>
+          <w:lang w:eastAsia="zh-CN"/>
+        </w:rPr>
+      </w:pPr>
+      <w:r>
+        <w:rPr>
+          <w:rFonts w:eastAsia="宋体"/>
+          <w:lang w:eastAsia="zh-CN"/>
+        </w:rPr>
+        <w:t xml:space="preserve">Una vez los datos fueron limpiados y transformados por Talend, era imprescindible contar con un repositorio estructurado que garantizara su integridad. Para ello, se ha implementado un </w:t>
+      </w:r>
+      <w:r>
+        <w:rPr>
+          <w:rFonts w:eastAsia="宋体"/>
+          <w:i/>
+          <w:iCs/>
+          <w:lang w:eastAsia="zh-CN"/>
+        </w:rPr>
+        <w:t>Data Mart</w:t>
+      </w:r>
+      <w:r>
+        <w:rPr>
+          <w:rFonts w:eastAsia="宋体"/>
+          <w:lang w:eastAsia="zh-CN"/>
+        </w:rPr>
+        <w:t xml:space="preserve"> utilizando </w:t>
+      </w:r>
+      <w:r>
+        <w:rPr>
+          <w:rFonts w:eastAsia="宋体"/>
+          <w:b/>
+          <w:bCs/>
+          <w:lang w:eastAsia="zh-CN"/>
+        </w:rPr>
+        <w:t>MySQL</w:t>
+      </w:r>
+      <w:r>
+        <w:rPr>
+          <w:rFonts w:eastAsia="宋体"/>
+          <w:lang w:eastAsia="zh-CN"/>
+        </w:rPr>
+        <w:t>, uno de los sistemas de bases de datos relacionales (RDBMS) más estables y utilizados a nivel global. En este proyecto, MySQL actúa como el repositorio centralizado que almacena la "única versión de la verdad" de la ETSISI.</w:t>
+      </w:r>
+    </w:p>
+    <w:p>
+      <w:pPr>
+        <w:rPr>
+          <w:rFonts w:eastAsia="宋体"/>
+          <w:lang w:eastAsia="zh-CN"/>
+        </w:rPr>
+      </w:pPr>
+      <w:r>
+        <w:rPr>
+          <w:rFonts w:eastAsia="宋体"/>
+          <w:lang w:eastAsia="zh-CN"/>
+        </w:rPr>
+        <w:t>La ventaja fundamental de incorporar MySQL en la arquitectura es la optimización del rendimiento. En lugar de conectar el cuadro de mando final directamente a decenas de archivos sueltos —lo que haría el sistema lento e inestable—, los datos se consultan mediante sentencias SQL sobre un modelo estructurado. Esto permite manejar el gran volumen histórico de matrículas y actas con tiempos de respuesta muy bajos, asegurando que el análisis posterior sea fluido.</w:t>
+      </w:r>
+    </w:p>
+    <w:p>
+      <w:pPr>
+        <w:rPr>
+          <w:rFonts w:eastAsia="宋体"/>
+          <w:b/>
+          <w:bCs/>
+          <w:lang w:eastAsia="zh-CN"/>
+        </w:rPr>
+      </w:pPr>
+      <w:r>
+        <w:rPr>
+          <w:rFonts w:eastAsia="宋体"/>
+          <w:b/>
+          <w:bCs/>
+          <w:lang w:eastAsia="zh-CN"/>
+        </w:rPr>
+        <w:t>3.4. Inteligencia de Negocio y Visualización: Microsoft Power BI</w:t>
+      </w:r>
+    </w:p>
+    <w:p>
+      <w:pPr>
+        <w:rPr>
+          <w:rFonts w:eastAsia="宋体"/>
+          <w:lang w:eastAsia="zh-CN"/>
+        </w:rPr>
+      </w:pPr>
+      <w:r>
+        <w:rPr>
+          <w:rFonts w:eastAsia="宋体"/>
+          <w:lang w:eastAsia="zh-CN"/>
+        </w:rPr>
+        <w:t xml:space="preserve">La capa de presentación y explotación analítica se ha desarrollado íntegramente en </w:t>
+      </w:r>
+      <w:r>
+        <w:rPr>
+          <w:rFonts w:eastAsia="宋体"/>
+          <w:b/>
+          <w:bCs/>
+          <w:lang w:eastAsia="zh-CN"/>
+        </w:rPr>
+        <w:t>Microsoft Power BI</w:t>
+      </w:r>
+      <w:r>
+        <w:rPr>
+          <w:rFonts w:eastAsia="宋体"/>
+          <w:lang w:eastAsia="zh-CN"/>
+        </w:rPr>
+        <w:t xml:space="preserve">. Esta herramienta se ha utilizado para construir el Cuadro de Mando (Dashboard) interactivo final, conectándose directamente a la base de datos MySQL. A través de su lenguaje de expresiones analíticas (DAX), se han programado las medidas e indicadores clave, tales como las tasas de rendimiento, así como la lógica para detectar asignaturas críticas mediante mapas de calor (formato condicional). La elección de Power BI aporta ventajas decisivas: es la plataforma líder actual en el mercado según Gartner y cuenta con el potente motor en memoria </w:t>
+      </w:r>
+      <w:r>
+        <w:rPr>
+          <w:rFonts w:eastAsia="宋体"/>
+          <w:i/>
+          <w:iCs/>
+          <w:lang w:eastAsia="zh-CN"/>
+        </w:rPr>
+        <w:t>VertiPaq</w:t>
+      </w:r>
+      <w:r>
+        <w:rPr>
+          <w:rFonts w:eastAsia="宋体"/>
+          <w:lang w:eastAsia="zh-CN"/>
+        </w:rPr>
+        <w:t>, que comprime y acelera el procesamiento de datos. Además, su capacidad para crear interfaces interactivas con navegación por marcadores y filtros cruzados permite que los responsables de la ETSISI puedan explorar la información de forma autónoma, sin necesidad de poseer conocimientos técnicos previos.</w:t>
+      </w:r>
+    </w:p>
+    <w:p>
+      <w:pPr>
+        <w:rPr>
+          <w:rFonts w:eastAsia="宋体"/>
+          <w:b/>
+          <w:bCs/>
+          <w:lang w:eastAsia="zh-CN"/>
+        </w:rPr>
+      </w:pPr>
+      <w:r>
+        <w:rPr>
+          <w:rFonts w:eastAsia="宋体"/>
+          <w:b/>
+          <w:bCs/>
+          <w:lang w:eastAsia="zh-CN"/>
+        </w:rPr>
+        <w:t>3.5. Control de Versiones: Git y GitHub</w:t>
+      </w:r>
+    </w:p>
+    <w:p>
+      <w:pPr>
+        <w:rPr>
+          <w:rFonts w:eastAsia="宋体"/>
+          <w:lang w:eastAsia="zh-CN"/>
+        </w:rPr>
+      </w:pPr>
+      <w:r>
+        <w:rPr>
+          <w:rFonts w:eastAsia="宋体"/>
+          <w:lang w:eastAsia="zh-CN"/>
+        </w:rPr>
+        <w:t xml:space="preserve">Como en cualquier proyecto moderno de ingeniería de software, el control de cambios es crítico para asegurar la trazabilidad del desarrollo. Se ha utilizado </w:t>
+      </w:r>
+      <w:r>
+        <w:rPr>
+          <w:rFonts w:eastAsia="宋体"/>
+          <w:b/>
+          <w:bCs/>
+          <w:lang w:eastAsia="zh-CN"/>
+        </w:rPr>
+        <w:t>Git</w:t>
+      </w:r>
+      <w:r>
+        <w:rPr>
+          <w:rFonts w:eastAsia="宋体"/>
+          <w:lang w:eastAsia="zh-CN"/>
+        </w:rPr>
+        <w:t xml:space="preserve"> como sistema de control de versiones local, apoyado en </w:t>
+      </w:r>
+      <w:r>
+        <w:rPr>
+          <w:rFonts w:eastAsia="宋体"/>
+          <w:b/>
+          <w:bCs/>
+          <w:lang w:eastAsia="zh-CN"/>
+        </w:rPr>
+        <w:t>GitHub</w:t>
+      </w:r>
+      <w:r>
+        <w:rPr>
+          <w:rFonts w:eastAsia="宋体"/>
+          <w:lang w:eastAsia="zh-CN"/>
+        </w:rPr>
+        <w:t xml:space="preserve"> como repositorio remoto. En el contexto de este TFG, Git se ha utilizado para versionar tanto los espacios de trabajo (Workspace) generados por Talend como la estructura del proyecto de Power BI en su formato de desarrollador (.pbip). La ventaja de integrar este sistema es doble: por un lado, actúa como una copia de seguridad robusta que previene la pérdida accidental de trabajo; por otro, demuestra la aplicación de buenas prácticas de integración continua, permitiendo auditar qué cambios lógicos se han introducido en las fórmulas </w:t>
+      </w:r>
+      <w:r>
+        <w:rPr>
+          <w:rFonts w:eastAsia="宋体"/>
+          <w:lang w:eastAsia="zh-CN"/>
+        </w:rPr>
+        <w:lastRenderedPageBreak/>
+        <w:t>o en los flujos de datos a lo largo de los meses de desarrollo.</w:t>
+      </w:r>
+    </w:p>
+    <w:p>
+      <w:pPr>
+        <w:rPr>
+          <w:rFonts w:eastAsia="宋体"/>
+          <w:lang w:eastAsia="zh-CN"/>
+        </w:rPr>
+      </w:pPr>
+    </w:p>
+    <w:p>
+      <w:pPr>
+        <w:rPr>
+          <w:rFonts w:eastAsia="宋体"/>
+          <w:lang w:eastAsia="zh-CN"/>
+        </w:rPr>
+      </w:pPr>
+    </w:p>
+    <w:p>
+      <w:pPr>
+        <w:pStyle w:val="Ttulo1"/>
+        <w:rPr>
+          <w:lang w:eastAsia="zh-CN"/>
+        </w:rPr>
+      </w:pPr>
+      <w:r>
+        <w:rPr>
+          <w:lang w:eastAsia="zh-CN"/>
+        </w:rPr>
+        <w:t>Diseño del proyecto</w:t>
+      </w:r>
+    </w:p>
+    <w:p>
+      <w:pPr>
+        <w:rPr>
+          <w:lang w:eastAsia="zh-CN"/>
+        </w:rPr>
+      </w:pPr>
+    </w:p>
+    <w:p>
+      <w:pPr>
+        <w:rPr>
+          <w:rFonts w:eastAsia="宋体"/>
+          <w:lang w:eastAsia="zh-CN"/>
+        </w:rPr>
+      </w:pPr>
+    </w:p>
+    <w:p>
+      <w:pPr>
         <w:sectPr>
           <w:headerReference w:type="default" r:id="rId26"/>
           <w:footerReference w:type="default" r:id="rId27"/>
@@ -9168,45 +10726,837 @@
     <w:p>
       <w:pPr>
         <w:pStyle w:val="Ttulo1"/>
+      </w:pPr>
+      <w:bookmarkStart w:id="14" w:name="Desarrollo_del_proyecto"/>
+      <w:bookmarkStart w:id="15" w:name="_bookmark8"/>
+      <w:bookmarkEnd w:id="14"/>
+      <w:bookmarkEnd w:id="15"/>
+      <w:r>
+        <w:lastRenderedPageBreak/>
+        <w:t xml:space="preserve">5. </w:t>
+      </w:r>
+      <w:r>
+        <w:t>Desarrollo del proyecto</w:t>
+      </w:r>
+    </w:p>
+    <w:p>
+      <w:pPr>
+        <w:pStyle w:val="Ttulo2"/>
+        <w:rPr>
+          <w:rFonts w:eastAsia="宋体"/>
+          <w:w w:val="115"/>
+          <w:lang w:eastAsia="zh-CN"/>
+        </w:rPr>
+      </w:pPr>
+    </w:p>
+    <w:p>
+      <w:pPr>
+        <w:pStyle w:val="Ttulo2"/>
+      </w:pPr>
+      <w:r>
+        <w:t>5.1</w:t>
+      </w:r>
+      <w:r>
+        <w:t xml:space="preserve"> </w:t>
+      </w:r>
+      <w:r>
+        <w:t>Configuración Inicial</w:t>
+      </w:r>
+    </w:p>
+    <w:p>
+      <w:pPr>
+        <w:rPr>
+          <w:lang w:eastAsia="zh-CN"/>
+        </w:rPr>
+      </w:pPr>
+    </w:p>
+    <w:p>
+      <w:pPr>
+        <w:rPr>
+          <w:lang w:eastAsia="zh-CN"/>
+        </w:rPr>
+      </w:pPr>
+      <w:r>
+        <w:rPr>
+          <w:lang w:eastAsia="zh-CN"/>
+        </w:rPr>
+        <w:t>Antes de abordar el desarrollo lógico del sistema, resulta imprescindible establecer un entorno de trabajo local sólido y estructurado.</w:t>
+      </w:r>
+      <w:r>
+        <w:t xml:space="preserve"> </w:t>
+      </w:r>
+      <w:r>
+        <w:rPr>
+          <w:lang w:eastAsia="zh-CN"/>
+        </w:rPr>
+        <w:t xml:space="preserve">El objetivo principal es garantizar que los distintos componentes </w:t>
+      </w:r>
+      <w:r>
+        <w:rPr>
+          <w:lang w:eastAsia="zh-CN"/>
+        </w:rPr>
+        <w:t xml:space="preserve">del proyecto </w:t>
+      </w:r>
+      <w:r>
+        <w:rPr>
+          <w:lang w:eastAsia="zh-CN"/>
+        </w:rPr>
+        <w:t>puedan comunicarse entre sí sin conflictos, sentando una base estable para la posterior extracción, integración y visualización de los datos académicos.</w:t>
+      </w:r>
+    </w:p>
+    <w:p>
+      <w:pPr>
+        <w:rPr>
+          <w:lang w:eastAsia="zh-CN"/>
+        </w:rPr>
+      </w:pPr>
+    </w:p>
+    <w:p>
+      <w:pPr>
+        <w:pStyle w:val="Ttulo3"/>
+        <w:rPr>
+          <w:lang w:eastAsia="zh-CN"/>
+        </w:rPr>
+      </w:pPr>
+      <w:r>
+        <w:rPr>
+          <w:lang w:eastAsia="zh-CN"/>
+        </w:rPr>
+        <w:t xml:space="preserve">5.1.1 Creación del proyecto en </w:t>
+      </w:r>
+      <w:proofErr w:type="spellStart"/>
+      <w:r>
+        <w:rPr>
+          <w:lang w:eastAsia="zh-CN"/>
+        </w:rPr>
+        <w:t>talend</w:t>
+      </w:r>
+      <w:proofErr w:type="spellEnd"/>
+    </w:p>
+    <w:p>
+      <w:pPr>
+        <w:rPr>
+          <w:lang w:eastAsia="zh-CN"/>
+        </w:rPr>
+      </w:pPr>
+    </w:p>
+    <w:p>
+      <w:pPr>
+        <w:jc w:val="both"/>
+        <w:rPr>
+          <w:lang w:eastAsia="zh-CN"/>
+        </w:rPr>
+      </w:pPr>
+      <w:r>
+        <w:rPr>
+          <w:lang w:eastAsia="zh-CN"/>
+        </w:rPr>
+        <w:t xml:space="preserve">El primer paso consistió en la inicialización del entorno de trabajo en </w:t>
+      </w:r>
+      <w:proofErr w:type="spellStart"/>
+      <w:r>
+        <w:rPr>
+          <w:lang w:eastAsia="zh-CN"/>
+        </w:rPr>
+        <w:t>Talend</w:t>
+      </w:r>
+      <w:proofErr w:type="spellEnd"/>
+      <w:r>
+        <w:rPr>
+          <w:lang w:eastAsia="zh-CN"/>
+        </w:rPr>
+        <w:t xml:space="preserve"> Open Studio. Al ejecutar la herramienta por primera vez, se procedió a:</w:t>
+      </w:r>
+    </w:p>
+    <w:p>
+      <w:pPr>
+        <w:pStyle w:val="Prrafodelista"/>
+        <w:numPr>
+          <w:ilvl w:val="0"/>
+          <w:numId w:val="14"/>
+        </w:numPr>
+        <w:jc w:val="both"/>
+        <w:rPr>
+          <w:lang w:eastAsia="zh-CN"/>
+        </w:rPr>
+      </w:pPr>
+      <w:r>
+        <w:rPr>
+          <w:lang w:eastAsia="zh-CN"/>
+        </w:rPr>
+        <w:t>Configurar una conexión de tipo local para almacenar los archivos directamente en el equipo.</w:t>
+      </w:r>
+    </w:p>
+    <w:p>
+      <w:pPr>
+        <w:pStyle w:val="Prrafodelista"/>
+        <w:numPr>
+          <w:ilvl w:val="0"/>
+          <w:numId w:val="14"/>
+        </w:numPr>
+        <w:jc w:val="both"/>
+        <w:rPr>
+          <w:lang w:eastAsia="zh-CN"/>
+        </w:rPr>
+      </w:pPr>
+      <w:r>
+        <w:rPr>
+          <w:lang w:eastAsia="zh-CN"/>
+        </w:rPr>
+        <w:t>Crear un nuevo proyecto, denominado "TALEND_BACK", para centralizar todo el desarrollo del sistema ETL.</w:t>
+      </w:r>
+    </w:p>
+    <w:p>
+      <w:pPr>
+        <w:pStyle w:val="Prrafodelista"/>
+        <w:numPr>
+          <w:ilvl w:val="0"/>
+          <w:numId w:val="14"/>
+        </w:numPr>
+        <w:jc w:val="both"/>
+        <w:rPr>
+          <w:lang w:eastAsia="zh-CN"/>
+        </w:rPr>
+      </w:pPr>
+      <w:r>
+        <w:rPr>
+          <w:lang w:eastAsia="zh-CN"/>
+        </w:rPr>
+        <w:t>Acceder a la interfaz principal para verificar la estructura del repositorio generado, donde se organizarán los futuros flujos de integración (Job Designs) y las conexiones a bases de datos (</w:t>
+      </w:r>
+      <w:proofErr w:type="spellStart"/>
+      <w:r>
+        <w:rPr>
+          <w:lang w:eastAsia="zh-CN"/>
+        </w:rPr>
+        <w:t>Metadata</w:t>
+      </w:r>
+      <w:proofErr w:type="spellEnd"/>
+      <w:r>
+        <w:rPr>
+          <w:lang w:eastAsia="zh-CN"/>
+        </w:rPr>
+        <w:t>).</w:t>
+      </w:r>
+    </w:p>
+    <w:p>
+      <w:pPr>
+        <w:rPr>
+          <w:lang w:eastAsia="zh-CN"/>
+        </w:rPr>
+      </w:pPr>
+    </w:p>
+    <w:p>
+      <w:pPr>
+        <w:rPr>
+          <w:lang w:eastAsia="zh-CN"/>
+        </w:rPr>
+      </w:pPr>
+    </w:p>
+    <w:p>
+      <w:pPr>
+        <w:rPr>
+          <w:lang w:eastAsia="zh-CN"/>
+        </w:rPr>
+      </w:pPr>
+      <w:r>
+        <w:rPr>
+          <w:lang w:eastAsia="zh-CN"/>
+        </w:rPr>
+        <w:t xml:space="preserve">                </w:t>
+      </w:r>
+      <w:r>
+        <w:rPr>
+          <w:lang w:eastAsia="zh-CN"/>
+        </w:rPr>
+        <w:drawing>
+          <wp:inline distT="0" distB="0" distL="0" distR="0" wp14:anchorId="2E13101F" wp14:editId="52A12A01">
+            <wp:extent cx="4164106" cy="2032143"/>
+            <wp:effectExtent l="0" t="0" r="8255" b="6350"/>
+            <wp:docPr id="1059847797" name="Imagen 1" descr="Interfaz de usuario gráfica, Texto, Aplicación&#10;&#10;El contenido generado por IA puede ser incorrecto."/>
+            <wp:cNvGraphicFramePr>
+              <a:graphicFrameLocks xmlns:a="http://schemas.openxmlformats.org/drawingml/2006/main" noChangeAspect="1"/>
+            </wp:cNvGraphicFramePr>
+            <a:graphic xmlns:a="http://schemas.openxmlformats.org/drawingml/2006/main">
+              <a:graphicData uri="http://schemas.openxmlformats.org/drawingml/2006/picture">
+                <pic:pic xmlns:pic="http://schemas.openxmlformats.org/drawingml/2006/picture">
+                  <pic:nvPicPr>
+                    <pic:cNvPr id="1059847797" name="Imagen 1" descr="Interfaz de usuario gráfica, Texto, Aplicación&#10;&#10;El contenido generado por IA puede ser incorrecto."/>
+                    <pic:cNvPicPr/>
+                  </pic:nvPicPr>
+                  <pic:blipFill>
+                    <a:blip r:embed="rId28"/>
+                    <a:stretch>
+                      <a:fillRect/>
+                    </a:stretch>
+                  </pic:blipFill>
+                  <pic:spPr>
+                    <a:xfrm>
+                      <a:off x="0" y="0"/>
+                      <a:ext cx="4215126" cy="2057042"/>
+                    </a:xfrm>
+                    <a:prstGeom prst="rect">
+                      <a:avLst/>
+                    </a:prstGeom>
+                  </pic:spPr>
+                </pic:pic>
+              </a:graphicData>
+            </a:graphic>
+          </wp:inline>
+        </w:drawing>
+      </w:r>
+    </w:p>
+    <w:p>
+      <w:pPr>
+        <w:rPr>
+          <w:lang w:eastAsia="zh-CN"/>
+        </w:rPr>
+      </w:pPr>
+    </w:p>
+    <w:p>
+      <w:pPr>
+        <w:pStyle w:val="Sinespaciado"/>
+        <w:rPr>
+          <w:rStyle w:val="nfasisintenso"/>
+        </w:rPr>
+      </w:pPr>
+      <w:r>
+        <w:rPr>
+          <w:rStyle w:val="nfasisintenso"/>
+        </w:rPr>
+        <w:t xml:space="preserve">                    </w:t>
+      </w:r>
+      <w:r>
+        <w:rPr>
+          <w:rStyle w:val="nfasisintenso"/>
+        </w:rPr>
+        <w:t xml:space="preserve">                            </w:t>
+      </w:r>
+      <w:r>
+        <w:rPr>
+          <w:rStyle w:val="nfasisintenso"/>
+        </w:rPr>
+        <w:t xml:space="preserve"> </w:t>
+      </w:r>
+      <w:r>
+        <w:rPr>
+          <w:rStyle w:val="nfasisintenso"/>
+        </w:rPr>
+        <w:t xml:space="preserve">Imagen: </w:t>
+      </w:r>
+      <w:r>
+        <w:rPr>
+          <w:rStyle w:val="nfasisintenso"/>
+        </w:rPr>
+        <w:t xml:space="preserve">creación de un nuevo proyecto local en </w:t>
+      </w:r>
+      <w:proofErr w:type="spellStart"/>
+      <w:r>
+        <w:rPr>
+          <w:rStyle w:val="nfasisintenso"/>
+        </w:rPr>
+        <w:t>Talend</w:t>
+      </w:r>
+      <w:proofErr w:type="spellEnd"/>
+      <w:r>
+        <w:rPr>
+          <w:rStyle w:val="nfasisintenso"/>
+        </w:rPr>
+        <w:t xml:space="preserve"> Open Studio.</w:t>
+      </w:r>
+    </w:p>
+    <w:p>
+      <w:pPr>
+        <w:rPr>
+          <w:lang w:eastAsia="zh-CN"/>
+        </w:rPr>
+      </w:pPr>
+    </w:p>
+    <w:p>
+      <w:pPr>
+        <w:rPr>
+          <w:lang w:eastAsia="zh-CN"/>
+        </w:rPr>
+      </w:pPr>
+      <w:r>
+        <w:rPr>
+          <w:lang w:eastAsia="zh-CN"/>
+        </w:rPr>
+        <w:lastRenderedPageBreak/>
+        <w:t xml:space="preserve">                 </w:t>
+      </w:r>
+      <w:r>
+        <w:rPr>
+          <w:lang w:eastAsia="zh-CN"/>
+        </w:rPr>
+        <w:drawing>
+          <wp:inline distT="0" distB="0" distL="0" distR="0" wp14:anchorId="78A0B07A" wp14:editId="503D7A70">
+            <wp:extent cx="4137212" cy="1952563"/>
+            <wp:effectExtent l="0" t="0" r="0" b="0"/>
+            <wp:docPr id="353641291" name="Imagen 1" descr="Interfaz de usuario gráfica, Aplicación&#10;&#10;El contenido generado por IA puede ser incorrecto."/>
+            <wp:cNvGraphicFramePr>
+              <a:graphicFrameLocks xmlns:a="http://schemas.openxmlformats.org/drawingml/2006/main" noChangeAspect="1"/>
+            </wp:cNvGraphicFramePr>
+            <a:graphic xmlns:a="http://schemas.openxmlformats.org/drawingml/2006/main">
+              <a:graphicData uri="http://schemas.openxmlformats.org/drawingml/2006/picture">
+                <pic:pic xmlns:pic="http://schemas.openxmlformats.org/drawingml/2006/picture">
+                  <pic:nvPicPr>
+                    <pic:cNvPr id="353641291" name="Imagen 1" descr="Interfaz de usuario gráfica, Aplicación&#10;&#10;El contenido generado por IA puede ser incorrecto."/>
+                    <pic:cNvPicPr/>
+                  </pic:nvPicPr>
+                  <pic:blipFill>
+                    <a:blip r:embed="rId29"/>
+                    <a:stretch>
+                      <a:fillRect/>
+                    </a:stretch>
+                  </pic:blipFill>
+                  <pic:spPr>
+                    <a:xfrm>
+                      <a:off x="0" y="0"/>
+                      <a:ext cx="4189508" cy="1977244"/>
+                    </a:xfrm>
+                    <a:prstGeom prst="rect">
+                      <a:avLst/>
+                    </a:prstGeom>
+                  </pic:spPr>
+                </pic:pic>
+              </a:graphicData>
+            </a:graphic>
+          </wp:inline>
+        </w:drawing>
+      </w:r>
+    </w:p>
+    <w:p>
+      <w:pPr>
+        <w:rPr>
+          <w:rStyle w:val="nfasisintenso"/>
+        </w:rPr>
+      </w:pPr>
+      <w:r>
+        <w:rPr>
+          <w:lang w:eastAsia="zh-CN"/>
+        </w:rPr>
+        <w:t xml:space="preserve">                                      </w:t>
+      </w:r>
+      <w:r>
+        <w:rPr>
+          <w:rStyle w:val="nfasisintenso"/>
+        </w:rPr>
+        <w:t xml:space="preserve"> Imagen: </w:t>
+      </w:r>
+      <w:r>
+        <w:rPr>
+          <w:rStyle w:val="nfasisintenso"/>
+          <w:lang w:eastAsia="zh-CN"/>
+        </w:rPr>
+        <w:t xml:space="preserve">Interfaz principal de </w:t>
+      </w:r>
+      <w:proofErr w:type="spellStart"/>
+      <w:r>
+        <w:rPr>
+          <w:rStyle w:val="nfasisintenso"/>
+          <w:lang w:eastAsia="zh-CN"/>
+        </w:rPr>
+        <w:t>Talend</w:t>
+      </w:r>
+      <w:proofErr w:type="spellEnd"/>
+      <w:r>
+        <w:rPr>
+          <w:rStyle w:val="nfasisintenso"/>
+          <w:lang w:eastAsia="zh-CN"/>
+        </w:rPr>
+        <w:t xml:space="preserve"> y vista del repositorio de proyecto</w:t>
+      </w:r>
+    </w:p>
+    <w:p>
+      <w:pPr>
+        <w:rPr>
+          <w:rFonts w:eastAsia="宋体"/>
+          <w:lang w:eastAsia="zh-CN"/>
+        </w:rPr>
+      </w:pPr>
+    </w:p>
+    <w:p>
+      <w:pPr>
+        <w:pStyle w:val="Ttulo3"/>
+        <w:rPr>
+          <w:rFonts w:eastAsia="宋体"/>
+          <w:lang w:eastAsia="zh-CN"/>
+        </w:rPr>
+      </w:pPr>
+      <w:r>
+        <w:rPr>
+          <w:rFonts w:eastAsia="宋体" w:hint="eastAsia"/>
+          <w:lang w:eastAsia="zh-CN"/>
+        </w:rPr>
+        <w:t>5.1.2 Crea</w:t>
+      </w:r>
+      <w:r>
+        <w:rPr>
+          <w:rFonts w:eastAsia="宋体"/>
+          <w:lang w:eastAsia="zh-CN"/>
+        </w:rPr>
+        <w:t>ción y configuración de base de datos en MySQL</w:t>
+      </w:r>
+    </w:p>
+    <w:p>
+      <w:pPr>
+        <w:rPr>
+          <w:rFonts w:eastAsia="宋体"/>
+          <w:lang w:eastAsia="zh-CN"/>
+        </w:rPr>
+      </w:pPr>
+    </w:p>
+    <w:p>
+      <w:pPr>
+        <w:rPr>
+          <w:rFonts w:eastAsia="宋体"/>
+          <w:lang w:eastAsia="zh-CN"/>
+        </w:rPr>
+      </w:pPr>
+      <w:r>
+        <w:rPr>
+          <w:rFonts w:eastAsia="宋体"/>
+          <w:lang w:eastAsia="zh-CN"/>
+        </w:rPr>
+        <w:t xml:space="preserve">Después creamos vamos a crear una </w:t>
+      </w:r>
+    </w:p>
+    <w:p>
+      <w:pPr>
+        <w:rPr>
+          <w:rFonts w:eastAsia="宋体" w:hint="eastAsia"/>
+          <w:lang w:eastAsia="zh-CN"/>
+        </w:rPr>
+      </w:pPr>
+    </w:p>
+    <w:p>
+      <w:pPr>
+        <w:rPr>
+          <w:rFonts w:eastAsia="宋体" w:hint="eastAsia"/>
+          <w:lang w:eastAsia="zh-CN"/>
+        </w:rPr>
+      </w:pPr>
+      <w:r>
+        <w:rPr>
+          <w:lang w:eastAsia="zh-CN"/>
+        </w:rPr>
+        <w:drawing>
+          <wp:inline distT="0" distB="0" distL="0" distR="0" wp14:anchorId="65F9505F" wp14:editId="306BE7C9">
+            <wp:extent cx="5403850" cy="3416300"/>
+            <wp:effectExtent l="0" t="0" r="6350" b="0"/>
+            <wp:docPr id="1616745604" name="Imagen 1" descr="Interfaz de usuario gráfica, Texto, Aplicación&#10;&#10;El contenido generado por IA puede ser incorrecto."/>
+            <wp:cNvGraphicFramePr>
+              <a:graphicFrameLocks xmlns:a="http://schemas.openxmlformats.org/drawingml/2006/main" noChangeAspect="1"/>
+            </wp:cNvGraphicFramePr>
+            <a:graphic xmlns:a="http://schemas.openxmlformats.org/drawingml/2006/main">
+              <a:graphicData uri="http://schemas.openxmlformats.org/drawingml/2006/picture">
+                <pic:pic xmlns:pic="http://schemas.openxmlformats.org/drawingml/2006/picture">
+                  <pic:nvPicPr>
+                    <pic:cNvPr id="1616745604" name="Imagen 1" descr="Interfaz de usuario gráfica, Texto, Aplicación&#10;&#10;El contenido generado por IA puede ser incorrecto."/>
+                    <pic:cNvPicPr/>
+                  </pic:nvPicPr>
+                  <pic:blipFill>
+                    <a:blip r:embed="rId30"/>
+                    <a:stretch>
+                      <a:fillRect/>
+                    </a:stretch>
+                  </pic:blipFill>
+                  <pic:spPr>
+                    <a:xfrm>
+                      <a:off x="0" y="0"/>
+                      <a:ext cx="5403850" cy="3416300"/>
+                    </a:xfrm>
+                    <a:prstGeom prst="rect">
+                      <a:avLst/>
+                    </a:prstGeom>
+                  </pic:spPr>
+                </pic:pic>
+              </a:graphicData>
+            </a:graphic>
+          </wp:inline>
+        </w:drawing>
+      </w:r>
+    </w:p>
+    <w:p>
+      <w:pPr>
+        <w:rPr>
+          <w:lang w:eastAsia="zh-CN"/>
+        </w:rPr>
+      </w:pPr>
+    </w:p>
+    <w:p>
+      <w:pPr>
+        <w:rPr>
+          <w:lang w:eastAsia="zh-CN"/>
+        </w:rPr>
+      </w:pPr>
+      <w:r>
+        <w:rPr>
+          <w:lang w:eastAsia="zh-CN"/>
+        </w:rPr>
+        <w:lastRenderedPageBreak/>
+        <w:drawing>
+          <wp:inline distT="0" distB="0" distL="0" distR="0" wp14:anchorId="1722959A" wp14:editId="42CD2A4D">
+            <wp:extent cx="5403850" cy="2790825"/>
+            <wp:effectExtent l="0" t="0" r="6350" b="9525"/>
+            <wp:docPr id="1035646351" name="Imagen 1" descr="Interfaz de usuario gráfica, Texto, Aplicación, Word&#10;&#10;El contenido generado por IA puede ser incorrecto."/>
+            <wp:cNvGraphicFramePr>
+              <a:graphicFrameLocks xmlns:a="http://schemas.openxmlformats.org/drawingml/2006/main" noChangeAspect="1"/>
+            </wp:cNvGraphicFramePr>
+            <a:graphic xmlns:a="http://schemas.openxmlformats.org/drawingml/2006/main">
+              <a:graphicData uri="http://schemas.openxmlformats.org/drawingml/2006/picture">
+                <pic:pic xmlns:pic="http://schemas.openxmlformats.org/drawingml/2006/picture">
+                  <pic:nvPicPr>
+                    <pic:cNvPr id="1035646351" name="Imagen 1" descr="Interfaz de usuario gráfica, Texto, Aplicación, Word&#10;&#10;El contenido generado por IA puede ser incorrecto."/>
+                    <pic:cNvPicPr/>
+                  </pic:nvPicPr>
+                  <pic:blipFill>
+                    <a:blip r:embed="rId31"/>
+                    <a:stretch>
+                      <a:fillRect/>
+                    </a:stretch>
+                  </pic:blipFill>
+                  <pic:spPr>
+                    <a:xfrm>
+                      <a:off x="0" y="0"/>
+                      <a:ext cx="5403850" cy="2790825"/>
+                    </a:xfrm>
+                    <a:prstGeom prst="rect">
+                      <a:avLst/>
+                    </a:prstGeom>
+                  </pic:spPr>
+                </pic:pic>
+              </a:graphicData>
+            </a:graphic>
+          </wp:inline>
+        </w:drawing>
+      </w:r>
+    </w:p>
+    <w:p>
+      <w:pPr>
+        <w:rPr>
+          <w:lang w:eastAsia="zh-CN"/>
+        </w:rPr>
+      </w:pPr>
+    </w:p>
+    <w:p>
+      <w:pPr>
+        <w:rPr>
+          <w:lang w:eastAsia="zh-CN"/>
+        </w:rPr>
+      </w:pPr>
+      <w:r>
+        <w:rPr>
+          <w:lang w:eastAsia="zh-CN"/>
+        </w:rPr>
+        <w:lastRenderedPageBreak/>
+        <w:drawing>
+          <wp:inline distT="0" distB="0" distL="0" distR="0" wp14:anchorId="0A9A80FD" wp14:editId="65E2B662">
+            <wp:extent cx="3115110" cy="5591955"/>
+            <wp:effectExtent l="0" t="0" r="9525" b="0"/>
+            <wp:docPr id="1722706187" name="Imagen 1" descr="Interfaz de usuario gráfica, Texto, Aplicación&#10;&#10;El contenido generado por IA puede ser incorrecto."/>
+            <wp:cNvGraphicFramePr>
+              <a:graphicFrameLocks xmlns:a="http://schemas.openxmlformats.org/drawingml/2006/main" noChangeAspect="1"/>
+            </wp:cNvGraphicFramePr>
+            <a:graphic xmlns:a="http://schemas.openxmlformats.org/drawingml/2006/main">
+              <a:graphicData uri="http://schemas.openxmlformats.org/drawingml/2006/picture">
+                <pic:pic xmlns:pic="http://schemas.openxmlformats.org/drawingml/2006/picture">
+                  <pic:nvPicPr>
+                    <pic:cNvPr id="1722706187" name="Imagen 1" descr="Interfaz de usuario gráfica, Texto, Aplicación&#10;&#10;El contenido generado por IA puede ser incorrecto."/>
+                    <pic:cNvPicPr/>
+                  </pic:nvPicPr>
+                  <pic:blipFill>
+                    <a:blip r:embed="rId32"/>
+                    <a:stretch>
+                      <a:fillRect/>
+                    </a:stretch>
+                  </pic:blipFill>
+                  <pic:spPr>
+                    <a:xfrm>
+                      <a:off x="0" y="0"/>
+                      <a:ext cx="3115110" cy="5591955"/>
+                    </a:xfrm>
+                    <a:prstGeom prst="rect">
+                      <a:avLst/>
+                    </a:prstGeom>
+                  </pic:spPr>
+                </pic:pic>
+              </a:graphicData>
+            </a:graphic>
+          </wp:inline>
+        </w:drawing>
+      </w:r>
+    </w:p>
+    <w:p>
+      <w:pPr>
+        <w:pStyle w:val="Ttulo1"/>
         <w:spacing w:before="426"/>
-      </w:pPr>
-      <w:bookmarkStart w:id="16" w:name="Desarrollo_del_proyecto"/>
-      <w:bookmarkStart w:id="17" w:name="_bookmark8"/>
-      <w:bookmarkEnd w:id="16"/>
-      <w:bookmarkEnd w:id="17"/>
-      <w:r>
-        <w:rPr>
-          <w:w w:val="115"/>
-        </w:rPr>
-        <w:lastRenderedPageBreak/>
-        <w:t>Desarrollo</w:t>
-      </w:r>
-      <w:r>
-        <w:rPr>
-          <w:spacing w:val="47"/>
-          <w:w w:val="150"/>
-        </w:rPr>
-        <w:t xml:space="preserve"> </w:t>
-      </w:r>
-      <w:r>
-        <w:rPr>
-          <w:w w:val="115"/>
-        </w:rPr>
-        <w:t>del</w:t>
-      </w:r>
-      <w:r>
-        <w:rPr>
-          <w:spacing w:val="47"/>
-          <w:w w:val="150"/>
-        </w:rPr>
-        <w:t xml:space="preserve"> </w:t>
-      </w:r>
-      <w:r>
-        <w:rPr>
+        <w:rPr>
+          <w:rFonts w:eastAsia="宋体"/>
           <w:spacing w:val="-2"/>
           <w:w w:val="115"/>
-        </w:rPr>
-        <w:t>proyecto</w:t>
+          <w:lang w:eastAsia="zh-CN"/>
+        </w:rPr>
+      </w:pPr>
+      <w:r>
+        <w:rPr>
+          <w:rFonts w:eastAsia="宋体"/>
+          <w:spacing w:val="-2"/>
+          <w:w w:val="115"/>
+          <w:lang w:eastAsia="zh-CN"/>
+        </w:rPr>
+        <w:lastRenderedPageBreak/>
+        <w:drawing>
+          <wp:inline distT="0" distB="0" distL="0" distR="0" wp14:anchorId="207700E7" wp14:editId="649F6366">
+            <wp:extent cx="5403850" cy="2703195"/>
+            <wp:effectExtent l="0" t="0" r="6350" b="1905"/>
+            <wp:docPr id="1411468389" name="Imagen 1" descr="Interfaz de usuario gráfica, Aplicación&#10;&#10;El contenido generado por IA puede ser incorrecto."/>
+            <wp:cNvGraphicFramePr>
+              <a:graphicFrameLocks xmlns:a="http://schemas.openxmlformats.org/drawingml/2006/main" noChangeAspect="1"/>
+            </wp:cNvGraphicFramePr>
+            <a:graphic xmlns:a="http://schemas.openxmlformats.org/drawingml/2006/main">
+              <a:graphicData uri="http://schemas.openxmlformats.org/drawingml/2006/picture">
+                <pic:pic xmlns:pic="http://schemas.openxmlformats.org/drawingml/2006/picture">
+                  <pic:nvPicPr>
+                    <pic:cNvPr id="1411468389" name="Imagen 1" descr="Interfaz de usuario gráfica, Aplicación&#10;&#10;El contenido generado por IA puede ser incorrecto."/>
+                    <pic:cNvPicPr/>
+                  </pic:nvPicPr>
+                  <pic:blipFill>
+                    <a:blip r:embed="rId33"/>
+                    <a:stretch>
+                      <a:fillRect/>
+                    </a:stretch>
+                  </pic:blipFill>
+                  <pic:spPr>
+                    <a:xfrm>
+                      <a:off x="0" y="0"/>
+                      <a:ext cx="5403850" cy="2703195"/>
+                    </a:xfrm>
+                    <a:prstGeom prst="rect">
+                      <a:avLst/>
+                    </a:prstGeom>
+                  </pic:spPr>
+                </pic:pic>
+              </a:graphicData>
+            </a:graphic>
+          </wp:inline>
+        </w:drawing>
+      </w:r>
+    </w:p>
+    <w:p>
+      <w:pPr>
+        <w:pStyle w:val="Ttulo1"/>
+        <w:spacing w:before="426"/>
+        <w:rPr>
+          <w:rFonts w:eastAsia="宋体" w:hint="eastAsia"/>
+          <w:lang w:eastAsia="zh-CN"/>
+        </w:rPr>
+      </w:pPr>
+    </w:p>
+    <w:p>
+      <w:pPr>
+        <w:pStyle w:val="Textoindependiente"/>
+        <w:spacing w:before="214"/>
+        <w:rPr>
+          <w:b/>
+          <w:sz w:val="49"/>
+        </w:rPr>
+      </w:pPr>
+      <w:r>
+        <w:rPr>
+          <w:b/>
+          <w:noProof/>
+          <w:sz w:val="49"/>
+        </w:rPr>
+        <w:drawing>
+          <wp:inline distT="0" distB="0" distL="0" distR="0" wp14:anchorId="10DF5FF5" wp14:editId="572F4BBC">
+            <wp:extent cx="5403850" cy="4149725"/>
+            <wp:effectExtent l="0" t="0" r="6350" b="3175"/>
+            <wp:docPr id="469409065" name="Imagen 1" descr="Interfaz de usuario gráfica, Aplicación&#10;&#10;El contenido generado por IA puede ser incorrecto."/>
+            <wp:cNvGraphicFramePr>
+              <a:graphicFrameLocks xmlns:a="http://schemas.openxmlformats.org/drawingml/2006/main" noChangeAspect="1"/>
+            </wp:cNvGraphicFramePr>
+            <a:graphic xmlns:a="http://schemas.openxmlformats.org/drawingml/2006/main">
+              <a:graphicData uri="http://schemas.openxmlformats.org/drawingml/2006/picture">
+                <pic:pic xmlns:pic="http://schemas.openxmlformats.org/drawingml/2006/picture">
+                  <pic:nvPicPr>
+                    <pic:cNvPr id="469409065" name="Imagen 1" descr="Interfaz de usuario gráfica, Aplicación&#10;&#10;El contenido generado por IA puede ser incorrecto."/>
+                    <pic:cNvPicPr/>
+                  </pic:nvPicPr>
+                  <pic:blipFill>
+                    <a:blip r:embed="rId34"/>
+                    <a:stretch>
+                      <a:fillRect/>
+                    </a:stretch>
+                  </pic:blipFill>
+                  <pic:spPr>
+                    <a:xfrm>
+                      <a:off x="0" y="0"/>
+                      <a:ext cx="5403850" cy="4149725"/>
+                    </a:xfrm>
+                    <a:prstGeom prst="rect">
+                      <a:avLst/>
+                    </a:prstGeom>
+                  </pic:spPr>
+                </pic:pic>
+              </a:graphicData>
+            </a:graphic>
+          </wp:inline>
+        </w:drawing>
+      </w:r>
+    </w:p>
+    <w:p>
+      <w:pPr>
+        <w:pStyle w:val="Textoindependiente"/>
+        <w:spacing w:before="214"/>
+        <w:rPr>
+          <w:b/>
+          <w:sz w:val="49"/>
+        </w:rPr>
+      </w:pPr>
+      <w:r>
+        <w:rPr>
+          <w:b/>
+          <w:noProof/>
+          <w:sz w:val="49"/>
+        </w:rPr>
+        <w:lastRenderedPageBreak/>
+        <w:drawing>
+          <wp:inline distT="0" distB="0" distL="0" distR="0" wp14:anchorId="3ED91B58" wp14:editId="52D09702">
+            <wp:extent cx="5403850" cy="2776855"/>
+            <wp:effectExtent l="0" t="0" r="6350" b="4445"/>
+            <wp:docPr id="1360101509" name="Imagen 1" descr="Interfaz de usuario gráfica, Texto, Aplicación, Correo electrónico&#10;&#10;El contenido generado por IA puede ser incorrecto."/>
+            <wp:cNvGraphicFramePr>
+              <a:graphicFrameLocks xmlns:a="http://schemas.openxmlformats.org/drawingml/2006/main" noChangeAspect="1"/>
+            </wp:cNvGraphicFramePr>
+            <a:graphic xmlns:a="http://schemas.openxmlformats.org/drawingml/2006/main">
+              <a:graphicData uri="http://schemas.openxmlformats.org/drawingml/2006/picture">
+                <pic:pic xmlns:pic="http://schemas.openxmlformats.org/drawingml/2006/picture">
+                  <pic:nvPicPr>
+                    <pic:cNvPr id="1360101509" name="Imagen 1" descr="Interfaz de usuario gráfica, Texto, Aplicación, Correo electrónico&#10;&#10;El contenido generado por IA puede ser incorrecto."/>
+                    <pic:cNvPicPr/>
+                  </pic:nvPicPr>
+                  <pic:blipFill>
+                    <a:blip r:embed="rId35"/>
+                    <a:stretch>
+                      <a:fillRect/>
+                    </a:stretch>
+                  </pic:blipFill>
+                  <pic:spPr>
+                    <a:xfrm>
+                      <a:off x="0" y="0"/>
+                      <a:ext cx="5403850" cy="2776855"/>
+                    </a:xfrm>
+                    <a:prstGeom prst="rect">
+                      <a:avLst/>
+                    </a:prstGeom>
+                  </pic:spPr>
+                </pic:pic>
+              </a:graphicData>
+            </a:graphic>
+          </wp:inline>
+        </w:drawing>
       </w:r>
     </w:p>
     <w:p>
@@ -9268,7 +11618,7 @@
                     <pic:cNvPicPr/>
                   </pic:nvPicPr>
                   <pic:blipFill>
-                    <a:blip r:embed="rId28"/>
+                    <a:blip r:embed="rId36"/>
                     <a:stretch>
                       <a:fillRect/>
                     </a:stretch>
@@ -9292,22 +11642,22 @@
         <w:rPr>
           <w:sz w:val="20"/>
         </w:rPr>
-        <w:t xml:space="preserve">hay algunos   valores de la columna rendimiento con valor “91,666666667” que causan errores porque </w:t>
-      </w:r>
-      <w:proofErr w:type="gramStart"/>
-      <w:r>
+        <w:t>hay algunos   valores de la columna rendimiento con valor “91,666666667” que causan errores porque el  separador de la extracción también es la coma.</w:t>
+      </w:r>
+    </w:p>
+    <w:p>
+      <w:pPr>
         <w:rPr>
           <w:sz w:val="20"/>
         </w:rPr>
-        <w:t>el  separador</w:t>
-      </w:r>
-      <w:proofErr w:type="gramEnd"/>
-      <w:r>
+      </w:pPr>
+    </w:p>
+    <w:p>
+      <w:pPr>
         <w:rPr>
           <w:sz w:val="20"/>
         </w:rPr>
-        <w:t xml:space="preserve"> de la extracción también es la coma.</w:t>
-      </w:r>
+      </w:pPr>
     </w:p>
     <w:p>
       <w:pPr>
@@ -9322,34 +11672,12 @@
           <w:sz w:val="20"/>
         </w:rPr>
       </w:pPr>
-    </w:p>
-    <w:p>
-      <w:pPr>
+      <w:r>
         <w:rPr>
           <w:sz w:val="20"/>
         </w:rPr>
-      </w:pPr>
-    </w:p>
-    <w:p>
-      <w:pPr>
-        <w:rPr>
-          <w:sz w:val="20"/>
-        </w:rPr>
-      </w:pPr>
-      <w:r>
-        <w:rPr>
-          <w:sz w:val="20"/>
-        </w:rPr>
-        <w:t xml:space="preserve">Fase de </w:t>
-      </w:r>
-      <w:proofErr w:type="spellStart"/>
-      <w:r>
-        <w:rPr>
-          <w:sz w:val="20"/>
-        </w:rPr>
-        <w:t>extraccion</w:t>
-      </w:r>
-      <w:proofErr w:type="spellEnd"/>
+        <w:t>Fase de extraccion</w:t>
+      </w:r>
     </w:p>
     <w:p>
       <w:pPr>
@@ -9397,7 +11725,7 @@
                     <pic:cNvPicPr/>
                   </pic:nvPicPr>
                   <pic:blipFill>
-                    <a:blip r:embed="rId29"/>
+                    <a:blip r:embed="rId37"/>
                     <a:stretch>
                       <a:fillRect/>
                     </a:stretch>
@@ -9460,7 +11788,6 @@
         </w:rPr>
         <w:pgNum/>
       </w:r>
-      <w:proofErr w:type="spellStart"/>
       <w:r>
         <w:rPr>
           <w:rFonts w:eastAsia="宋体"/>
@@ -9469,7 +11796,6 @@
         </w:rPr>
         <w:t>xtracción</w:t>
       </w:r>
-      <w:proofErr w:type="spellEnd"/>
     </w:p>
     <w:p>
       <w:pPr>
@@ -9599,7 +11925,7 @@
                     <pic:cNvPicPr/>
                   </pic:nvPicPr>
                   <pic:blipFill>
-                    <a:blip r:embed="rId30"/>
+                    <a:blip r:embed="rId38"/>
                     <a:stretch>
                       <a:fillRect/>
                     </a:stretch>
@@ -9669,7 +11995,7 @@
                     <pic:cNvPicPr/>
                   </pic:nvPicPr>
                   <pic:blipFill>
-                    <a:blip r:embed="rId31"/>
+                    <a:blip r:embed="rId39"/>
                     <a:stretch>
                       <a:fillRect/>
                     </a:stretch>
@@ -9844,7 +12170,7 @@
                     <pic:cNvPicPr/>
                   </pic:nvPicPr>
                   <pic:blipFill>
-                    <a:blip r:embed="rId32"/>
+                    <a:blip r:embed="rId40"/>
                     <a:stretch>
                       <a:fillRect/>
                     </a:stretch>
@@ -9915,7 +12241,7 @@
                     <pic:cNvPicPr/>
                   </pic:nvPicPr>
                   <pic:blipFill>
-                    <a:blip r:embed="rId33"/>
+                    <a:blip r:embed="rId41"/>
                     <a:stretch>
                       <a:fillRect/>
                     </a:stretch>
@@ -10038,7 +12364,7 @@
                     <pic:cNvPicPr/>
                   </pic:nvPicPr>
                   <pic:blipFill>
-                    <a:blip r:embed="rId34"/>
+                    <a:blip r:embed="rId42"/>
                     <a:stretch>
                       <a:fillRect/>
                     </a:stretch>
@@ -10100,36 +12426,8 @@
           <w:sz w:val="20"/>
           <w:lang w:eastAsia="zh-CN"/>
         </w:rPr>
-        <w:t xml:space="preserve">El </w:t>
-      </w:r>
-      <w:proofErr w:type="spellStart"/>
-      <w:r>
-        <w:rPr>
-          <w:rFonts w:eastAsia="宋体"/>
-          <w:sz w:val="20"/>
-          <w:lang w:eastAsia="zh-CN"/>
-        </w:rPr>
-        <w:t>fitrado</w:t>
-      </w:r>
-      <w:proofErr w:type="spellEnd"/>
-      <w:r>
-        <w:rPr>
-          <w:rFonts w:eastAsia="宋体"/>
-          <w:sz w:val="20"/>
-          <w:lang w:eastAsia="zh-CN"/>
-        </w:rPr>
-        <w:t xml:space="preserve"> y </w:t>
-      </w:r>
-      <w:proofErr w:type="spellStart"/>
-      <w:r>
-        <w:rPr>
-          <w:rFonts w:eastAsia="宋体"/>
-          <w:sz w:val="20"/>
-          <w:lang w:eastAsia="zh-CN"/>
-        </w:rPr>
-        <w:t>seleccion</w:t>
-      </w:r>
-      <w:proofErr w:type="spellEnd"/>
+        <w:t>El fitrado y seleccion</w:t>
+      </w:r>
     </w:p>
     <w:p>
       <w:pPr>
@@ -10180,7 +12478,7 @@
                     <pic:cNvPicPr/>
                   </pic:nvPicPr>
                   <pic:blipFill>
-                    <a:blip r:embed="rId35"/>
+                    <a:blip r:embed="rId43"/>
                     <a:stretch>
                       <a:fillRect/>
                     </a:stretch>
@@ -10339,7 +12637,7 @@
                     <pic:cNvPicPr/>
                   </pic:nvPicPr>
                   <pic:blipFill>
-                    <a:blip r:embed="rId36"/>
+                    <a:blip r:embed="rId44"/>
                     <a:stretch>
                       <a:fillRect/>
                     </a:stretch>
@@ -10391,7 +12689,7 @@
                     <pic:cNvPicPr/>
                   </pic:nvPicPr>
                   <pic:blipFill>
-                    <a:blip r:embed="rId37"/>
+                    <a:blip r:embed="rId45"/>
                     <a:stretch>
                       <a:fillRect/>
                     </a:stretch>
@@ -10444,7 +12742,7 @@
                     <pic:cNvPicPr/>
                   </pic:nvPicPr>
                   <pic:blipFill>
-                    <a:blip r:embed="rId38"/>
+                    <a:blip r:embed="rId46"/>
                     <a:stretch>
                       <a:fillRect/>
                     </a:stretch>
@@ -10540,7 +12838,7 @@
                     <pic:cNvPicPr/>
                   </pic:nvPicPr>
                   <pic:blipFill>
-                    <a:blip r:embed="rId39"/>
+                    <a:blip r:embed="rId47"/>
                     <a:stretch>
                       <a:fillRect/>
                     </a:stretch>
@@ -10691,7 +12989,7 @@
                     <pic:cNvPicPr/>
                   </pic:nvPicPr>
                   <pic:blipFill>
-                    <a:blip r:embed="rId40"/>
+                    <a:blip r:embed="rId48"/>
                     <a:stretch>
                       <a:fillRect/>
                     </a:stretch>
@@ -10738,8 +13036,8 @@
           <w:lang w:eastAsia="zh-CN"/>
         </w:rPr>
         <w:sectPr>
-          <w:headerReference w:type="default" r:id="rId41"/>
-          <w:footerReference w:type="default" r:id="rId42"/>
+          <w:headerReference w:type="default" r:id="rId49"/>
+          <w:footerReference w:type="default" r:id="rId50"/>
           <w:pgSz w:w="11910" w:h="16840"/>
           <w:pgMar w:top="2320" w:right="1700" w:bottom="1940" w:left="1700" w:header="1907" w:footer="1758" w:gutter="0"/>
           <w:cols w:space="720"/>
@@ -10751,61 +13049,7 @@
           <w:sz w:val="20"/>
           <w:lang w:eastAsia="zh-CN"/>
         </w:rPr>
-        <w:t xml:space="preserve">Cuando estoy haciendo una </w:t>
-      </w:r>
-      <w:proofErr w:type="gramStart"/>
-      <w:r>
-        <w:rPr>
-          <w:rFonts w:eastAsia="宋体"/>
-          <w:sz w:val="20"/>
-          <w:lang w:eastAsia="zh-CN"/>
-        </w:rPr>
-        <w:t>tabla  para</w:t>
-      </w:r>
-      <w:proofErr w:type="gramEnd"/>
-      <w:r>
-        <w:rPr>
-          <w:rFonts w:eastAsia="宋体"/>
-          <w:sz w:val="20"/>
-          <w:lang w:eastAsia="zh-CN"/>
-        </w:rPr>
-        <w:t xml:space="preserve"> consulta rendimientos de las </w:t>
-      </w:r>
-      <w:proofErr w:type="gramStart"/>
-      <w:r>
-        <w:rPr>
-          <w:rFonts w:eastAsia="宋体"/>
-          <w:sz w:val="20"/>
-          <w:lang w:eastAsia="zh-CN"/>
-        </w:rPr>
-        <w:t>asignaturas ,</w:t>
-      </w:r>
-      <w:proofErr w:type="gramEnd"/>
-      <w:r>
-        <w:rPr>
-          <w:rFonts w:eastAsia="宋体"/>
-          <w:sz w:val="20"/>
-          <w:lang w:eastAsia="zh-CN"/>
-        </w:rPr>
-        <w:t xml:space="preserve"> sale </w:t>
-      </w:r>
-      <w:proofErr w:type="gramStart"/>
-      <w:r>
-        <w:rPr>
-          <w:rFonts w:eastAsia="宋体"/>
-          <w:sz w:val="20"/>
-          <w:lang w:eastAsia="zh-CN"/>
-        </w:rPr>
-        <w:t>asignaturas  duplicadas</w:t>
-      </w:r>
-      <w:proofErr w:type="gramEnd"/>
-      <w:r>
-        <w:rPr>
-          <w:rFonts w:eastAsia="宋体"/>
-          <w:sz w:val="20"/>
-          <w:lang w:eastAsia="zh-CN"/>
-        </w:rPr>
-        <w:t>,</w:t>
+        <w:t>Cuando estoy haciendo una tabla  para consulta rendimientos de las asignaturas , sale asignaturas  duplicadas,</w:t>
       </w:r>
     </w:p>
     <w:p>
@@ -10813,40 +13057,40 @@
         <w:pStyle w:val="Ttulo1"/>
         <w:spacing w:before="426"/>
       </w:pPr>
-      <w:bookmarkStart w:id="18" w:name="Resultados"/>
-      <w:bookmarkStart w:id="19" w:name="_bookmark9"/>
+      <w:bookmarkStart w:id="16" w:name="Resultados"/>
+      <w:bookmarkStart w:id="17" w:name="_bookmark9"/>
+      <w:bookmarkEnd w:id="16"/>
+      <w:bookmarkEnd w:id="17"/>
+      <w:r>
+        <w:rPr>
+          <w:spacing w:val="-2"/>
+          <w:w w:val="120"/>
+        </w:rPr>
+        <w:lastRenderedPageBreak/>
+        <w:t>Resultados</w:t>
+      </w:r>
+    </w:p>
+    <w:p>
+      <w:pPr>
+        <w:pStyle w:val="Textoindependiente"/>
+        <w:spacing w:before="214"/>
+        <w:rPr>
+          <w:b/>
+          <w:sz w:val="49"/>
+        </w:rPr>
+      </w:pPr>
+    </w:p>
+    <w:p>
+      <w:pPr>
+        <w:ind w:left="1094"/>
+        <w:rPr>
+          <w:sz w:val="20"/>
+        </w:rPr>
+      </w:pPr>
+      <w:bookmarkStart w:id="18" w:name="Resultados_obtenidos"/>
+      <w:bookmarkStart w:id="19" w:name="_bookmark10"/>
       <w:bookmarkEnd w:id="18"/>
       <w:bookmarkEnd w:id="19"/>
-      <w:r>
-        <w:rPr>
-          <w:spacing w:val="-2"/>
-          <w:w w:val="120"/>
-        </w:rPr>
-        <w:lastRenderedPageBreak/>
-        <w:t>Resultados</w:t>
-      </w:r>
-    </w:p>
-    <w:p>
-      <w:pPr>
-        <w:pStyle w:val="Textoindependiente"/>
-        <w:spacing w:before="214"/>
-        <w:rPr>
-          <w:b/>
-          <w:sz w:val="49"/>
-        </w:rPr>
-      </w:pPr>
-    </w:p>
-    <w:p>
-      <w:pPr>
-        <w:ind w:left="1094"/>
-        <w:rPr>
-          <w:sz w:val="20"/>
-        </w:rPr>
-      </w:pPr>
-      <w:bookmarkStart w:id="20" w:name="Resultados_obtenidos"/>
-      <w:bookmarkStart w:id="21" w:name="_bookmark10"/>
-      <w:bookmarkEnd w:id="20"/>
-      <w:bookmarkEnd w:id="21"/>
       <w:r>
         <w:rPr>
           <w:w w:val="110"/>
@@ -10940,10 +13184,10 @@
           <w:sz w:val="28"/>
         </w:rPr>
       </w:pPr>
-      <w:bookmarkStart w:id="22" w:name="Objetivos_logrados"/>
-      <w:bookmarkStart w:id="23" w:name="_bookmark11"/>
-      <w:bookmarkEnd w:id="22"/>
-      <w:bookmarkEnd w:id="23"/>
+      <w:bookmarkStart w:id="20" w:name="Objetivos_logrados"/>
+      <w:bookmarkStart w:id="21" w:name="_bookmark11"/>
+      <w:bookmarkEnd w:id="20"/>
+      <w:bookmarkEnd w:id="21"/>
       <w:r>
         <w:rPr>
           <w:b/>
@@ -10987,10 +13231,10 @@
           <w:sz w:val="28"/>
         </w:rPr>
       </w:pPr>
-      <w:bookmarkStart w:id="24" w:name="Problemas_encontrados"/>
-      <w:bookmarkStart w:id="25" w:name="_bookmark12"/>
-      <w:bookmarkEnd w:id="24"/>
-      <w:bookmarkEnd w:id="25"/>
+      <w:bookmarkStart w:id="22" w:name="Problemas_encontrados"/>
+      <w:bookmarkStart w:id="23" w:name="_bookmark12"/>
+      <w:bookmarkEnd w:id="22"/>
+      <w:bookmarkEnd w:id="23"/>
       <w:r>
         <w:rPr>
           <w:b/>
@@ -11026,8 +13270,8 @@
           <w:sz w:val="28"/>
         </w:rPr>
         <w:sectPr>
-          <w:headerReference w:type="default" r:id="rId43"/>
-          <w:footerReference w:type="default" r:id="rId44"/>
+          <w:headerReference w:type="default" r:id="rId51"/>
+          <w:footerReference w:type="default" r:id="rId52"/>
           <w:pgSz w:w="11910" w:h="16840"/>
           <w:pgMar w:top="2320" w:right="1700" w:bottom="1940" w:left="1700" w:header="1907" w:footer="1758" w:gutter="0"/>
           <w:cols w:space="720"/>
@@ -11039,79 +13283,79 @@
         <w:pStyle w:val="Ttulo1"/>
         <w:spacing w:before="426"/>
       </w:pPr>
-      <w:bookmarkStart w:id="26" w:name="Conclusiones_y_trabajos_futuros"/>
-      <w:bookmarkStart w:id="27" w:name="_bookmark13"/>
+      <w:bookmarkStart w:id="24" w:name="Conclusiones_y_trabajos_futuros"/>
+      <w:bookmarkStart w:id="25" w:name="_bookmark13"/>
+      <w:bookmarkEnd w:id="24"/>
+      <w:bookmarkEnd w:id="25"/>
+      <w:r>
+        <w:rPr>
+          <w:w w:val="115"/>
+        </w:rPr>
+        <w:lastRenderedPageBreak/>
+        <w:t>Conclusiones</w:t>
+      </w:r>
+      <w:r>
+        <w:rPr>
+          <w:spacing w:val="50"/>
+          <w:w w:val="115"/>
+        </w:rPr>
+        <w:t xml:space="preserve"> </w:t>
+      </w:r>
+      <w:r>
+        <w:rPr>
+          <w:w w:val="115"/>
+        </w:rPr>
+        <w:t>y</w:t>
+      </w:r>
+      <w:r>
+        <w:rPr>
+          <w:spacing w:val="51"/>
+          <w:w w:val="115"/>
+        </w:rPr>
+        <w:t xml:space="preserve"> </w:t>
+      </w:r>
+      <w:r>
+        <w:rPr>
+          <w:w w:val="115"/>
+        </w:rPr>
+        <w:t>trabajos</w:t>
+      </w:r>
+      <w:r>
+        <w:rPr>
+          <w:spacing w:val="51"/>
+          <w:w w:val="115"/>
+        </w:rPr>
+        <w:t xml:space="preserve"> </w:t>
+      </w:r>
+      <w:r>
+        <w:rPr>
+          <w:spacing w:val="-2"/>
+          <w:w w:val="115"/>
+        </w:rPr>
+        <w:t>futuros</w:t>
+      </w:r>
+    </w:p>
+    <w:p>
+      <w:pPr>
+        <w:pStyle w:val="Textoindependiente"/>
+        <w:spacing w:before="214"/>
+        <w:rPr>
+          <w:b/>
+          <w:sz w:val="49"/>
+        </w:rPr>
+      </w:pPr>
+    </w:p>
+    <w:p>
+      <w:pPr>
+        <w:ind w:left="1094"/>
+        <w:rPr>
+          <w:sz w:val="20"/>
+        </w:rPr>
+      </w:pPr>
+      <w:bookmarkStart w:id="26" w:name="Conclusiones"/>
+      <w:bookmarkStart w:id="27" w:name="_bookmark14"/>
       <w:bookmarkEnd w:id="26"/>
       <w:bookmarkEnd w:id="27"/>
-      <w:r>
-        <w:rPr>
-          <w:w w:val="115"/>
-        </w:rPr>
-        <w:lastRenderedPageBreak/>
-        <w:t>Conclusiones</w:t>
-      </w:r>
-      <w:r>
-        <w:rPr>
-          <w:spacing w:val="50"/>
-          <w:w w:val="115"/>
-        </w:rPr>
-        <w:t xml:space="preserve"> </w:t>
-      </w:r>
-      <w:r>
-        <w:rPr>
-          <w:w w:val="115"/>
-        </w:rPr>
-        <w:t>y</w:t>
-      </w:r>
-      <w:r>
-        <w:rPr>
-          <w:spacing w:val="51"/>
-          <w:w w:val="115"/>
-        </w:rPr>
-        <w:t xml:space="preserve"> </w:t>
-      </w:r>
-      <w:r>
-        <w:rPr>
-          <w:w w:val="115"/>
-        </w:rPr>
-        <w:t>trabajos</w:t>
-      </w:r>
-      <w:r>
-        <w:rPr>
-          <w:spacing w:val="51"/>
-          <w:w w:val="115"/>
-        </w:rPr>
-        <w:t xml:space="preserve"> </w:t>
-      </w:r>
-      <w:r>
-        <w:rPr>
-          <w:spacing w:val="-2"/>
-          <w:w w:val="115"/>
-        </w:rPr>
-        <w:t>futuros</w:t>
-      </w:r>
-    </w:p>
-    <w:p>
-      <w:pPr>
-        <w:pStyle w:val="Textoindependiente"/>
-        <w:spacing w:before="214"/>
-        <w:rPr>
-          <w:b/>
-          <w:sz w:val="49"/>
-        </w:rPr>
-      </w:pPr>
-    </w:p>
-    <w:p>
-      <w:pPr>
-        <w:ind w:left="1094"/>
-        <w:rPr>
-          <w:sz w:val="20"/>
-        </w:rPr>
-      </w:pPr>
-      <w:bookmarkStart w:id="28" w:name="Conclusiones"/>
-      <w:bookmarkStart w:id="29" w:name="_bookmark14"/>
-      <w:bookmarkEnd w:id="28"/>
-      <w:bookmarkEnd w:id="29"/>
       <w:r>
         <w:rPr>
           <w:w w:val="110"/>
@@ -11188,10 +13432,10 @@
           <w:sz w:val="28"/>
         </w:rPr>
       </w:pPr>
-      <w:bookmarkStart w:id="30" w:name="Impacto_social_y_medioambiental"/>
-      <w:bookmarkStart w:id="31" w:name="_bookmark15"/>
-      <w:bookmarkEnd w:id="30"/>
-      <w:bookmarkEnd w:id="31"/>
+      <w:bookmarkStart w:id="28" w:name="Impacto_social_y_medioambiental"/>
+      <w:bookmarkStart w:id="29" w:name="_bookmark15"/>
+      <w:bookmarkEnd w:id="28"/>
+      <w:bookmarkEnd w:id="29"/>
       <w:r>
         <w:rPr>
           <w:b/>
@@ -11269,11 +13513,10 @@
           <w:sz w:val="28"/>
         </w:rPr>
       </w:pPr>
-      <w:bookmarkStart w:id="32" w:name="Lineas_futuras"/>
-      <w:bookmarkStart w:id="33" w:name="_bookmark16"/>
-      <w:bookmarkEnd w:id="32"/>
-      <w:bookmarkEnd w:id="33"/>
-      <w:proofErr w:type="spellStart"/>
+      <w:bookmarkStart w:id="30" w:name="Lineas_futuras"/>
+      <w:bookmarkStart w:id="31" w:name="_bookmark16"/>
+      <w:bookmarkEnd w:id="30"/>
+      <w:bookmarkEnd w:id="31"/>
       <w:r>
         <w:rPr>
           <w:b/>
@@ -11282,7 +13525,6 @@
         </w:rPr>
         <w:t>Lineas</w:t>
       </w:r>
-      <w:proofErr w:type="spellEnd"/>
       <w:r>
         <w:rPr>
           <w:b/>
@@ -11310,8 +13552,8 @@
           <w:sz w:val="28"/>
         </w:rPr>
         <w:sectPr>
-          <w:headerReference w:type="default" r:id="rId45"/>
-          <w:footerReference w:type="default" r:id="rId46"/>
+          <w:headerReference w:type="default" r:id="rId53"/>
+          <w:footerReference w:type="default" r:id="rId54"/>
           <w:pgSz w:w="11910" w:h="16840"/>
           <w:pgMar w:top="2320" w:right="1700" w:bottom="1940" w:left="1700" w:header="1907" w:footer="1758" w:gutter="0"/>
           <w:cols w:space="720"/>
@@ -11323,7 +13565,6 @@
         <w:pStyle w:val="Ttulo1"/>
         <w:spacing w:line="591" w:lineRule="exact"/>
       </w:pPr>
-      <w:proofErr w:type="spellStart"/>
       <w:r>
         <w:rPr>
           <w:spacing w:val="17"/>
@@ -11360,7 +13601,6 @@
         </w:rPr>
         <w:t>a</w:t>
       </w:r>
-      <w:proofErr w:type="spellEnd"/>
     </w:p>
     <w:p>
       <w:pPr>
@@ -11379,10 +13619,10 @@
           <w:sz w:val="20"/>
         </w:rPr>
       </w:pPr>
-      <w:bookmarkStart w:id="34" w:name="Bibliografía"/>
-      <w:bookmarkStart w:id="35" w:name="_bookmark17"/>
-      <w:bookmarkEnd w:id="34"/>
-      <w:bookmarkEnd w:id="35"/>
+      <w:bookmarkStart w:id="32" w:name="Bibliografía"/>
+      <w:bookmarkStart w:id="33" w:name="_bookmark17"/>
+      <w:bookmarkEnd w:id="32"/>
+      <w:bookmarkEnd w:id="33"/>
       <w:r>
         <w:rPr>
           <w:w w:val="115"/>
@@ -11562,8 +13802,8 @@
           <w:sz w:val="20"/>
         </w:rPr>
         <w:sectPr>
-          <w:headerReference w:type="default" r:id="rId47"/>
-          <w:footerReference w:type="default" r:id="rId48"/>
+          <w:headerReference w:type="default" r:id="rId55"/>
+          <w:footerReference w:type="default" r:id="rId56"/>
           <w:pgSz w:w="11910" w:h="16840"/>
           <w:pgMar w:top="1840" w:right="1700" w:bottom="1940" w:left="1700" w:header="0" w:footer="1758" w:gutter="0"/>
           <w:cols w:space="720"/>
@@ -11636,10 +13876,10 @@
           <w:sz w:val="49"/>
         </w:rPr>
       </w:pPr>
-      <w:bookmarkStart w:id="36" w:name="Anexos"/>
-      <w:bookmarkStart w:id="37" w:name="_bookmark18"/>
-      <w:bookmarkEnd w:id="36"/>
-      <w:bookmarkEnd w:id="37"/>
+      <w:bookmarkStart w:id="34" w:name="Anexos"/>
+      <w:bookmarkStart w:id="35" w:name="_bookmark18"/>
+      <w:bookmarkEnd w:id="34"/>
+      <w:bookmarkEnd w:id="35"/>
       <w:r>
         <w:rPr>
           <w:b/>
@@ -11651,8 +13891,8 @@
       </w:r>
     </w:p>
     <w:sectPr>
-      <w:headerReference w:type="default" r:id="rId49"/>
-      <w:footerReference w:type="default" r:id="rId50"/>
+      <w:headerReference w:type="default" r:id="rId57"/>
+      <w:footerReference w:type="default" r:id="rId58"/>
       <w:pgSz w:w="11910" w:h="16840"/>
       <w:pgMar w:top="1920" w:right="1700" w:bottom="1940" w:left="1700" w:header="0" w:footer="1758" w:gutter="0"/>
       <w:cols w:space="720"/>
@@ -11971,7 +14211,7 @@
               <v:stroke joinstyle="miter"/>
               <v:path gradientshapeok="t" o:connecttype="rect"/>
             </v:shapetype>
-            <v:shape id="Textbox 23" o:spid="_x0000_s1042" type="#_x0000_t202" style="position:absolute;margin-left:291.15pt;margin-top:743pt;width:12pt;height:12pt;z-index:-15963648;visibility:visible;mso-wrap-style:square;mso-wrap-distance-left:0;mso-wrap-distance-top:0;mso-wrap-distance-right:0;mso-wrap-distance-bottom:0;mso-position-horizontal:absolute;mso-position-horizontal-relative:page;mso-position-vertical:absolute;mso-position-vertical-relative:page;v-text-anchor:top" o:gfxdata="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" filled="f" stroked="f">
+            <v:shape id="Textbox 23" o:spid="_x0000_s1041" type="#_x0000_t202" style="position:absolute;margin-left:291.15pt;margin-top:743pt;width:12pt;height:12pt;z-index:-15963648;visibility:visible;mso-wrap-style:square;mso-wrap-distance-left:0;mso-wrap-distance-top:0;mso-wrap-distance-right:0;mso-wrap-distance-bottom:0;mso-position-horizontal:absolute;mso-position-horizontal-relative:page;mso-position-vertical:absolute;mso-position-vertical-relative:page;v-text-anchor:top" o:gfxdata="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" filled="f" stroked="f">
               <v:textbox inset="0,0,0,0">
                 <w:txbxContent>
                   <w:p>
@@ -12141,7 +14381,7 @@
               <v:stroke joinstyle="miter"/>
               <v:path gradientshapeok="t" o:connecttype="rect"/>
             </v:shapetype>
-            <v:shape id="Textbox 25" o:spid="_x0000_s1044" type="#_x0000_t202" style="position:absolute;margin-left:291.15pt;margin-top:743pt;width:12pt;height:12pt;z-index:-15962624;visibility:visible;mso-wrap-style:square;mso-wrap-distance-left:0;mso-wrap-distance-top:0;mso-wrap-distance-right:0;mso-wrap-distance-bottom:0;mso-position-horizontal:absolute;mso-position-horizontal-relative:page;mso-position-vertical:absolute;mso-position-vertical-relative:page;v-text-anchor:top" o:gfxdata="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" filled="f" stroked="f">
+            <v:shape id="Textbox 25" o:spid="_x0000_s1043" type="#_x0000_t202" style="position:absolute;margin-left:291.15pt;margin-top:743pt;width:12pt;height:12pt;z-index:-15962624;visibility:visible;mso-wrap-style:square;mso-wrap-distance-left:0;mso-wrap-distance-top:0;mso-wrap-distance-right:0;mso-wrap-distance-bottom:0;mso-position-horizontal:absolute;mso-position-horizontal-relative:page;mso-position-vertical:absolute;mso-position-vertical-relative:page;v-text-anchor:top" o:gfxdata="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" filled="f" stroked="f">
               <v:textbox inset="0,0,0,0">
                 <w:txbxContent>
                   <w:p>
@@ -12311,7 +14551,7 @@
               <v:stroke joinstyle="miter"/>
               <v:path gradientshapeok="t" o:connecttype="rect"/>
             </v:shapetype>
-            <v:shape id="Textbox 26" o:spid="_x0000_s1045" type="#_x0000_t202" style="position:absolute;margin-left:291.15pt;margin-top:743pt;width:12pt;height:12pt;z-index:-15962112;visibility:visible;mso-wrap-style:square;mso-wrap-distance-left:0;mso-wrap-distance-top:0;mso-wrap-distance-right:0;mso-wrap-distance-bottom:0;mso-position-horizontal:absolute;mso-position-horizontal-relative:page;mso-position-vertical:absolute;mso-position-vertical-relative:page;v-text-anchor:top" o:gfxdata="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" filled="f" stroked="f">
+            <v:shape id="Textbox 26" o:spid="_x0000_s1044" type="#_x0000_t202" style="position:absolute;margin-left:291.15pt;margin-top:743pt;width:12pt;height:12pt;z-index:-15962112;visibility:visible;mso-wrap-style:square;mso-wrap-distance-left:0;mso-wrap-distance-top:0;mso-wrap-distance-right:0;mso-wrap-distance-bottom:0;mso-position-horizontal:absolute;mso-position-horizontal-relative:page;mso-position-vertical:absolute;mso-position-vertical-relative:page;v-text-anchor:top" o:gfxdata="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" filled="f" stroked="f">
               <v:textbox inset="0,0,0,0">
                 <w:txbxContent>
                   <w:p>
@@ -12481,7 +14721,7 @@
               <v:stroke joinstyle="miter"/>
               <v:path gradientshapeok="t" o:connecttype="rect"/>
             </v:shapetype>
-            <v:shape id="Textbox 27" o:spid="_x0000_s1046" type="#_x0000_t202" style="position:absolute;margin-left:291.15pt;margin-top:743pt;width:12pt;height:12pt;z-index:-15961600;visibility:visible;mso-wrap-style:square;mso-wrap-distance-left:0;mso-wrap-distance-top:0;mso-wrap-distance-right:0;mso-wrap-distance-bottom:0;mso-position-horizontal:absolute;mso-position-horizontal-relative:page;mso-position-vertical:absolute;mso-position-vertical-relative:page;v-text-anchor:top" o:gfxdata="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" filled="f" stroked="f">
+            <v:shape id="Textbox 27" o:spid="_x0000_s1045" type="#_x0000_t202" style="position:absolute;margin-left:291.15pt;margin-top:743pt;width:12pt;height:12pt;z-index:-15961600;visibility:visible;mso-wrap-style:square;mso-wrap-distance-left:0;mso-wrap-distance-top:0;mso-wrap-distance-right:0;mso-wrap-distance-bottom:0;mso-position-horizontal:absolute;mso-position-horizontal-relative:page;mso-position-vertical:absolute;mso-position-vertical-relative:page;v-text-anchor:top" o:gfxdata="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" filled="f" stroked="f">
               <v:textbox inset="0,0,0,0">
                 <w:txbxContent>
                   <w:p>
@@ -13462,7 +15702,7 @@
       <mc:AlternateContent>
         <mc:Choice Requires="wps">
           <w:drawing>
-            <wp:anchor distT="0" distB="0" distL="0" distR="0" simplePos="0" relativeHeight="487350784" behindDoc="1" locked="0" layoutInCell="1" allowOverlap="1" wp14:anchorId="518BEB78" wp14:editId="7FD53794">
+            <wp:anchor distT="0" distB="0" distL="0" distR="0" simplePos="0" relativeHeight="251661312" behindDoc="1" locked="0" layoutInCell="1" allowOverlap="1" wp14:anchorId="518BEB78" wp14:editId="7FD53794">
               <wp:simplePos x="0" y="0"/>
               <wp:positionH relativeFrom="page">
                 <wp:posOffset>3697820</wp:posOffset>
@@ -13555,7 +15795,7 @@
               <v:stroke joinstyle="miter"/>
               <v:path gradientshapeok="t" o:connecttype="rect"/>
             </v:shapetype>
-            <v:shape id="Textbox 19" o:spid="_x0000_s1038" type="#_x0000_t202" style="position:absolute;margin-left:291.15pt;margin-top:743pt;width:12pt;height:12pt;z-index:-15965696;visibility:visible;mso-wrap-style:square;mso-wrap-distance-left:0;mso-wrap-distance-top:0;mso-wrap-distance-right:0;mso-wrap-distance-bottom:0;mso-position-horizontal:absolute;mso-position-horizontal-relative:page;mso-position-vertical:absolute;mso-position-vertical-relative:page;v-text-anchor:top" o:gfxdata="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" filled="f" stroked="f">
+            <v:shape id="Textbox 19" o:spid="_x0000_s1037" type="#_x0000_t202" style="position:absolute;margin-left:291.15pt;margin-top:743pt;width:12pt;height:12pt;z-index:-251655168;visibility:visible;mso-wrap-style:square;mso-wrap-distance-left:0;mso-wrap-distance-top:0;mso-wrap-distance-right:0;mso-wrap-distance-bottom:0;mso-position-horizontal:absolute;mso-position-horizontal-relative:page;mso-position-vertical:absolute;mso-position-vertical-relative:page;v-text-anchor:top" o:gfxdata="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" filled="f" stroked="f">
               <v:textbox inset="0,0,0,0">
                 <w:txbxContent>
                   <w:p>
@@ -13725,7 +15965,7 @@
               <v:stroke joinstyle="miter"/>
               <v:path gradientshapeok="t" o:connecttype="rect"/>
             </v:shapetype>
-            <v:shape id="Textbox 21" o:spid="_x0000_s1040" type="#_x0000_t202" style="position:absolute;margin-left:291.15pt;margin-top:743pt;width:12pt;height:12pt;z-index:-251656192;visibility:visible;mso-wrap-style:square;mso-wrap-distance-left:0;mso-wrap-distance-top:0;mso-wrap-distance-right:0;mso-wrap-distance-bottom:0;mso-position-horizontal:absolute;mso-position-horizontal-relative:page;mso-position-vertical:absolute;mso-position-vertical-relative:page;v-text-anchor:top" o:gfxdata="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" filled="f" stroked="f">
+            <v:shape id="Textbox 21" o:spid="_x0000_s1039" type="#_x0000_t202" style="position:absolute;margin-left:291.15pt;margin-top:743pt;width:12pt;height:12pt;z-index:-251656192;visibility:visible;mso-wrap-style:square;mso-wrap-distance-left:0;mso-wrap-distance-top:0;mso-wrap-distance-right:0;mso-wrap-distance-bottom:0;mso-position-horizontal:absolute;mso-position-horizontal-relative:page;mso-position-vertical:absolute;mso-position-vertical-relative:page;v-text-anchor:top" o:gfxdata="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" filled="f" stroked="f">
               <v:textbox inset="0,0,0,0">
                 <w:txbxContent>
                   <w:p>
@@ -13982,6 +16222,7 @@
                               <w:sz w:val="41"/>
                             </w:rPr>
                           </w:pPr>
+                          <w:proofErr w:type="spellStart"/>
                           <w:r>
                             <w:rPr>
                               <w:b/>
@@ -14036,6 +16277,7 @@
                             </w:rPr>
                             <w:t>ulo</w:t>
                           </w:r>
+                          <w:proofErr w:type="spellEnd"/>
                           <w:r>
                             <w:rPr>
                               <w:b/>
@@ -14108,7 +16350,7 @@
               <v:stroke joinstyle="miter"/>
               <v:path gradientshapeok="t" o:connecttype="rect"/>
             </v:shapetype>
-            <v:shape id="Textbox 22" o:spid="_x0000_s1041" type="#_x0000_t202" style="position:absolute;margin-left:123.8pt;margin-top:94.35pt;width:111.85pt;height:22.7pt;z-index:-15964160;visibility:visible;mso-wrap-style:square;mso-wrap-distance-left:0;mso-wrap-distance-top:0;mso-wrap-distance-right:0;mso-wrap-distance-bottom:0;mso-position-horizontal:absolute;mso-position-horizontal-relative:page;mso-position-vertical:absolute;mso-position-vertical-relative:page;v-text-anchor:top" o:gfxdata="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" filled="f" stroked="f">
+            <v:shape id="Textbox 22" o:spid="_x0000_s1040" type="#_x0000_t202" style="position:absolute;margin-left:123.8pt;margin-top:94.35pt;width:111.85pt;height:22.7pt;z-index:-15964160;visibility:visible;mso-wrap-style:square;mso-wrap-distance-left:0;mso-wrap-distance-top:0;mso-wrap-distance-right:0;mso-wrap-distance-bottom:0;mso-position-horizontal:absolute;mso-position-horizontal-relative:page;mso-position-vertical:absolute;mso-position-vertical-relative:page;v-text-anchor:top" o:gfxdata="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" filled="f" stroked="f">
               <v:textbox inset="0,0,0,0">
                 <w:txbxContent>
                   <w:p>
@@ -14120,6 +16362,7 @@
                         <w:sz w:val="41"/>
                       </w:rPr>
                     </w:pPr>
+                    <w:proofErr w:type="spellStart"/>
                     <w:r>
                       <w:rPr>
                         <w:b/>
@@ -14174,6 +16417,7 @@
                       </w:rPr>
                       <w:t>ulo</w:t>
                     </w:r>
+                    <w:proofErr w:type="spellEnd"/>
                     <w:r>
                       <w:rPr>
                         <w:b/>
@@ -14300,6 +16544,7 @@
                               <w:sz w:val="41"/>
                             </w:rPr>
                           </w:pPr>
+                          <w:proofErr w:type="spellStart"/>
                           <w:r>
                             <w:rPr>
                               <w:b/>
@@ -14354,6 +16599,7 @@
                             </w:rPr>
                             <w:t>ulo</w:t>
                           </w:r>
+                          <w:proofErr w:type="spellEnd"/>
                           <w:r>
                             <w:rPr>
                               <w:b/>
@@ -14426,7 +16672,7 @@
               <v:stroke joinstyle="miter"/>
               <v:path gradientshapeok="t" o:connecttype="rect"/>
             </v:shapetype>
-            <v:shape id="Textbox 24" o:spid="_x0000_s1043" type="#_x0000_t202" style="position:absolute;margin-left:123.8pt;margin-top:94.35pt;width:111.85pt;height:22.7pt;z-index:-15963136;visibility:visible;mso-wrap-style:square;mso-wrap-distance-left:0;mso-wrap-distance-top:0;mso-wrap-distance-right:0;mso-wrap-distance-bottom:0;mso-position-horizontal:absolute;mso-position-horizontal-relative:page;mso-position-vertical:absolute;mso-position-vertical-relative:page;v-text-anchor:top" o:gfxdata="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" filled="f" stroked="f">
+            <v:shape id="Textbox 24" o:spid="_x0000_s1042" type="#_x0000_t202" style="position:absolute;margin-left:123.8pt;margin-top:94.35pt;width:111.85pt;height:22.7pt;z-index:-15963136;visibility:visible;mso-wrap-style:square;mso-wrap-distance-left:0;mso-wrap-distance-top:0;mso-wrap-distance-right:0;mso-wrap-distance-bottom:0;mso-position-horizontal:absolute;mso-position-horizontal-relative:page;mso-position-vertical:absolute;mso-position-vertical-relative:page;v-text-anchor:top" o:gfxdata="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" filled="f" stroked="f">
               <v:textbox inset="0,0,0,0">
                 <w:txbxContent>
                   <w:p>
@@ -14438,6 +16684,7 @@
                         <w:sz w:val="41"/>
                       </w:rPr>
                     </w:pPr>
+                    <w:proofErr w:type="spellStart"/>
                     <w:r>
                       <w:rPr>
                         <w:b/>
@@ -14492,6 +16739,7 @@
                       </w:rPr>
                       <w:t>ulo</w:t>
                     </w:r>
+                    <w:proofErr w:type="spellEnd"/>
                     <w:r>
                       <w:rPr>
                         <w:b/>
@@ -14646,6 +16894,7 @@
                               <w:sz w:val="49"/>
                             </w:rPr>
                           </w:pPr>
+                          <w:proofErr w:type="spellStart"/>
                           <w:r>
                             <w:rPr>
                               <w:b/>
@@ -14655,6 +16904,7 @@
                             </w:rPr>
                             <w:t>Abstract</w:t>
                           </w:r>
+                          <w:proofErr w:type="spellEnd"/>
                         </w:p>
                       </w:txbxContent>
                     </wps:txbx>
@@ -14685,6 +16935,7 @@
                         <w:sz w:val="49"/>
                       </w:rPr>
                     </w:pPr>
+                    <w:proofErr w:type="spellStart"/>
                     <w:r>
                       <w:rPr>
                         <w:b/>
@@ -14694,6 +16945,7 @@
                       </w:rPr>
                       <w:t>Abstract</w:t>
                     </w:r>
+                    <w:proofErr w:type="spellEnd"/>
                   </w:p>
                 </w:txbxContent>
               </v:textbox>
@@ -14776,6 +17028,7 @@
                             </w:rPr>
                             <w:t>´</w:t>
                           </w:r>
+                          <w:proofErr w:type="spellStart"/>
                           <w:r>
                             <w:rPr>
                               <w:b/>
@@ -14803,6 +17056,7 @@
                             </w:rPr>
                             <w:t>dice</w:t>
                           </w:r>
+                          <w:proofErr w:type="spellEnd"/>
                         </w:p>
                       </w:txbxContent>
                     </wps:txbx>
@@ -14843,6 +17097,7 @@
                       </w:rPr>
                       <w:t>´</w:t>
                     </w:r>
+                    <w:proofErr w:type="spellStart"/>
                     <w:r>
                       <w:rPr>
                         <w:b/>
@@ -14870,6 +17125,7 @@
                       </w:rPr>
                       <w:t>dice</w:t>
                     </w:r>
+                    <w:proofErr w:type="spellEnd"/>
                   </w:p>
                 </w:txbxContent>
               </v:textbox>
@@ -14952,6 +17208,7 @@
                             </w:rPr>
                             <w:t>´</w:t>
                           </w:r>
+                          <w:proofErr w:type="spellStart"/>
                           <w:r>
                             <w:rPr>
                               <w:b/>
@@ -14979,6 +17236,7 @@
                             </w:rPr>
                             <w:t>dice</w:t>
                           </w:r>
+                          <w:proofErr w:type="spellEnd"/>
                           <w:r>
                             <w:rPr>
                               <w:b/>
@@ -15054,6 +17312,7 @@
                       </w:rPr>
                       <w:t>´</w:t>
                     </w:r>
+                    <w:proofErr w:type="spellStart"/>
                     <w:r>
                       <w:rPr>
                         <w:b/>
@@ -15081,6 +17340,7 @@
                       </w:rPr>
                       <w:t>dice</w:t>
                     </w:r>
+                    <w:proofErr w:type="spellEnd"/>
                     <w:r>
                       <w:rPr>
                         <w:b/>
@@ -15198,6 +17458,7 @@
                             </w:rPr>
                             <w:t>´</w:t>
                           </w:r>
+                          <w:proofErr w:type="spellStart"/>
                           <w:r>
                             <w:rPr>
                               <w:b/>
@@ -15225,6 +17486,7 @@
                             </w:rPr>
                             <w:t>dice</w:t>
                           </w:r>
+                          <w:proofErr w:type="spellEnd"/>
                           <w:r>
                             <w:rPr>
                               <w:b/>
@@ -15300,6 +17562,7 @@
                       </w:rPr>
                       <w:t>´</w:t>
                     </w:r>
+                    <w:proofErr w:type="spellStart"/>
                     <w:r>
                       <w:rPr>
                         <w:b/>
@@ -15327,6 +17590,7 @@
                       </w:rPr>
                       <w:t>dice</w:t>
                     </w:r>
+                    <w:proofErr w:type="spellEnd"/>
                     <w:r>
                       <w:rPr>
                         <w:b/>
@@ -15413,310 +17677,6 @@
         <w:sz w:val="20"/>
       </w:rPr>
     </w:pPr>
-    <w:r>
-      <w:rPr>
-        <w:noProof/>
-        <w:sz w:val="20"/>
-      </w:rPr>
-      <mc:AlternateContent>
-        <mc:Choice Requires="wps">
-          <w:drawing>
-            <wp:anchor distT="0" distB="0" distL="0" distR="0" simplePos="0" relativeHeight="487350272" behindDoc="1" locked="0" layoutInCell="1" allowOverlap="1" wp14:anchorId="0CEBB1D5" wp14:editId="4911F90B">
-              <wp:simplePos x="0" y="0"/>
-              <wp:positionH relativeFrom="page">
-                <wp:posOffset>1572285</wp:posOffset>
-              </wp:positionH>
-              <wp:positionV relativeFrom="page">
-                <wp:posOffset>1198348</wp:posOffset>
-              </wp:positionV>
-              <wp:extent cx="1420495" cy="288290"/>
-              <wp:effectExtent l="0" t="0" r="0" b="0"/>
-              <wp:wrapNone/>
-              <wp:docPr id="18" name="Textbox 18"/>
-              <wp:cNvGraphicFramePr>
-                <a:graphicFrameLocks xmlns:a="http://schemas.openxmlformats.org/drawingml/2006/main"/>
-              </wp:cNvGraphicFramePr>
-              <a:graphic xmlns:a="http://schemas.openxmlformats.org/drawingml/2006/main">
-                <a:graphicData uri="http://schemas.microsoft.com/office/word/2010/wordprocessingShape">
-                  <wps:wsp>
-                    <wps:cNvSpPr txBox="1">
-                      <a:spLocks/>
-                    </wps:cNvSpPr>
-                    <wps:spPr>
-                      <a:xfrm>
-                        <a:off x="0" y="0"/>
-                        <a:ext cx="1420495" cy="288290"/>
-                      </a:xfrm>
-                      <a:prstGeom prst="rect">
-                        <a:avLst/>
-                      </a:prstGeom>
-                    </wps:spPr>
-                    <wps:txbx>
-                      <w:txbxContent>
-                        <w:p>
-                          <w:pPr>
-                            <w:spacing w:line="440" w:lineRule="exact"/>
-                            <w:ind w:left="20"/>
-                            <w:rPr>
-                              <w:b/>
-                              <w:sz w:val="41"/>
-                            </w:rPr>
-                          </w:pPr>
-                          <w:r>
-                            <w:rPr>
-                              <w:b/>
-                              <w:spacing w:val="13"/>
-                              <w:w w:val="128"/>
-                              <w:sz w:val="41"/>
-                            </w:rPr>
-                            <w:t>Ca</w:t>
-                          </w:r>
-                          <w:r>
-                            <w:rPr>
-                              <w:b/>
-                              <w:spacing w:val="-39"/>
-                              <w:w w:val="112"/>
-                              <w:sz w:val="41"/>
-                            </w:rPr>
-                            <w:t>p</w:t>
-                          </w:r>
-                          <w:r>
-                            <w:rPr>
-                              <w:b/>
-                              <w:spacing w:val="-168"/>
-                              <w:w w:val="183"/>
-                              <w:sz w:val="41"/>
-                            </w:rPr>
-                            <w:t>´</w:t>
-                          </w:r>
-                          <w:r>
-                            <w:rPr>
-                              <w:b/>
-                              <w:spacing w:val="13"/>
-                              <w:w w:val="123"/>
-                              <w:sz w:val="41"/>
-                            </w:rPr>
-                            <w:t>ı</w:t>
-                          </w:r>
-                          <w:r>
-                            <w:rPr>
-                              <w:b/>
-                              <w:spacing w:val="13"/>
-                              <w:w w:val="122"/>
-                              <w:sz w:val="41"/>
-                            </w:rPr>
-                            <w:t>t</w:t>
-                          </w:r>
-                          <w:r>
-                            <w:rPr>
-                              <w:b/>
-                              <w:spacing w:val="13"/>
-                              <w:w w:val="109"/>
-                              <w:sz w:val="41"/>
-                            </w:rPr>
-                            <w:t>ulo</w:t>
-                          </w:r>
-                          <w:r>
-                            <w:rPr>
-                              <w:b/>
-                              <w:spacing w:val="-2"/>
-                              <w:w w:val="125"/>
-                              <w:sz w:val="41"/>
-                            </w:rPr>
-                            <w:t xml:space="preserve"> </w:t>
-                          </w:r>
-                          <w:r>
-                            <w:rPr>
-                              <w:b/>
-                              <w:spacing w:val="-10"/>
-                              <w:w w:val="125"/>
-                              <w:sz w:val="41"/>
-                            </w:rPr>
-                            <w:fldChar w:fldCharType="begin"/>
-                          </w:r>
-                          <w:r>
-                            <w:rPr>
-                              <w:b/>
-                              <w:spacing w:val="-10"/>
-                              <w:w w:val="125"/>
-                              <w:sz w:val="41"/>
-                            </w:rPr>
-                            <w:instrText xml:space="preserve"> PAGE </w:instrText>
-                          </w:r>
-                          <w:r>
-                            <w:rPr>
-                              <w:b/>
-                              <w:spacing w:val="-10"/>
-                              <w:w w:val="125"/>
-                              <w:sz w:val="41"/>
-                            </w:rPr>
-                            <w:fldChar w:fldCharType="separate"/>
-                          </w:r>
-                          <w:r>
-                            <w:rPr>
-                              <w:b/>
-                              <w:spacing w:val="-10"/>
-                              <w:w w:val="125"/>
-                              <w:sz w:val="41"/>
-                            </w:rPr>
-                            <w:t>2</w:t>
-                          </w:r>
-                          <w:r>
-                            <w:rPr>
-                              <w:b/>
-                              <w:spacing w:val="-10"/>
-                              <w:w w:val="125"/>
-                              <w:sz w:val="41"/>
-                            </w:rPr>
-                            <w:fldChar w:fldCharType="end"/>
-                          </w:r>
-                        </w:p>
-                      </w:txbxContent>
-                    </wps:txbx>
-                    <wps:bodyPr wrap="square" lIns="0" tIns="0" rIns="0" bIns="0" rtlCol="0">
-                      <a:noAutofit/>
-                    </wps:bodyPr>
-                  </wps:wsp>
-                </a:graphicData>
-              </a:graphic>
-            </wp:anchor>
-          </w:drawing>
-        </mc:Choice>
-        <mc:Fallback>
-          <w:pict>
-            <v:shapetype w14:anchorId="0CEBB1D5" id="_x0000_t202" coordsize="21600,21600" o:spt="202" path="m,l,21600r21600,l21600,xe">
-              <v:stroke joinstyle="miter"/>
-              <v:path gradientshapeok="t" o:connecttype="rect"/>
-            </v:shapetype>
-            <v:shape id="Textbox 18" o:spid="_x0000_s1037" type="#_x0000_t202" style="position:absolute;margin-left:123.8pt;margin-top:94.35pt;width:111.85pt;height:22.7pt;z-index:-15966208;visibility:visible;mso-wrap-style:square;mso-wrap-distance-left:0;mso-wrap-distance-top:0;mso-wrap-distance-right:0;mso-wrap-distance-bottom:0;mso-position-horizontal:absolute;mso-position-horizontal-relative:page;mso-position-vertical:absolute;mso-position-vertical-relative:page;v-text-anchor:top" o:gfxdata="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" filled="f" stroked="f">
-              <v:textbox inset="0,0,0,0">
-                <w:txbxContent>
-                  <w:p>
-                    <w:pPr>
-                      <w:spacing w:line="440" w:lineRule="exact"/>
-                      <w:ind w:left="20"/>
-                      <w:rPr>
-                        <w:b/>
-                        <w:sz w:val="41"/>
-                      </w:rPr>
-                    </w:pPr>
-                    <w:r>
-                      <w:rPr>
-                        <w:b/>
-                        <w:spacing w:val="13"/>
-                        <w:w w:val="128"/>
-                        <w:sz w:val="41"/>
-                      </w:rPr>
-                      <w:t>Ca</w:t>
-                    </w:r>
-                    <w:r>
-                      <w:rPr>
-                        <w:b/>
-                        <w:spacing w:val="-39"/>
-                        <w:w w:val="112"/>
-                        <w:sz w:val="41"/>
-                      </w:rPr>
-                      <w:t>p</w:t>
-                    </w:r>
-                    <w:r>
-                      <w:rPr>
-                        <w:b/>
-                        <w:spacing w:val="-168"/>
-                        <w:w w:val="183"/>
-                        <w:sz w:val="41"/>
-                      </w:rPr>
-                      <w:t>´</w:t>
-                    </w:r>
-                    <w:r>
-                      <w:rPr>
-                        <w:b/>
-                        <w:spacing w:val="13"/>
-                        <w:w w:val="123"/>
-                        <w:sz w:val="41"/>
-                      </w:rPr>
-                      <w:t>ı</w:t>
-                    </w:r>
-                    <w:r>
-                      <w:rPr>
-                        <w:b/>
-                        <w:spacing w:val="13"/>
-                        <w:w w:val="122"/>
-                        <w:sz w:val="41"/>
-                      </w:rPr>
-                      <w:t>t</w:t>
-                    </w:r>
-                    <w:r>
-                      <w:rPr>
-                        <w:b/>
-                        <w:spacing w:val="13"/>
-                        <w:w w:val="109"/>
-                        <w:sz w:val="41"/>
-                      </w:rPr>
-                      <w:t>ulo</w:t>
-                    </w:r>
-                    <w:r>
-                      <w:rPr>
-                        <w:b/>
-                        <w:spacing w:val="-2"/>
-                        <w:w w:val="125"/>
-                        <w:sz w:val="41"/>
-                      </w:rPr>
-                      <w:t xml:space="preserve"> </w:t>
-                    </w:r>
-                    <w:r>
-                      <w:rPr>
-                        <w:b/>
-                        <w:spacing w:val="-10"/>
-                        <w:w w:val="125"/>
-                        <w:sz w:val="41"/>
-                      </w:rPr>
-                      <w:fldChar w:fldCharType="begin"/>
-                    </w:r>
-                    <w:r>
-                      <w:rPr>
-                        <w:b/>
-                        <w:spacing w:val="-10"/>
-                        <w:w w:val="125"/>
-                        <w:sz w:val="41"/>
-                      </w:rPr>
-                      <w:instrText xml:space="preserve"> PAGE </w:instrText>
-                    </w:r>
-                    <w:r>
-                      <w:rPr>
-                        <w:b/>
-                        <w:spacing w:val="-10"/>
-                        <w:w w:val="125"/>
-                        <w:sz w:val="41"/>
-                      </w:rPr>
-                      <w:fldChar w:fldCharType="separate"/>
-                    </w:r>
-                    <w:r>
-                      <w:rPr>
-                        <w:b/>
-                        <w:spacing w:val="-10"/>
-                        <w:w w:val="125"/>
-                        <w:sz w:val="41"/>
-                      </w:rPr>
-                      <w:t>2</w:t>
-                    </w:r>
-                    <w:r>
-                      <w:rPr>
-                        <w:b/>
-                        <w:spacing w:val="-10"/>
-                        <w:w w:val="125"/>
-                        <w:sz w:val="41"/>
-                      </w:rPr>
-                      <w:fldChar w:fldCharType="end"/>
-                    </w:r>
-                  </w:p>
-                </w:txbxContent>
-              </v:textbox>
-              <w10:wrap anchorx="page" anchory="page"/>
-            </v:shape>
-          </w:pict>
-        </mc:Fallback>
-      </mc:AlternateContent>
-    </w:r>
   </w:p>
 </w:hdr>
 </file>
@@ -15798,7 +17758,7 @@
               <v:stroke joinstyle="miter"/>
               <v:path gradientshapeok="t" o:connecttype="rect"/>
             </v:shapetype>
-            <v:shape id="Textbox 20" o:spid="_x0000_s1039" type="#_x0000_t202" style="position:absolute;margin-left:123.8pt;margin-top:94.35pt;width:111.85pt;height:22.7pt;z-index:-251659264;visibility:visible;mso-wrap-style:square;mso-wrap-distance-left:0;mso-wrap-distance-top:0;mso-wrap-distance-right:0;mso-wrap-distance-bottom:0;mso-position-horizontal:absolute;mso-position-horizontal-relative:page;mso-position-vertical:absolute;mso-position-vertical-relative:page;v-text-anchor:top" o:gfxdata="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" filled="f" stroked="f">
+            <v:shape id="Textbox 20" o:spid="_x0000_s1038" type="#_x0000_t202" style="position:absolute;margin-left:123.8pt;margin-top:94.35pt;width:111.85pt;height:22.7pt;z-index:-251659264;visibility:visible;mso-wrap-style:square;mso-wrap-distance-left:0;mso-wrap-distance-top:0;mso-wrap-distance-right:0;mso-wrap-distance-bottom:0;mso-position-horizontal:absolute;mso-position-horizontal-relative:page;mso-position-vertical:absolute;mso-position-vertical-relative:page;v-text-anchor:top" o:gfxdata="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" filled="f" stroked="f">
               <v:textbox inset="0,0,0,0">
                 <w:txbxContent>
                   <w:p>
@@ -15826,6 +17786,92 @@
 <file path=word/numbering.xml><?xml version="1.0" encoding="utf-8"?>
 <w:numbering xmlns:wpc="http://schemas.microsoft.com/office/word/2010/wordprocessingCanvas" xmlns:cx="http://schemas.microsoft.com/office/drawing/2014/chartex" xmlns:cx1="http://schemas.microsoft.com/office/drawing/2015/9/8/chartex" xmlns:cx2="http://schemas.microsoft.com/office/drawing/2015/10/21/chartex" xmlns:cx3="http://schemas.microsoft.com/office/drawing/2016/5/9/chartex" xmlns:cx4="http://schemas.microsoft.com/office/drawing/2016/5/10/chartex" xmlns:cx5="http://schemas.microsoft.com/office/drawing/2016/5/11/chartex" xmlns:cx6="http://schemas.microsoft.com/office/drawing/2016/5/12/chartex" xmlns:cx7="http://schemas.microsoft.com/office/drawing/2016/5/13/chartex" xmlns:cx8="http://schemas.microsoft.com/office/drawing/2016/5/14/chartex" xmlns:mc="http://schemas.openxmlformats.org/markup-compatibility/2006" xmlns:aink="http://schemas.microsoft.com/office/drawing/2016/ink" xmlns:am3d="http://schemas.microsoft.com/office/drawing/2017/model3d" xmlns:o="urn:schemas-microsoft-com:office:office" xmlns:oel="http://schemas.microsoft.com/office/2019/extlst" xmlns:r="http://schemas.openxmlformats.org/officeDocument/2006/relationships" xmlns:m="http://schemas.openxmlformats.org/officeDocument/2006/math" xmlns:v="urn:schemas-microsoft-com:vml" xmlns:wp14="http://schemas.microsoft.com/office/word/2010/wordprocessingDrawing" xmlns:wp="http://schemas.openxmlformats.org/drawingml/2006/wordprocessingDrawing" xmlns:w10="urn:schemas-microsoft-com:office:word" xmlns:w="http://schemas.openxmlformats.org/wordprocessingml/2006/main" xmlns:w14="http://schemas.microsoft.com/office/word/2010/wordml" xmlns:w15="http://schemas.microsoft.com/office/word/2012/wordml" xmlns:w16cex="http://schemas.microsoft.com/office/word/2018/wordml/cex" xmlns:w16cid="http://schemas.microsoft.com/office/word/2016/wordml/cid" xmlns:w16="http://schemas.microsoft.com/office/word/2018/wordml" xmlns:w16du="http://schemas.microsoft.com/office/word/2023/wordml/word16du" xmlns:w16sdtdh="http://schemas.microsoft.com/office/word/2020/wordml/sdtdatahash" xmlns:w16sdtfl="http://schemas.microsoft.com/office/word/2024/wordml/sdtformatlock" xmlns:w16se="http://schemas.microsoft.com/office/word/2015/wordml/symex" xmlns:wpg="http://schemas.microsoft.com/office/word/2010/wordprocessingGroup" xmlns:wpi="http://schemas.microsoft.com/office/word/2010/wordprocessingInk" xmlns:wne="http://schemas.microsoft.com/office/word/2006/wordml" xmlns:wps="http://schemas.microsoft.com/office/word/2010/wordprocessingShape" mc:Ignorable="w14 w15 w16se w16cid w16 w16cex w16sdtdh w16sdtfl w16du wp14">
   <w:abstractNum w:abstractNumId="0" w15:restartNumberingAfterBreak="0">
+    <w:nsid w:val="02720B92"/>
+    <w:multiLevelType w:val="hybridMultilevel"/>
+    <w:tmpl w:val="31026AFE"/>
+    <w:lvl w:ilvl="0" w:tplc="0C0A000F">
+      <w:start w:val="1"/>
+      <w:numFmt w:val="decimal"/>
+      <w:lvlText w:val="%1."/>
+      <w:lvlJc w:val="left"/>
+      <w:pPr>
+        <w:ind w:left="720" w:hanging="360"/>
+      </w:pPr>
+    </w:lvl>
+    <w:lvl w:ilvl="1" w:tplc="0C0A0019" w:tentative="1">
+      <w:start w:val="1"/>
+      <w:numFmt w:val="lowerLetter"/>
+      <w:lvlText w:val="%2."/>
+      <w:lvlJc w:val="left"/>
+      <w:pPr>
+        <w:ind w:left="1440" w:hanging="360"/>
+      </w:pPr>
+    </w:lvl>
+    <w:lvl w:ilvl="2" w:tplc="0C0A001B" w:tentative="1">
+      <w:start w:val="1"/>
+      <w:numFmt w:val="lowerRoman"/>
+      <w:lvlText w:val="%3."/>
+      <w:lvlJc w:val="right"/>
+      <w:pPr>
+        <w:ind w:left="2160" w:hanging="180"/>
+      </w:pPr>
+    </w:lvl>
+    <w:lvl w:ilvl="3" w:tplc="0C0A000F" w:tentative="1">
+      <w:start w:val="1"/>
+      <w:numFmt w:val="decimal"/>
+      <w:lvlText w:val="%4."/>
+      <w:lvlJc w:val="left"/>
+      <w:pPr>
+        <w:ind w:left="2880" w:hanging="360"/>
+      </w:pPr>
+    </w:lvl>
+    <w:lvl w:ilvl="4" w:tplc="0C0A0019" w:tentative="1">
+      <w:start w:val="1"/>
+      <w:numFmt w:val="lowerLetter"/>
+      <w:lvlText w:val="%5."/>
+      <w:lvlJc w:val="left"/>
+      <w:pPr>
+        <w:ind w:left="3600" w:hanging="360"/>
+      </w:pPr>
+    </w:lvl>
+    <w:lvl w:ilvl="5" w:tplc="0C0A001B" w:tentative="1">
+      <w:start w:val="1"/>
+      <w:numFmt w:val="lowerRoman"/>
+      <w:lvlText w:val="%6."/>
+      <w:lvlJc w:val="right"/>
+      <w:pPr>
+        <w:ind w:left="4320" w:hanging="180"/>
+      </w:pPr>
+    </w:lvl>
+    <w:lvl w:ilvl="6" w:tplc="0C0A000F" w:tentative="1">
+      <w:start w:val="1"/>
+      <w:numFmt w:val="decimal"/>
+      <w:lvlText w:val="%7."/>
+      <w:lvlJc w:val="left"/>
+      <w:pPr>
+        <w:ind w:left="5040" w:hanging="360"/>
+      </w:pPr>
+    </w:lvl>
+    <w:lvl w:ilvl="7" w:tplc="0C0A0019" w:tentative="1">
+      <w:start w:val="1"/>
+      <w:numFmt w:val="lowerLetter"/>
+      <w:lvlText w:val="%8."/>
+      <w:lvlJc w:val="left"/>
+      <w:pPr>
+        <w:ind w:left="5760" w:hanging="360"/>
+      </w:pPr>
+    </w:lvl>
+    <w:lvl w:ilvl="8" w:tplc="0C0A001B" w:tentative="1">
+      <w:start w:val="1"/>
+      <w:numFmt w:val="lowerRoman"/>
+      <w:lvlText w:val="%9."/>
+      <w:lvlJc w:val="right"/>
+      <w:pPr>
+        <w:ind w:left="6480" w:hanging="180"/>
+      </w:pPr>
+    </w:lvl>
+  </w:abstractNum>
+  <w:abstractNum w:abstractNumId="1" w15:restartNumberingAfterBreak="0">
     <w:nsid w:val="0C683209"/>
     <w:multiLevelType w:val="multilevel"/>
     <w:tmpl w:val="7590A3E8"/>
@@ -15948,7 +17994,93 @@
       </w:rPr>
     </w:lvl>
   </w:abstractNum>
-  <w:abstractNum w:abstractNumId="1" w15:restartNumberingAfterBreak="0">
+  <w:abstractNum w:abstractNumId="2" w15:restartNumberingAfterBreak="0">
+    <w:nsid w:val="25CE16FA"/>
+    <w:multiLevelType w:val="hybridMultilevel"/>
+    <w:tmpl w:val="435210AE"/>
+    <w:lvl w:ilvl="0" w:tplc="0C0A000F">
+      <w:start w:val="1"/>
+      <w:numFmt w:val="decimal"/>
+      <w:lvlText w:val="%1."/>
+      <w:lvlJc w:val="left"/>
+      <w:pPr>
+        <w:ind w:left="720" w:hanging="360"/>
+      </w:pPr>
+    </w:lvl>
+    <w:lvl w:ilvl="1" w:tplc="0C0A0019" w:tentative="1">
+      <w:start w:val="1"/>
+      <w:numFmt w:val="lowerLetter"/>
+      <w:lvlText w:val="%2."/>
+      <w:lvlJc w:val="left"/>
+      <w:pPr>
+        <w:ind w:left="1440" w:hanging="360"/>
+      </w:pPr>
+    </w:lvl>
+    <w:lvl w:ilvl="2" w:tplc="0C0A001B" w:tentative="1">
+      <w:start w:val="1"/>
+      <w:numFmt w:val="lowerRoman"/>
+      <w:lvlText w:val="%3."/>
+      <w:lvlJc w:val="right"/>
+      <w:pPr>
+        <w:ind w:left="2160" w:hanging="180"/>
+      </w:pPr>
+    </w:lvl>
+    <w:lvl w:ilvl="3" w:tplc="0C0A000F" w:tentative="1">
+      <w:start w:val="1"/>
+      <w:numFmt w:val="decimal"/>
+      <w:lvlText w:val="%4."/>
+      <w:lvlJc w:val="left"/>
+      <w:pPr>
+        <w:ind w:left="2880" w:hanging="360"/>
+      </w:pPr>
+    </w:lvl>
+    <w:lvl w:ilvl="4" w:tplc="0C0A0019" w:tentative="1">
+      <w:start w:val="1"/>
+      <w:numFmt w:val="lowerLetter"/>
+      <w:lvlText w:val="%5."/>
+      <w:lvlJc w:val="left"/>
+      <w:pPr>
+        <w:ind w:left="3600" w:hanging="360"/>
+      </w:pPr>
+    </w:lvl>
+    <w:lvl w:ilvl="5" w:tplc="0C0A001B" w:tentative="1">
+      <w:start w:val="1"/>
+      <w:numFmt w:val="lowerRoman"/>
+      <w:lvlText w:val="%6."/>
+      <w:lvlJc w:val="right"/>
+      <w:pPr>
+        <w:ind w:left="4320" w:hanging="180"/>
+      </w:pPr>
+    </w:lvl>
+    <w:lvl w:ilvl="6" w:tplc="0C0A000F" w:tentative="1">
+      <w:start w:val="1"/>
+      <w:numFmt w:val="decimal"/>
+      <w:lvlText w:val="%7."/>
+      <w:lvlJc w:val="left"/>
+      <w:pPr>
+        <w:ind w:left="5040" w:hanging="360"/>
+      </w:pPr>
+    </w:lvl>
+    <w:lvl w:ilvl="7" w:tplc="0C0A0019" w:tentative="1">
+      <w:start w:val="1"/>
+      <w:numFmt w:val="lowerLetter"/>
+      <w:lvlText w:val="%8."/>
+      <w:lvlJc w:val="left"/>
+      <w:pPr>
+        <w:ind w:left="5760" w:hanging="360"/>
+      </w:pPr>
+    </w:lvl>
+    <w:lvl w:ilvl="8" w:tplc="0C0A001B" w:tentative="1">
+      <w:start w:val="1"/>
+      <w:numFmt w:val="lowerRoman"/>
+      <w:lvlText w:val="%9."/>
+      <w:lvlJc w:val="right"/>
+      <w:pPr>
+        <w:ind w:left="6480" w:hanging="180"/>
+      </w:pPr>
+    </w:lvl>
+  </w:abstractNum>
+  <w:abstractNum w:abstractNumId="3" w15:restartNumberingAfterBreak="0">
     <w:nsid w:val="27A225C8"/>
     <w:multiLevelType w:val="multilevel"/>
     <w:tmpl w:val="66287F08"/>
@@ -16061,7 +18193,237 @@
       </w:pPr>
     </w:lvl>
   </w:abstractNum>
-  <w:abstractNum w:abstractNumId="2" w15:restartNumberingAfterBreak="0">
+  <w:abstractNum w:abstractNumId="4" w15:restartNumberingAfterBreak="0">
+    <w:nsid w:val="288818B3"/>
+    <w:multiLevelType w:val="multilevel"/>
+    <w:tmpl w:val="8B629168"/>
+    <w:lvl w:ilvl="0">
+      <w:start w:val="1"/>
+      <w:numFmt w:val="decimal"/>
+      <w:lvlText w:val="%1."/>
+      <w:lvlJc w:val="left"/>
+      <w:pPr>
+        <w:tabs>
+          <w:tab w:val="num" w:pos="720"/>
+        </w:tabs>
+        <w:ind w:left="720" w:hanging="360"/>
+      </w:pPr>
+    </w:lvl>
+    <w:lvl w:ilvl="1">
+      <w:start w:val="1"/>
+      <w:numFmt w:val="bullet"/>
+      <w:lvlText w:val="o"/>
+      <w:lvlJc w:val="left"/>
+      <w:pPr>
+        <w:tabs>
+          <w:tab w:val="num" w:pos="1440"/>
+        </w:tabs>
+        <w:ind w:left="1440" w:hanging="360"/>
+      </w:pPr>
+      <w:rPr>
+        <w:rFonts w:ascii="Courier New" w:hAnsi="Courier New" w:hint="default"/>
+        <w:sz w:val="20"/>
+      </w:rPr>
+    </w:lvl>
+    <w:lvl w:ilvl="2" w:tentative="1">
+      <w:start w:val="1"/>
+      <w:numFmt w:val="decimal"/>
+      <w:lvlText w:val="%3."/>
+      <w:lvlJc w:val="left"/>
+      <w:pPr>
+        <w:tabs>
+          <w:tab w:val="num" w:pos="2160"/>
+        </w:tabs>
+        <w:ind w:left="2160" w:hanging="360"/>
+      </w:pPr>
+    </w:lvl>
+    <w:lvl w:ilvl="3" w:tentative="1">
+      <w:start w:val="1"/>
+      <w:numFmt w:val="decimal"/>
+      <w:lvlText w:val="%4."/>
+      <w:lvlJc w:val="left"/>
+      <w:pPr>
+        <w:tabs>
+          <w:tab w:val="num" w:pos="2880"/>
+        </w:tabs>
+        <w:ind w:left="2880" w:hanging="360"/>
+      </w:pPr>
+    </w:lvl>
+    <w:lvl w:ilvl="4" w:tentative="1">
+      <w:start w:val="1"/>
+      <w:numFmt w:val="decimal"/>
+      <w:lvlText w:val="%5."/>
+      <w:lvlJc w:val="left"/>
+      <w:pPr>
+        <w:tabs>
+          <w:tab w:val="num" w:pos="3600"/>
+        </w:tabs>
+        <w:ind w:left="3600" w:hanging="360"/>
+      </w:pPr>
+    </w:lvl>
+    <w:lvl w:ilvl="5" w:tentative="1">
+      <w:start w:val="1"/>
+      <w:numFmt w:val="decimal"/>
+      <w:lvlText w:val="%6."/>
+      <w:lvlJc w:val="left"/>
+      <w:pPr>
+        <w:tabs>
+          <w:tab w:val="num" w:pos="4320"/>
+        </w:tabs>
+        <w:ind w:left="4320" w:hanging="360"/>
+      </w:pPr>
+    </w:lvl>
+    <w:lvl w:ilvl="6" w:tentative="1">
+      <w:start w:val="1"/>
+      <w:numFmt w:val="decimal"/>
+      <w:lvlText w:val="%7."/>
+      <w:lvlJc w:val="left"/>
+      <w:pPr>
+        <w:tabs>
+          <w:tab w:val="num" w:pos="5040"/>
+        </w:tabs>
+        <w:ind w:left="5040" w:hanging="360"/>
+      </w:pPr>
+    </w:lvl>
+    <w:lvl w:ilvl="7" w:tentative="1">
+      <w:start w:val="1"/>
+      <w:numFmt w:val="decimal"/>
+      <w:lvlText w:val="%8."/>
+      <w:lvlJc w:val="left"/>
+      <w:pPr>
+        <w:tabs>
+          <w:tab w:val="num" w:pos="5760"/>
+        </w:tabs>
+        <w:ind w:left="5760" w:hanging="360"/>
+      </w:pPr>
+    </w:lvl>
+    <w:lvl w:ilvl="8" w:tentative="1">
+      <w:start w:val="1"/>
+      <w:numFmt w:val="decimal"/>
+      <w:lvlText w:val="%9."/>
+      <w:lvlJc w:val="left"/>
+      <w:pPr>
+        <w:tabs>
+          <w:tab w:val="num" w:pos="6480"/>
+        </w:tabs>
+        <w:ind w:left="6480" w:hanging="360"/>
+      </w:pPr>
+    </w:lvl>
+  </w:abstractNum>
+  <w:abstractNum w:abstractNumId="5" w15:restartNumberingAfterBreak="0">
+    <w:nsid w:val="30974117"/>
+    <w:multiLevelType w:val="multilevel"/>
+    <w:tmpl w:val="A926C15C"/>
+    <w:lvl w:ilvl="0">
+      <w:start w:val="1"/>
+      <w:numFmt w:val="decimal"/>
+      <w:lvlText w:val="%1."/>
+      <w:lvlJc w:val="left"/>
+      <w:pPr>
+        <w:tabs>
+          <w:tab w:val="num" w:pos="720"/>
+        </w:tabs>
+        <w:ind w:left="720" w:hanging="360"/>
+      </w:pPr>
+    </w:lvl>
+    <w:lvl w:ilvl="1" w:tentative="1">
+      <w:start w:val="1"/>
+      <w:numFmt w:val="decimal"/>
+      <w:lvlText w:val="%2."/>
+      <w:lvlJc w:val="left"/>
+      <w:pPr>
+        <w:tabs>
+          <w:tab w:val="num" w:pos="1440"/>
+        </w:tabs>
+        <w:ind w:left="1440" w:hanging="360"/>
+      </w:pPr>
+    </w:lvl>
+    <w:lvl w:ilvl="2" w:tentative="1">
+      <w:start w:val="1"/>
+      <w:numFmt w:val="decimal"/>
+      <w:lvlText w:val="%3."/>
+      <w:lvlJc w:val="left"/>
+      <w:pPr>
+        <w:tabs>
+          <w:tab w:val="num" w:pos="2160"/>
+        </w:tabs>
+        <w:ind w:left="2160" w:hanging="360"/>
+      </w:pPr>
+    </w:lvl>
+    <w:lvl w:ilvl="3" w:tentative="1">
+      <w:start w:val="1"/>
+      <w:numFmt w:val="decimal"/>
+      <w:lvlText w:val="%4."/>
+      <w:lvlJc w:val="left"/>
+      <w:pPr>
+        <w:tabs>
+          <w:tab w:val="num" w:pos="2880"/>
+        </w:tabs>
+        <w:ind w:left="2880" w:hanging="360"/>
+      </w:pPr>
+    </w:lvl>
+    <w:lvl w:ilvl="4" w:tentative="1">
+      <w:start w:val="1"/>
+      <w:numFmt w:val="decimal"/>
+      <w:lvlText w:val="%5."/>
+      <w:lvlJc w:val="left"/>
+      <w:pPr>
+        <w:tabs>
+          <w:tab w:val="num" w:pos="3600"/>
+        </w:tabs>
+        <w:ind w:left="3600" w:hanging="360"/>
+      </w:pPr>
+    </w:lvl>
+    <w:lvl w:ilvl="5" w:tentative="1">
+      <w:start w:val="1"/>
+      <w:numFmt w:val="decimal"/>
+      <w:lvlText w:val="%6."/>
+      <w:lvlJc w:val="left"/>
+      <w:pPr>
+        <w:tabs>
+          <w:tab w:val="num" w:pos="4320"/>
+        </w:tabs>
+        <w:ind w:left="4320" w:hanging="360"/>
+      </w:pPr>
+    </w:lvl>
+    <w:lvl w:ilvl="6" w:tentative="1">
+      <w:start w:val="1"/>
+      <w:numFmt w:val="decimal"/>
+      <w:lvlText w:val="%7."/>
+      <w:lvlJc w:val="left"/>
+      <w:pPr>
+        <w:tabs>
+          <w:tab w:val="num" w:pos="5040"/>
+        </w:tabs>
+        <w:ind w:left="5040" w:hanging="360"/>
+      </w:pPr>
+    </w:lvl>
+    <w:lvl w:ilvl="7" w:tentative="1">
+      <w:start w:val="1"/>
+      <w:numFmt w:val="decimal"/>
+      <w:lvlText w:val="%8."/>
+      <w:lvlJc w:val="left"/>
+      <w:pPr>
+        <w:tabs>
+          <w:tab w:val="num" w:pos="5760"/>
+        </w:tabs>
+        <w:ind w:left="5760" w:hanging="360"/>
+      </w:pPr>
+    </w:lvl>
+    <w:lvl w:ilvl="8" w:tentative="1">
+      <w:start w:val="1"/>
+      <w:numFmt w:val="decimal"/>
+      <w:lvlText w:val="%9."/>
+      <w:lvlJc w:val="left"/>
+      <w:pPr>
+        <w:tabs>
+          <w:tab w:val="num" w:pos="6480"/>
+        </w:tabs>
+        <w:ind w:left="6480" w:hanging="360"/>
+      </w:pPr>
+    </w:lvl>
+  </w:abstractNum>
+  <w:abstractNum w:abstractNumId="6" w15:restartNumberingAfterBreak="0">
     <w:nsid w:val="48076563"/>
     <w:multiLevelType w:val="multilevel"/>
     <w:tmpl w:val="8CECB912"/>
@@ -16184,7 +18546,531 @@
       </w:rPr>
     </w:lvl>
   </w:abstractNum>
-  <w:abstractNum w:abstractNumId="3" w15:restartNumberingAfterBreak="0">
+  <w:abstractNum w:abstractNumId="7" w15:restartNumberingAfterBreak="0">
+    <w:nsid w:val="4FBD4ACD"/>
+    <w:multiLevelType w:val="multilevel"/>
+    <w:tmpl w:val="DF06949A"/>
+    <w:lvl w:ilvl="0">
+      <w:start w:val="1"/>
+      <w:numFmt w:val="decimal"/>
+      <w:lvlText w:val="%1."/>
+      <w:lvlJc w:val="left"/>
+      <w:pPr>
+        <w:tabs>
+          <w:tab w:val="num" w:pos="720"/>
+        </w:tabs>
+        <w:ind w:left="720" w:hanging="360"/>
+      </w:pPr>
+    </w:lvl>
+    <w:lvl w:ilvl="1" w:tentative="1">
+      <w:start w:val="1"/>
+      <w:numFmt w:val="decimal"/>
+      <w:lvlText w:val="%2."/>
+      <w:lvlJc w:val="left"/>
+      <w:pPr>
+        <w:tabs>
+          <w:tab w:val="num" w:pos="1440"/>
+        </w:tabs>
+        <w:ind w:left="1440" w:hanging="360"/>
+      </w:pPr>
+    </w:lvl>
+    <w:lvl w:ilvl="2" w:tentative="1">
+      <w:start w:val="1"/>
+      <w:numFmt w:val="decimal"/>
+      <w:lvlText w:val="%3."/>
+      <w:lvlJc w:val="left"/>
+      <w:pPr>
+        <w:tabs>
+          <w:tab w:val="num" w:pos="2160"/>
+        </w:tabs>
+        <w:ind w:left="2160" w:hanging="360"/>
+      </w:pPr>
+    </w:lvl>
+    <w:lvl w:ilvl="3" w:tentative="1">
+      <w:start w:val="1"/>
+      <w:numFmt w:val="decimal"/>
+      <w:lvlText w:val="%4."/>
+      <w:lvlJc w:val="left"/>
+      <w:pPr>
+        <w:tabs>
+          <w:tab w:val="num" w:pos="2880"/>
+        </w:tabs>
+        <w:ind w:left="2880" w:hanging="360"/>
+      </w:pPr>
+    </w:lvl>
+    <w:lvl w:ilvl="4" w:tentative="1">
+      <w:start w:val="1"/>
+      <w:numFmt w:val="decimal"/>
+      <w:lvlText w:val="%5."/>
+      <w:lvlJc w:val="left"/>
+      <w:pPr>
+        <w:tabs>
+          <w:tab w:val="num" w:pos="3600"/>
+        </w:tabs>
+        <w:ind w:left="3600" w:hanging="360"/>
+      </w:pPr>
+    </w:lvl>
+    <w:lvl w:ilvl="5" w:tentative="1">
+      <w:start w:val="1"/>
+      <w:numFmt w:val="decimal"/>
+      <w:lvlText w:val="%6."/>
+      <w:lvlJc w:val="left"/>
+      <w:pPr>
+        <w:tabs>
+          <w:tab w:val="num" w:pos="4320"/>
+        </w:tabs>
+        <w:ind w:left="4320" w:hanging="360"/>
+      </w:pPr>
+    </w:lvl>
+    <w:lvl w:ilvl="6" w:tentative="1">
+      <w:start w:val="1"/>
+      <w:numFmt w:val="decimal"/>
+      <w:lvlText w:val="%7."/>
+      <w:lvlJc w:val="left"/>
+      <w:pPr>
+        <w:tabs>
+          <w:tab w:val="num" w:pos="5040"/>
+        </w:tabs>
+        <w:ind w:left="5040" w:hanging="360"/>
+      </w:pPr>
+    </w:lvl>
+    <w:lvl w:ilvl="7" w:tentative="1">
+      <w:start w:val="1"/>
+      <w:numFmt w:val="decimal"/>
+      <w:lvlText w:val="%8."/>
+      <w:lvlJc w:val="left"/>
+      <w:pPr>
+        <w:tabs>
+          <w:tab w:val="num" w:pos="5760"/>
+        </w:tabs>
+        <w:ind w:left="5760" w:hanging="360"/>
+      </w:pPr>
+    </w:lvl>
+    <w:lvl w:ilvl="8" w:tentative="1">
+      <w:start w:val="1"/>
+      <w:numFmt w:val="decimal"/>
+      <w:lvlText w:val="%9."/>
+      <w:lvlJc w:val="left"/>
+      <w:pPr>
+        <w:tabs>
+          <w:tab w:val="num" w:pos="6480"/>
+        </w:tabs>
+        <w:ind w:left="6480" w:hanging="360"/>
+      </w:pPr>
+    </w:lvl>
+  </w:abstractNum>
+  <w:abstractNum w:abstractNumId="8" w15:restartNumberingAfterBreak="0">
+    <w:nsid w:val="54D772AE"/>
+    <w:multiLevelType w:val="multilevel"/>
+    <w:tmpl w:val="C05873E6"/>
+    <w:lvl w:ilvl="0">
+      <w:start w:val="1"/>
+      <w:numFmt w:val="decimal"/>
+      <w:lvlText w:val="%1."/>
+      <w:lvlJc w:val="left"/>
+      <w:pPr>
+        <w:tabs>
+          <w:tab w:val="num" w:pos="720"/>
+        </w:tabs>
+        <w:ind w:left="720" w:hanging="360"/>
+      </w:pPr>
+    </w:lvl>
+    <w:lvl w:ilvl="1" w:tentative="1">
+      <w:start w:val="1"/>
+      <w:numFmt w:val="decimal"/>
+      <w:lvlText w:val="%2."/>
+      <w:lvlJc w:val="left"/>
+      <w:pPr>
+        <w:tabs>
+          <w:tab w:val="num" w:pos="1440"/>
+        </w:tabs>
+        <w:ind w:left="1440" w:hanging="360"/>
+      </w:pPr>
+    </w:lvl>
+    <w:lvl w:ilvl="2" w:tentative="1">
+      <w:start w:val="1"/>
+      <w:numFmt w:val="decimal"/>
+      <w:lvlText w:val="%3."/>
+      <w:lvlJc w:val="left"/>
+      <w:pPr>
+        <w:tabs>
+          <w:tab w:val="num" w:pos="2160"/>
+        </w:tabs>
+        <w:ind w:left="2160" w:hanging="360"/>
+      </w:pPr>
+    </w:lvl>
+    <w:lvl w:ilvl="3" w:tentative="1">
+      <w:start w:val="1"/>
+      <w:numFmt w:val="decimal"/>
+      <w:lvlText w:val="%4."/>
+      <w:lvlJc w:val="left"/>
+      <w:pPr>
+        <w:tabs>
+          <w:tab w:val="num" w:pos="2880"/>
+        </w:tabs>
+        <w:ind w:left="2880" w:hanging="360"/>
+      </w:pPr>
+    </w:lvl>
+    <w:lvl w:ilvl="4" w:tentative="1">
+      <w:start w:val="1"/>
+      <w:numFmt w:val="decimal"/>
+      <w:lvlText w:val="%5."/>
+      <w:lvlJc w:val="left"/>
+      <w:pPr>
+        <w:tabs>
+          <w:tab w:val="num" w:pos="3600"/>
+        </w:tabs>
+        <w:ind w:left="3600" w:hanging="360"/>
+      </w:pPr>
+    </w:lvl>
+    <w:lvl w:ilvl="5" w:tentative="1">
+      <w:start w:val="1"/>
+      <w:numFmt w:val="decimal"/>
+      <w:lvlText w:val="%6."/>
+      <w:lvlJc w:val="left"/>
+      <w:pPr>
+        <w:tabs>
+          <w:tab w:val="num" w:pos="4320"/>
+        </w:tabs>
+        <w:ind w:left="4320" w:hanging="360"/>
+      </w:pPr>
+    </w:lvl>
+    <w:lvl w:ilvl="6" w:tentative="1">
+      <w:start w:val="1"/>
+      <w:numFmt w:val="decimal"/>
+      <w:lvlText w:val="%7."/>
+      <w:lvlJc w:val="left"/>
+      <w:pPr>
+        <w:tabs>
+          <w:tab w:val="num" w:pos="5040"/>
+        </w:tabs>
+        <w:ind w:left="5040" w:hanging="360"/>
+      </w:pPr>
+    </w:lvl>
+    <w:lvl w:ilvl="7" w:tentative="1">
+      <w:start w:val="1"/>
+      <w:numFmt w:val="decimal"/>
+      <w:lvlText w:val="%8."/>
+      <w:lvlJc w:val="left"/>
+      <w:pPr>
+        <w:tabs>
+          <w:tab w:val="num" w:pos="5760"/>
+        </w:tabs>
+        <w:ind w:left="5760" w:hanging="360"/>
+      </w:pPr>
+    </w:lvl>
+    <w:lvl w:ilvl="8" w:tentative="1">
+      <w:start w:val="1"/>
+      <w:numFmt w:val="decimal"/>
+      <w:lvlText w:val="%9."/>
+      <w:lvlJc w:val="left"/>
+      <w:pPr>
+        <w:tabs>
+          <w:tab w:val="num" w:pos="6480"/>
+        </w:tabs>
+        <w:ind w:left="6480" w:hanging="360"/>
+      </w:pPr>
+    </w:lvl>
+  </w:abstractNum>
+  <w:abstractNum w:abstractNumId="9" w15:restartNumberingAfterBreak="0">
+    <w:nsid w:val="62EF42C7"/>
+    <w:multiLevelType w:val="multilevel"/>
+    <w:tmpl w:val="24147EFC"/>
+    <w:lvl w:ilvl="0">
+      <w:start w:val="1"/>
+      <w:numFmt w:val="bullet"/>
+      <w:lvlText w:val=""/>
+      <w:lvlJc w:val="left"/>
+      <w:pPr>
+        <w:tabs>
+          <w:tab w:val="num" w:pos="720"/>
+        </w:tabs>
+        <w:ind w:left="720" w:hanging="360"/>
+      </w:pPr>
+      <w:rPr>
+        <w:rFonts w:ascii="Symbol" w:hAnsi="Symbol" w:hint="default"/>
+        <w:sz w:val="20"/>
+      </w:rPr>
+    </w:lvl>
+    <w:lvl w:ilvl="1" w:tentative="1">
+      <w:start w:val="1"/>
+      <w:numFmt w:val="bullet"/>
+      <w:lvlText w:val="o"/>
+      <w:lvlJc w:val="left"/>
+      <w:pPr>
+        <w:tabs>
+          <w:tab w:val="num" w:pos="1440"/>
+        </w:tabs>
+        <w:ind w:left="1440" w:hanging="360"/>
+      </w:pPr>
+      <w:rPr>
+        <w:rFonts w:ascii="Courier New" w:hAnsi="Courier New" w:hint="default"/>
+        <w:sz w:val="20"/>
+      </w:rPr>
+    </w:lvl>
+    <w:lvl w:ilvl="2" w:tentative="1">
+      <w:start w:val="1"/>
+      <w:numFmt w:val="bullet"/>
+      <w:lvlText w:val=""/>
+      <w:lvlJc w:val="left"/>
+      <w:pPr>
+        <w:tabs>
+          <w:tab w:val="num" w:pos="2160"/>
+        </w:tabs>
+        <w:ind w:left="2160" w:hanging="360"/>
+      </w:pPr>
+      <w:rPr>
+        <w:rFonts w:ascii="Wingdings" w:hAnsi="Wingdings" w:hint="default"/>
+        <w:sz w:val="20"/>
+      </w:rPr>
+    </w:lvl>
+    <w:lvl w:ilvl="3" w:tentative="1">
+      <w:start w:val="1"/>
+      <w:numFmt w:val="bullet"/>
+      <w:lvlText w:val=""/>
+      <w:lvlJc w:val="left"/>
+      <w:pPr>
+        <w:tabs>
+          <w:tab w:val="num" w:pos="2880"/>
+        </w:tabs>
+        <w:ind w:left="2880" w:hanging="360"/>
+      </w:pPr>
+      <w:rPr>
+        <w:rFonts w:ascii="Wingdings" w:hAnsi="Wingdings" w:hint="default"/>
+        <w:sz w:val="20"/>
+      </w:rPr>
+    </w:lvl>
+    <w:lvl w:ilvl="4" w:tentative="1">
+      <w:start w:val="1"/>
+      <w:numFmt w:val="bullet"/>
+      <w:lvlText w:val=""/>
+      <w:lvlJc w:val="left"/>
+      <w:pPr>
+        <w:tabs>
+          <w:tab w:val="num" w:pos="3600"/>
+        </w:tabs>
+        <w:ind w:left="3600" w:hanging="360"/>
+      </w:pPr>
+      <w:rPr>
+        <w:rFonts w:ascii="Wingdings" w:hAnsi="Wingdings" w:hint="default"/>
+        <w:sz w:val="20"/>
+      </w:rPr>
+    </w:lvl>
+    <w:lvl w:ilvl="5" w:tentative="1">
+      <w:start w:val="1"/>
+      <w:numFmt w:val="bullet"/>
+      <w:lvlText w:val=""/>
+      <w:lvlJc w:val="left"/>
+      <w:pPr>
+        <w:tabs>
+          <w:tab w:val="num" w:pos="4320"/>
+        </w:tabs>
+        <w:ind w:left="4320" w:hanging="360"/>
+      </w:pPr>
+      <w:rPr>
+        <w:rFonts w:ascii="Wingdings" w:hAnsi="Wingdings" w:hint="default"/>
+        <w:sz w:val="20"/>
+      </w:rPr>
+    </w:lvl>
+    <w:lvl w:ilvl="6" w:tentative="1">
+      <w:start w:val="1"/>
+      <w:numFmt w:val="bullet"/>
+      <w:lvlText w:val=""/>
+      <w:lvlJc w:val="left"/>
+      <w:pPr>
+        <w:tabs>
+          <w:tab w:val="num" w:pos="5040"/>
+        </w:tabs>
+        <w:ind w:left="5040" w:hanging="360"/>
+      </w:pPr>
+      <w:rPr>
+        <w:rFonts w:ascii="Wingdings" w:hAnsi="Wingdings" w:hint="default"/>
+        <w:sz w:val="20"/>
+      </w:rPr>
+    </w:lvl>
+    <w:lvl w:ilvl="7" w:tentative="1">
+      <w:start w:val="1"/>
+      <w:numFmt w:val="bullet"/>
+      <w:lvlText w:val=""/>
+      <w:lvlJc w:val="left"/>
+      <w:pPr>
+        <w:tabs>
+          <w:tab w:val="num" w:pos="5760"/>
+        </w:tabs>
+        <w:ind w:left="5760" w:hanging="360"/>
+      </w:pPr>
+      <w:rPr>
+        <w:rFonts w:ascii="Wingdings" w:hAnsi="Wingdings" w:hint="default"/>
+        <w:sz w:val="20"/>
+      </w:rPr>
+    </w:lvl>
+    <w:lvl w:ilvl="8" w:tentative="1">
+      <w:start w:val="1"/>
+      <w:numFmt w:val="bullet"/>
+      <w:lvlText w:val=""/>
+      <w:lvlJc w:val="left"/>
+      <w:pPr>
+        <w:tabs>
+          <w:tab w:val="num" w:pos="6480"/>
+        </w:tabs>
+        <w:ind w:left="6480" w:hanging="360"/>
+      </w:pPr>
+      <w:rPr>
+        <w:rFonts w:ascii="Wingdings" w:hAnsi="Wingdings" w:hint="default"/>
+        <w:sz w:val="20"/>
+      </w:rPr>
+    </w:lvl>
+  </w:abstractNum>
+  <w:abstractNum w:abstractNumId="10" w15:restartNumberingAfterBreak="0">
+    <w:nsid w:val="67AA293D"/>
+    <w:multiLevelType w:val="multilevel"/>
+    <w:tmpl w:val="7E68FAC0"/>
+    <w:lvl w:ilvl="0">
+      <w:start w:val="1"/>
+      <w:numFmt w:val="bullet"/>
+      <w:lvlText w:val=""/>
+      <w:lvlJc w:val="left"/>
+      <w:pPr>
+        <w:tabs>
+          <w:tab w:val="num" w:pos="720"/>
+        </w:tabs>
+        <w:ind w:left="720" w:hanging="360"/>
+      </w:pPr>
+      <w:rPr>
+        <w:rFonts w:ascii="Symbol" w:hAnsi="Symbol" w:hint="default"/>
+        <w:sz w:val="20"/>
+      </w:rPr>
+    </w:lvl>
+    <w:lvl w:ilvl="1" w:tentative="1">
+      <w:start w:val="1"/>
+      <w:numFmt w:val="bullet"/>
+      <w:lvlText w:val="o"/>
+      <w:lvlJc w:val="left"/>
+      <w:pPr>
+        <w:tabs>
+          <w:tab w:val="num" w:pos="1440"/>
+        </w:tabs>
+        <w:ind w:left="1440" w:hanging="360"/>
+      </w:pPr>
+      <w:rPr>
+        <w:rFonts w:ascii="Courier New" w:hAnsi="Courier New" w:hint="default"/>
+        <w:sz w:val="20"/>
+      </w:rPr>
+    </w:lvl>
+    <w:lvl w:ilvl="2" w:tentative="1">
+      <w:start w:val="1"/>
+      <w:numFmt w:val="bullet"/>
+      <w:lvlText w:val=""/>
+      <w:lvlJc w:val="left"/>
+      <w:pPr>
+        <w:tabs>
+          <w:tab w:val="num" w:pos="2160"/>
+        </w:tabs>
+        <w:ind w:left="2160" w:hanging="360"/>
+      </w:pPr>
+      <w:rPr>
+        <w:rFonts w:ascii="Wingdings" w:hAnsi="Wingdings" w:hint="default"/>
+        <w:sz w:val="20"/>
+      </w:rPr>
+    </w:lvl>
+    <w:lvl w:ilvl="3" w:tentative="1">
+      <w:start w:val="1"/>
+      <w:numFmt w:val="bullet"/>
+      <w:lvlText w:val=""/>
+      <w:lvlJc w:val="left"/>
+      <w:pPr>
+        <w:tabs>
+          <w:tab w:val="num" w:pos="2880"/>
+        </w:tabs>
+        <w:ind w:left="2880" w:hanging="360"/>
+      </w:pPr>
+      <w:rPr>
+        <w:rFonts w:ascii="Wingdings" w:hAnsi="Wingdings" w:hint="default"/>
+        <w:sz w:val="20"/>
+      </w:rPr>
+    </w:lvl>
+    <w:lvl w:ilvl="4" w:tentative="1">
+      <w:start w:val="1"/>
+      <w:numFmt w:val="bullet"/>
+      <w:lvlText w:val=""/>
+      <w:lvlJc w:val="left"/>
+      <w:pPr>
+        <w:tabs>
+          <w:tab w:val="num" w:pos="3600"/>
+        </w:tabs>
+        <w:ind w:left="3600" w:hanging="360"/>
+      </w:pPr>
+      <w:rPr>
+        <w:rFonts w:ascii="Wingdings" w:hAnsi="Wingdings" w:hint="default"/>
+        <w:sz w:val="20"/>
+      </w:rPr>
+    </w:lvl>
+    <w:lvl w:ilvl="5" w:tentative="1">
+      <w:start w:val="1"/>
+      <w:numFmt w:val="bullet"/>
+      <w:lvlText w:val=""/>
+      <w:lvlJc w:val="left"/>
+      <w:pPr>
+        <w:tabs>
+          <w:tab w:val="num" w:pos="4320"/>
+        </w:tabs>
+        <w:ind w:left="4320" w:hanging="360"/>
+      </w:pPr>
+      <w:rPr>
+        <w:rFonts w:ascii="Wingdings" w:hAnsi="Wingdings" w:hint="default"/>
+        <w:sz w:val="20"/>
+      </w:rPr>
+    </w:lvl>
+    <w:lvl w:ilvl="6" w:tentative="1">
+      <w:start w:val="1"/>
+      <w:numFmt w:val="bullet"/>
+      <w:lvlText w:val=""/>
+      <w:lvlJc w:val="left"/>
+      <w:pPr>
+        <w:tabs>
+          <w:tab w:val="num" w:pos="5040"/>
+        </w:tabs>
+        <w:ind w:left="5040" w:hanging="360"/>
+      </w:pPr>
+      <w:rPr>
+        <w:rFonts w:ascii="Wingdings" w:hAnsi="Wingdings" w:hint="default"/>
+        <w:sz w:val="20"/>
+      </w:rPr>
+    </w:lvl>
+    <w:lvl w:ilvl="7" w:tentative="1">
+      <w:start w:val="1"/>
+      <w:numFmt w:val="bullet"/>
+      <w:lvlText w:val=""/>
+      <w:lvlJc w:val="left"/>
+      <w:pPr>
+        <w:tabs>
+          <w:tab w:val="num" w:pos="5760"/>
+        </w:tabs>
+        <w:ind w:left="5760" w:hanging="360"/>
+      </w:pPr>
+      <w:rPr>
+        <w:rFonts w:ascii="Wingdings" w:hAnsi="Wingdings" w:hint="default"/>
+        <w:sz w:val="20"/>
+      </w:rPr>
+    </w:lvl>
+    <w:lvl w:ilvl="8" w:tentative="1">
+      <w:start w:val="1"/>
+      <w:numFmt w:val="bullet"/>
+      <w:lvlText w:val=""/>
+      <w:lvlJc w:val="left"/>
+      <w:pPr>
+        <w:tabs>
+          <w:tab w:val="num" w:pos="6480"/>
+        </w:tabs>
+        <w:ind w:left="6480" w:hanging="360"/>
+      </w:pPr>
+      <w:rPr>
+        <w:rFonts w:ascii="Wingdings" w:hAnsi="Wingdings" w:hint="default"/>
+        <w:sz w:val="20"/>
+      </w:rPr>
+    </w:lvl>
+  </w:abstractNum>
+  <w:abstractNum w:abstractNumId="11" w15:restartNumberingAfterBreak="0">
     <w:nsid w:val="71034080"/>
     <w:multiLevelType w:val="multilevel"/>
     <w:tmpl w:val="5F18AAD4"/>
@@ -16307,7 +19193,156 @@
       </w:rPr>
     </w:lvl>
   </w:abstractNum>
-  <w:abstractNum w:abstractNumId="4" w15:restartNumberingAfterBreak="0">
+  <w:abstractNum w:abstractNumId="12" w15:restartNumberingAfterBreak="0">
+    <w:nsid w:val="7819320A"/>
+    <w:multiLevelType w:val="multilevel"/>
+    <w:tmpl w:val="D2CA3C9A"/>
+    <w:lvl w:ilvl="0">
+      <w:start w:val="1"/>
+      <w:numFmt w:val="bullet"/>
+      <w:lvlText w:val=""/>
+      <w:lvlJc w:val="left"/>
+      <w:pPr>
+        <w:tabs>
+          <w:tab w:val="num" w:pos="720"/>
+        </w:tabs>
+        <w:ind w:left="720" w:hanging="360"/>
+      </w:pPr>
+      <w:rPr>
+        <w:rFonts w:ascii="Symbol" w:hAnsi="Symbol" w:hint="default"/>
+        <w:sz w:val="20"/>
+      </w:rPr>
+    </w:lvl>
+    <w:lvl w:ilvl="1" w:tentative="1">
+      <w:start w:val="1"/>
+      <w:numFmt w:val="bullet"/>
+      <w:lvlText w:val="o"/>
+      <w:lvlJc w:val="left"/>
+      <w:pPr>
+        <w:tabs>
+          <w:tab w:val="num" w:pos="1440"/>
+        </w:tabs>
+        <w:ind w:left="1440" w:hanging="360"/>
+      </w:pPr>
+      <w:rPr>
+        <w:rFonts w:ascii="Courier New" w:hAnsi="Courier New" w:hint="default"/>
+        <w:sz w:val="20"/>
+      </w:rPr>
+    </w:lvl>
+    <w:lvl w:ilvl="2" w:tentative="1">
+      <w:start w:val="1"/>
+      <w:numFmt w:val="bullet"/>
+      <w:lvlText w:val=""/>
+      <w:lvlJc w:val="left"/>
+      <w:pPr>
+        <w:tabs>
+          <w:tab w:val="num" w:pos="2160"/>
+        </w:tabs>
+        <w:ind w:left="2160" w:hanging="360"/>
+      </w:pPr>
+      <w:rPr>
+        <w:rFonts w:ascii="Wingdings" w:hAnsi="Wingdings" w:hint="default"/>
+        <w:sz w:val="20"/>
+      </w:rPr>
+    </w:lvl>
+    <w:lvl w:ilvl="3" w:tentative="1">
+      <w:start w:val="1"/>
+      <w:numFmt w:val="bullet"/>
+      <w:lvlText w:val=""/>
+      <w:lvlJc w:val="left"/>
+      <w:pPr>
+        <w:tabs>
+          <w:tab w:val="num" w:pos="2880"/>
+        </w:tabs>
+        <w:ind w:left="2880" w:hanging="360"/>
+      </w:pPr>
+      <w:rPr>
+        <w:rFonts w:ascii="Wingdings" w:hAnsi="Wingdings" w:hint="default"/>
+        <w:sz w:val="20"/>
+      </w:rPr>
+    </w:lvl>
+    <w:lvl w:ilvl="4" w:tentative="1">
+      <w:start w:val="1"/>
+      <w:numFmt w:val="bullet"/>
+      <w:lvlText w:val=""/>
+      <w:lvlJc w:val="left"/>
+      <w:pPr>
+        <w:tabs>
+          <w:tab w:val="num" w:pos="3600"/>
+        </w:tabs>
+        <w:ind w:left="3600" w:hanging="360"/>
+      </w:pPr>
+      <w:rPr>
+        <w:rFonts w:ascii="Wingdings" w:hAnsi="Wingdings" w:hint="default"/>
+        <w:sz w:val="20"/>
+      </w:rPr>
+    </w:lvl>
+    <w:lvl w:ilvl="5" w:tentative="1">
+      <w:start w:val="1"/>
+      <w:numFmt w:val="bullet"/>
+      <w:lvlText w:val=""/>
+      <w:lvlJc w:val="left"/>
+      <w:pPr>
+        <w:tabs>
+          <w:tab w:val="num" w:pos="4320"/>
+        </w:tabs>
+        <w:ind w:left="4320" w:hanging="360"/>
+      </w:pPr>
+      <w:rPr>
+        <w:rFonts w:ascii="Wingdings" w:hAnsi="Wingdings" w:hint="default"/>
+        <w:sz w:val="20"/>
+      </w:rPr>
+    </w:lvl>
+    <w:lvl w:ilvl="6" w:tentative="1">
+      <w:start w:val="1"/>
+      <w:numFmt w:val="bullet"/>
+      <w:lvlText w:val=""/>
+      <w:lvlJc w:val="left"/>
+      <w:pPr>
+        <w:tabs>
+          <w:tab w:val="num" w:pos="5040"/>
+        </w:tabs>
+        <w:ind w:left="5040" w:hanging="360"/>
+      </w:pPr>
+      <w:rPr>
+        <w:rFonts w:ascii="Wingdings" w:hAnsi="Wingdings" w:hint="default"/>
+        <w:sz w:val="20"/>
+      </w:rPr>
+    </w:lvl>
+    <w:lvl w:ilvl="7" w:tentative="1">
+      <w:start w:val="1"/>
+      <w:numFmt w:val="bullet"/>
+      <w:lvlText w:val=""/>
+      <w:lvlJc w:val="left"/>
+      <w:pPr>
+        <w:tabs>
+          <w:tab w:val="num" w:pos="5760"/>
+        </w:tabs>
+        <w:ind w:left="5760" w:hanging="360"/>
+      </w:pPr>
+      <w:rPr>
+        <w:rFonts w:ascii="Wingdings" w:hAnsi="Wingdings" w:hint="default"/>
+        <w:sz w:val="20"/>
+      </w:rPr>
+    </w:lvl>
+    <w:lvl w:ilvl="8" w:tentative="1">
+      <w:start w:val="1"/>
+      <w:numFmt w:val="bullet"/>
+      <w:lvlText w:val=""/>
+      <w:lvlJc w:val="left"/>
+      <w:pPr>
+        <w:tabs>
+          <w:tab w:val="num" w:pos="6480"/>
+        </w:tabs>
+        <w:ind w:left="6480" w:hanging="360"/>
+      </w:pPr>
+      <w:rPr>
+        <w:rFonts w:ascii="Wingdings" w:hAnsi="Wingdings" w:hint="default"/>
+        <w:sz w:val="20"/>
+      </w:rPr>
+    </w:lvl>
+  </w:abstractNum>
+  <w:abstractNum w:abstractNumId="13" w15:restartNumberingAfterBreak="0">
     <w:nsid w:val="7EC11887"/>
     <w:multiLevelType w:val="hybridMultilevel"/>
     <w:tmpl w:val="5D8A02E4"/>
@@ -16397,19 +19432,46 @@
     </w:lvl>
   </w:abstractNum>
   <w:num w:numId="1" w16cid:durableId="795756660">
-    <w:abstractNumId w:val="0"/>
+    <w:abstractNumId w:val="1"/>
   </w:num>
   <w:num w:numId="2" w16cid:durableId="1473712868">
+    <w:abstractNumId w:val="6"/>
+  </w:num>
+  <w:num w:numId="3" w16cid:durableId="27999551">
+    <w:abstractNumId w:val="11"/>
+  </w:num>
+  <w:num w:numId="4" w16cid:durableId="1957523361">
+    <w:abstractNumId w:val="13"/>
+  </w:num>
+  <w:num w:numId="5" w16cid:durableId="1955481792">
+    <w:abstractNumId w:val="3"/>
+  </w:num>
+  <w:num w:numId="6" w16cid:durableId="1390307516">
+    <w:abstractNumId w:val="8"/>
+  </w:num>
+  <w:num w:numId="7" w16cid:durableId="1819764736">
+    <w:abstractNumId w:val="4"/>
+  </w:num>
+  <w:num w:numId="8" w16cid:durableId="625812794">
+    <w:abstractNumId w:val="10"/>
+  </w:num>
+  <w:num w:numId="9" w16cid:durableId="41249027">
+    <w:abstractNumId w:val="9"/>
+  </w:num>
+  <w:num w:numId="10" w16cid:durableId="847258114">
+    <w:abstractNumId w:val="12"/>
+  </w:num>
+  <w:num w:numId="11" w16cid:durableId="647591206">
+    <w:abstractNumId w:val="7"/>
+  </w:num>
+  <w:num w:numId="12" w16cid:durableId="801505798">
+    <w:abstractNumId w:val="5"/>
+  </w:num>
+  <w:num w:numId="13" w16cid:durableId="184641526">
     <w:abstractNumId w:val="2"/>
   </w:num>
-  <w:num w:numId="3" w16cid:durableId="27999551">
-    <w:abstractNumId w:val="3"/>
-  </w:num>
-  <w:num w:numId="4" w16cid:durableId="1957523361">
-    <w:abstractNumId w:val="4"/>
-  </w:num>
-  <w:num w:numId="5" w16cid:durableId="1955481792">
-    <w:abstractNumId w:val="1"/>
+  <w:num w:numId="14" w16cid:durableId="2031494406">
+    <w:abstractNumId w:val="0"/>
   </w:num>
 </w:numbering>
 </file>
@@ -16419,7 +19481,7 @@
   <w:docDefaults>
     <w:rPrDefault>
       <w:rPr>
-        <w:rFonts w:asciiTheme="minorHAnsi" w:eastAsiaTheme="minorHAnsi" w:hAnsiTheme="minorHAnsi" w:cstheme="minorBidi"/>
+        <w:rFonts w:asciiTheme="minorHAnsi" w:eastAsia="宋体" w:hAnsiTheme="minorHAnsi" w:cstheme="minorBidi"/>
         <w:sz w:val="22"/>
         <w:szCs w:val="22"/>
         <w:lang w:val="en-US" w:eastAsia="en-US" w:bidi="ar-SA"/>
@@ -16814,8 +19876,11 @@
   <w:style w:type="paragraph" w:default="1" w:styleId="Normal">
     <w:name w:val="Normal"/>
     <w:qFormat/>
+    <w:rsid w:val="00E85F95"/>
     <w:rPr>
       <w:rFonts w:ascii="Calibri" w:eastAsia="Calibri" w:hAnsi="Calibri" w:cs="Calibri"/>
+      <w:color w:val="000000" w:themeColor="text1"/>
+      <w:sz w:val="24"/>
       <w:lang w:val="es-ES"/>
     </w:rPr>
   </w:style>
@@ -16833,6 +19898,49 @@
       <w:bCs/>
       <w:sz w:val="49"/>
       <w:szCs w:val="49"/>
+    </w:rPr>
+  </w:style>
+  <w:style w:type="paragraph" w:styleId="Ttulo2">
+    <w:name w:val="heading 2"/>
+    <w:basedOn w:val="Normal"/>
+    <w:next w:val="Normal"/>
+    <w:link w:val="Ttulo2Car"/>
+    <w:uiPriority w:val="9"/>
+    <w:unhideWhenUsed/>
+    <w:qFormat/>
+    <w:rsid w:val="00764031"/>
+    <w:pPr>
+      <w:keepNext/>
+      <w:keepLines/>
+      <w:spacing w:before="40"/>
+      <w:outlineLvl w:val="1"/>
+    </w:pPr>
+    <w:rPr>
+      <w:rFonts w:asciiTheme="majorHAnsi" w:eastAsiaTheme="majorEastAsia" w:hAnsiTheme="majorHAnsi" w:cstheme="majorBidi"/>
+      <w:color w:val="365F91" w:themeColor="accent1" w:themeShade="BF"/>
+      <w:sz w:val="26"/>
+      <w:szCs w:val="26"/>
+    </w:rPr>
+  </w:style>
+  <w:style w:type="paragraph" w:styleId="Ttulo3">
+    <w:name w:val="heading 3"/>
+    <w:basedOn w:val="Normal"/>
+    <w:next w:val="Normal"/>
+    <w:link w:val="Ttulo3Car"/>
+    <w:uiPriority w:val="9"/>
+    <w:unhideWhenUsed/>
+    <w:qFormat/>
+    <w:rsid w:val="00764031"/>
+    <w:pPr>
+      <w:keepNext/>
+      <w:keepLines/>
+      <w:spacing w:before="40"/>
+      <w:outlineLvl w:val="2"/>
+    </w:pPr>
+    <w:rPr>
+      <w:rFonts w:asciiTheme="majorHAnsi" w:eastAsiaTheme="majorEastAsia" w:hAnsiTheme="majorHAnsi" w:cstheme="majorBidi"/>
+      <w:color w:val="243F60" w:themeColor="accent1" w:themeShade="7F"/>
+      <w:szCs w:val="24"/>
     </w:rPr>
   </w:style>
   <w:style w:type="paragraph" w:styleId="Ttulo4">
@@ -16994,6 +20102,60 @@
       <w:iCs/>
       <w:color w:val="365F91" w:themeColor="accent1" w:themeShade="BF"/>
       <w:lang w:val="es-ES"/>
+    </w:rPr>
+  </w:style>
+  <w:style w:type="character" w:customStyle="1" w:styleId="Ttulo2Car">
+    <w:name w:val="Título 2 Car"/>
+    <w:basedOn w:val="Fuentedeprrafopredeter"/>
+    <w:link w:val="Ttulo2"/>
+    <w:uiPriority w:val="9"/>
+    <w:rsid w:val="00764031"/>
+    <w:rPr>
+      <w:rFonts w:asciiTheme="majorHAnsi" w:eastAsiaTheme="majorEastAsia" w:hAnsiTheme="majorHAnsi" w:cstheme="majorBidi"/>
+      <w:color w:val="365F91" w:themeColor="accent1" w:themeShade="BF"/>
+      <w:sz w:val="26"/>
+      <w:szCs w:val="26"/>
+      <w:lang w:val="es-ES"/>
+    </w:rPr>
+  </w:style>
+  <w:style w:type="character" w:customStyle="1" w:styleId="Ttulo3Car">
+    <w:name w:val="Título 3 Car"/>
+    <w:basedOn w:val="Fuentedeprrafopredeter"/>
+    <w:link w:val="Ttulo3"/>
+    <w:uiPriority w:val="9"/>
+    <w:rsid w:val="00764031"/>
+    <w:rPr>
+      <w:rFonts w:asciiTheme="majorHAnsi" w:eastAsiaTheme="majorEastAsia" w:hAnsiTheme="majorHAnsi" w:cstheme="majorBidi"/>
+      <w:color w:val="243F60" w:themeColor="accent1" w:themeShade="7F"/>
+      <w:sz w:val="24"/>
+      <w:szCs w:val="24"/>
+      <w:lang w:val="es-ES"/>
+    </w:rPr>
+  </w:style>
+  <w:style w:type="paragraph" w:styleId="Sinespaciado">
+    <w:name w:val="No Spacing"/>
+    <w:uiPriority w:val="1"/>
+    <w:qFormat/>
+    <w:rsid w:val="00CE0380"/>
+    <w:rPr>
+      <w:rFonts w:ascii="Calibri" w:eastAsia="Calibri" w:hAnsi="Calibri" w:cs="Calibri"/>
+      <w:color w:val="000000" w:themeColor="text1"/>
+      <w:sz w:val="24"/>
+      <w:lang w:val="es-ES"/>
+    </w:rPr>
+  </w:style>
+  <w:style w:type="character" w:styleId="nfasisintenso">
+    <w:name w:val="Intense Emphasis"/>
+    <w:basedOn w:val="Fuentedeprrafopredeter"/>
+    <w:uiPriority w:val="21"/>
+    <w:qFormat/>
+    <w:rsid w:val="00CE0380"/>
+    <w:rPr>
+      <w:rFonts w:asciiTheme="minorHAnsi" w:hAnsiTheme="minorHAnsi"/>
+      <w:i/>
+      <w:iCs/>
+      <w:color w:val="4F81BD" w:themeColor="accent1"/>
+      <w:sz w:val="16"/>
     </w:rPr>
   </w:style>
 </w:styles>
